--- a/1_Принципы_ООП/Макарчук_1_Принципы_ООП.docx
+++ b/1_Принципы_ООП/Макарчук_1_Принципы_ООП.docx
@@ -1,6 +1,6 @@
 
 <file path=word/document.xml><?xml version="1.0" encoding="utf-8"?>
-<w:document xmlns:wpc="http://schemas.microsoft.com/office/word/2010/wordprocessingCanvas" xmlns:cx="http://schemas.microsoft.com/office/drawing/2014/chartex" xmlns:cx1="http://schemas.microsoft.com/office/drawing/2015/9/8/chartex" xmlns:cx2="http://schemas.microsoft.com/office/drawing/2015/10/21/chartex" xmlns:cx3="http://schemas.microsoft.com/office/drawing/2016/5/9/chartex" xmlns:cx4="http://schemas.microsoft.com/office/drawing/2016/5/10/chartex" xmlns:cx5="http://schemas.microsoft.com/office/drawing/2016/5/11/chartex" xmlns:cx6="http://schemas.microsoft.com/office/drawing/2016/5/12/chartex" xmlns:cx7="http://schemas.microsoft.com/office/drawing/2016/5/13/chartex" xmlns:cx8="http://schemas.microsoft.com/office/drawing/2016/5/14/chartex" xmlns:mc="http://schemas.openxmlformats.org/markup-compatibility/2006" xmlns:aink="http://schemas.microsoft.com/office/drawing/2016/ink" xmlns:am3d="http://schemas.microsoft.com/office/drawing/2017/model3d" xmlns:o="urn:schemas-microsoft-com:office:office" xmlns:oel="http://schemas.microsoft.com/office/2019/extlst" xmlns:r="http://schemas.openxmlformats.org/officeDocument/2006/relationships" xmlns:m="http://schemas.openxmlformats.org/officeDocument/2006/math" xmlns:v="urn:schemas-microsoft-com:vml" xmlns:wp14="http://schemas.microsoft.com/office/word/2010/wordprocessingDrawing" xmlns:wp="http://schemas.openxmlformats.org/drawingml/2006/wordprocessingDrawing" xmlns:w10="urn:schemas-microsoft-com:office:word" xmlns:w="http://schemas.openxmlformats.org/wordprocessingml/2006/main" xmlns:w14="http://schemas.microsoft.com/office/word/2010/wordml" xmlns:w15="http://schemas.microsoft.com/office/word/2012/wordml" xmlns:w16cex="http://schemas.microsoft.com/office/word/2018/wordml/cex" xmlns:w16cid="http://schemas.microsoft.com/office/word/2016/wordml/cid" xmlns:w16="http://schemas.microsoft.com/office/word/2018/wordml" xmlns:w16sdtdh="http://schemas.microsoft.com/office/word/2020/wordml/sdtdatahash" xmlns:w16se="http://schemas.microsoft.com/office/word/2015/wordml/symex" xmlns:wpg="http://schemas.microsoft.com/office/word/2010/wordprocessingGroup" xmlns:wpi="http://schemas.microsoft.com/office/word/2010/wordprocessingInk" xmlns:wne="http://schemas.microsoft.com/office/word/2006/wordml" xmlns:wps="http://schemas.microsoft.com/office/word/2010/wordprocessingShape" mc:Ignorable="w14 w15 w16se w16cid w16 w16cex w16sdtdh wp14">
+<w:document xmlns:wpc="http://schemas.microsoft.com/office/word/2010/wordprocessingCanvas" xmlns:cx="http://schemas.microsoft.com/office/drawing/2014/chartex" xmlns:cx1="http://schemas.microsoft.com/office/drawing/2015/9/8/chartex" xmlns:cx2="http://schemas.microsoft.com/office/drawing/2015/10/21/chartex" xmlns:cx3="http://schemas.microsoft.com/office/drawing/2016/5/9/chartex" xmlns:cx4="http://schemas.microsoft.com/office/drawing/2016/5/10/chartex" xmlns:cx5="http://schemas.microsoft.com/office/drawing/2016/5/11/chartex" xmlns:cx6="http://schemas.microsoft.com/office/drawing/2016/5/12/chartex" xmlns:cx7="http://schemas.microsoft.com/office/drawing/2016/5/13/chartex" xmlns:cx8="http://schemas.microsoft.com/office/drawing/2016/5/14/chartex" xmlns:mc="http://schemas.openxmlformats.org/markup-compatibility/2006" xmlns:aink="http://schemas.microsoft.com/office/drawing/2016/ink" xmlns:am3d="http://schemas.microsoft.com/office/drawing/2017/model3d" xmlns:o="urn:schemas-microsoft-com:office:office" xmlns:oel="http://schemas.microsoft.com/office/2019/extlst" xmlns:r="http://schemas.openxmlformats.org/officeDocument/2006/relationships" xmlns:m="http://schemas.openxmlformats.org/officeDocument/2006/math" xmlns:v="urn:schemas-microsoft-com:vml" xmlns:wp14="http://schemas.microsoft.com/office/word/2010/wordprocessingDrawing" xmlns:wp="http://schemas.openxmlformats.org/drawingml/2006/wordprocessingDrawing" xmlns:w10="urn:schemas-microsoft-com:office:word" xmlns:w="http://schemas.openxmlformats.org/wordprocessingml/2006/main" xmlns:w14="http://schemas.microsoft.com/office/word/2010/wordml" xmlns:w15="http://schemas.microsoft.com/office/word/2012/wordml" xmlns:w16cex="http://schemas.microsoft.com/office/word/2018/wordml/cex" xmlns:w16cid="http://schemas.microsoft.com/office/word/2016/wordml/cid" xmlns:w16="http://schemas.microsoft.com/office/word/2018/wordml" xmlns:w16du="http://schemas.microsoft.com/office/word/2023/wordml/word16du" xmlns:w16sdtdh="http://schemas.microsoft.com/office/word/2020/wordml/sdtdatahash" xmlns:w16sdtfl="http://schemas.microsoft.com/office/word/2024/wordml/sdtformatlock" xmlns:w16se="http://schemas.microsoft.com/office/word/2015/wordml/symex" xmlns:wpg="http://schemas.microsoft.com/office/word/2010/wordprocessingGroup" xmlns:wpi="http://schemas.microsoft.com/office/word/2010/wordprocessingInk" xmlns:wne="http://schemas.microsoft.com/office/word/2006/wordml" xmlns:wps="http://schemas.microsoft.com/office/word/2010/wordprocessingShape" mc:Ignorable="w14 w15 w16se w16cid w16 w16cex w16sdtdh w16sdtfl w16du wp14">
   <w:body>
     <w:p>
       <w:pPr>
@@ -182,6 +182,7 @@
           <w:color w:val="000000"/>
           <w:sz w:val="28"/>
           <w:szCs w:val="28"/>
+          <w:lang w:val="en-US"/>
         </w:rPr>
       </w:pPr>
       <w:r>
@@ -190,7 +191,33 @@
           <w:sz w:val="28"/>
           <w:szCs w:val="28"/>
         </w:rPr>
-        <w:t>Листинг программы:</w:t>
+        <w:t>Листинг</w:t>
+      </w:r>
+      <w:r>
+        <w:rPr>
+          <w:color w:val="000000"/>
+          <w:sz w:val="28"/>
+          <w:szCs w:val="28"/>
+          <w:lang w:val="en-US"/>
+        </w:rPr>
+        <w:t xml:space="preserve"> </w:t>
+      </w:r>
+      <w:r>
+        <w:rPr>
+          <w:color w:val="000000"/>
+          <w:sz w:val="28"/>
+          <w:szCs w:val="28"/>
+        </w:rPr>
+        <w:t>программы</w:t>
+      </w:r>
+      <w:r>
+        <w:rPr>
+          <w:color w:val="000000"/>
+          <w:sz w:val="28"/>
+          <w:szCs w:val="28"/>
+          <w:lang w:val="en-US"/>
+        </w:rPr>
+        <w:t>:</w:t>
       </w:r>
     </w:p>
     <w:p>
@@ -310,6 +337,7 @@
           <w:color w:val="000000" w:themeColor="text1"/>
           <w:sz w:val="28"/>
           <w:szCs w:val="28"/>
+          <w:lang w:val="en-US"/>
         </w:rPr>
       </w:pPr>
       <w:r>
@@ -326,6 +354,7 @@
           <w:color w:val="000000" w:themeColor="text1"/>
           <w:sz w:val="28"/>
           <w:szCs w:val="28"/>
+          <w:lang w:val="en-US"/>
         </w:rPr>
         <w:t>{</w:t>
       </w:r>
@@ -339,13 +368,15 @@
           <w:color w:val="000000" w:themeColor="text1"/>
           <w:sz w:val="28"/>
           <w:szCs w:val="28"/>
-        </w:rPr>
-      </w:pPr>
-      <w:r>
-        <w:rPr>
-          <w:color w:val="000000" w:themeColor="text1"/>
-          <w:sz w:val="28"/>
-          <w:szCs w:val="28"/>
+          <w:lang w:val="en-US"/>
+        </w:rPr>
+      </w:pPr>
+      <w:r>
+        <w:rPr>
+          <w:color w:val="000000" w:themeColor="text1"/>
+          <w:sz w:val="28"/>
+          <w:szCs w:val="28"/>
+          <w:lang w:val="en-US"/>
         </w:rPr>
         <w:t xml:space="preserve">        </w:t>
       </w:r>
@@ -363,6 +394,7 @@
           <w:color w:val="000000" w:themeColor="text1"/>
           <w:sz w:val="28"/>
           <w:szCs w:val="28"/>
+          <w:lang w:val="en-US"/>
         </w:rPr>
         <w:t>.</w:t>
       </w:r>
@@ -380,8 +412,77 @@
           <w:color w:val="000000" w:themeColor="text1"/>
           <w:sz w:val="28"/>
           <w:szCs w:val="28"/>
-        </w:rPr>
-        <w:t>("Введите кол-во килограммов - ");</w:t>
+          <w:lang w:val="en-US"/>
+        </w:rPr>
+        <w:t>("</w:t>
+      </w:r>
+      <w:r>
+        <w:rPr>
+          <w:color w:val="000000" w:themeColor="text1"/>
+          <w:sz w:val="28"/>
+          <w:szCs w:val="28"/>
+        </w:rPr>
+        <w:t>Введите</w:t>
+      </w:r>
+      <w:r>
+        <w:rPr>
+          <w:color w:val="000000" w:themeColor="text1"/>
+          <w:sz w:val="28"/>
+          <w:szCs w:val="28"/>
+          <w:lang w:val="en-US"/>
+        </w:rPr>
+        <w:t xml:space="preserve"> </w:t>
+      </w:r>
+      <w:r>
+        <w:rPr>
+          <w:color w:val="000000" w:themeColor="text1"/>
+          <w:sz w:val="28"/>
+          <w:szCs w:val="28"/>
+        </w:rPr>
+        <w:t>кол</w:t>
+      </w:r>
+      <w:r>
+        <w:rPr>
+          <w:color w:val="000000" w:themeColor="text1"/>
+          <w:sz w:val="28"/>
+          <w:szCs w:val="28"/>
+          <w:lang w:val="en-US"/>
+        </w:rPr>
+        <w:t>-</w:t>
+      </w:r>
+      <w:r>
+        <w:rPr>
+          <w:color w:val="000000" w:themeColor="text1"/>
+          <w:sz w:val="28"/>
+          <w:szCs w:val="28"/>
+        </w:rPr>
+        <w:t>во</w:t>
+      </w:r>
+      <w:r>
+        <w:rPr>
+          <w:color w:val="000000" w:themeColor="text1"/>
+          <w:sz w:val="28"/>
+          <w:szCs w:val="28"/>
+          <w:lang w:val="en-US"/>
+        </w:rPr>
+        <w:t xml:space="preserve"> </w:t>
+      </w:r>
+      <w:r>
+        <w:rPr>
+          <w:color w:val="000000" w:themeColor="text1"/>
+          <w:sz w:val="28"/>
+          <w:szCs w:val="28"/>
+        </w:rPr>
+        <w:t>килограммов</w:t>
+      </w:r>
+      <w:r>
+        <w:rPr>
+          <w:color w:val="000000" w:themeColor="text1"/>
+          <w:sz w:val="28"/>
+          <w:szCs w:val="28"/>
+          <w:lang w:val="en-US"/>
+        </w:rPr>
+        <w:t xml:space="preserve"> - ");</w:t>
       </w:r>
     </w:p>
     <w:p>
@@ -401,6 +502,7 @@
           <w:color w:val="000000" w:themeColor="text1"/>
           <w:sz w:val="28"/>
           <w:szCs w:val="28"/>
+          <w:lang w:val="en-US"/>
         </w:rPr>
         <w:t xml:space="preserve">        </w:t>
       </w:r>
@@ -1212,6 +1314,7 @@
           <w:color w:val="000000" w:themeColor="text1"/>
           <w:sz w:val="28"/>
           <w:szCs w:val="28"/>
+          <w:lang w:val="en-US"/>
         </w:rPr>
       </w:pPr>
       <w:r>
@@ -1227,6 +1330,7 @@
           <w:color w:val="000000" w:themeColor="text1"/>
           <w:sz w:val="28"/>
           <w:szCs w:val="28"/>
+          <w:lang w:val="en-US"/>
         </w:rPr>
         <w:t xml:space="preserve"> </w:t>
       </w:r>
@@ -1243,6 +1347,7 @@
           <w:color w:val="000000" w:themeColor="text1"/>
           <w:sz w:val="28"/>
           <w:szCs w:val="28"/>
+          <w:lang w:val="en-US"/>
         </w:rPr>
         <w:t>:</w:t>
       </w:r>
@@ -1257,13 +1362,15 @@
           <w:color w:val="000000" w:themeColor="text1"/>
           <w:sz w:val="28"/>
           <w:szCs w:val="28"/>
-        </w:rPr>
-      </w:pPr>
-      <w:r>
-        <w:rPr>
-          <w:color w:val="000000" w:themeColor="text1"/>
-          <w:sz w:val="28"/>
-          <w:szCs w:val="28"/>
+          <w:lang w:val="en-US"/>
+        </w:rPr>
+      </w:pPr>
+      <w:r>
+        <w:rPr>
+          <w:color w:val="000000" w:themeColor="text1"/>
+          <w:sz w:val="28"/>
+          <w:szCs w:val="28"/>
+          <w:lang w:val="en-US"/>
         </w:rPr>
         <w:t xml:space="preserve"> </w:t>
       </w:r>
@@ -1281,6 +1388,7 @@
           <w:color w:val="000000" w:themeColor="text1"/>
           <w:sz w:val="28"/>
           <w:szCs w:val="28"/>
+          <w:lang w:val="en-US"/>
         </w:rPr>
         <w:t xml:space="preserve"> </w:t>
       </w:r>
@@ -1304,13 +1412,15 @@
           <w:color w:val="000000" w:themeColor="text1"/>
           <w:sz w:val="28"/>
           <w:szCs w:val="28"/>
-        </w:rPr>
-      </w:pPr>
-      <w:r>
-        <w:rPr>
-          <w:color w:val="000000" w:themeColor="text1"/>
-          <w:sz w:val="28"/>
-          <w:szCs w:val="28"/>
+          <w:lang w:val="en-US"/>
+        </w:rPr>
+      </w:pPr>
+      <w:r>
+        <w:rPr>
+          <w:color w:val="000000" w:themeColor="text1"/>
+          <w:sz w:val="28"/>
+          <w:szCs w:val="28"/>
+          <w:lang w:val="en-US"/>
         </w:rPr>
         <w:t>{</w:t>
       </w:r>
@@ -1325,13 +1435,15 @@
           <w:color w:val="000000" w:themeColor="text1"/>
           <w:sz w:val="28"/>
           <w:szCs w:val="28"/>
-        </w:rPr>
-      </w:pPr>
-      <w:r>
-        <w:rPr>
-          <w:color w:val="000000" w:themeColor="text1"/>
-          <w:sz w:val="28"/>
-          <w:szCs w:val="28"/>
+          <w:lang w:val="en-US"/>
+        </w:rPr>
+      </w:pPr>
+      <w:r>
+        <w:rPr>
+          <w:color w:val="000000" w:themeColor="text1"/>
+          <w:sz w:val="28"/>
+          <w:szCs w:val="28"/>
+          <w:lang w:val="en-US"/>
         </w:rPr>
         <w:t xml:space="preserve">    </w:t>
       </w:r>
@@ -1349,6 +1461,7 @@
           <w:color w:val="000000" w:themeColor="text1"/>
           <w:sz w:val="28"/>
           <w:szCs w:val="28"/>
+          <w:lang w:val="en-US"/>
         </w:rPr>
         <w:t xml:space="preserve"> </w:t>
       </w:r>
@@ -1366,6 +1479,7 @@
           <w:color w:val="000000" w:themeColor="text1"/>
           <w:sz w:val="28"/>
           <w:szCs w:val="28"/>
+          <w:lang w:val="en-US"/>
         </w:rPr>
         <w:t xml:space="preserve"> </w:t>
       </w:r>
@@ -1383,6 +1497,7 @@
           <w:color w:val="000000" w:themeColor="text1"/>
           <w:sz w:val="28"/>
           <w:szCs w:val="28"/>
+          <w:lang w:val="en-US"/>
         </w:rPr>
         <w:t xml:space="preserve"> </w:t>
       </w:r>
@@ -1401,6 +1516,7 @@
           <w:color w:val="000000" w:themeColor="text1"/>
           <w:sz w:val="28"/>
           <w:szCs w:val="28"/>
+          <w:lang w:val="en-US"/>
         </w:rPr>
         <w:t>(</w:t>
       </w:r>
@@ -1410,6 +1526,7 @@
           <w:color w:val="000000" w:themeColor="text1"/>
           <w:sz w:val="28"/>
           <w:szCs w:val="28"/>
+          <w:lang w:val="en-US"/>
         </w:rPr>
         <w:t>)</w:t>
       </w:r>
@@ -1424,13 +1541,15 @@
           <w:color w:val="000000" w:themeColor="text1"/>
           <w:sz w:val="28"/>
           <w:szCs w:val="28"/>
-        </w:rPr>
-      </w:pPr>
-      <w:r>
-        <w:rPr>
-          <w:color w:val="000000" w:themeColor="text1"/>
-          <w:sz w:val="28"/>
-          <w:szCs w:val="28"/>
+          <w:lang w:val="en-US"/>
+        </w:rPr>
+      </w:pPr>
+      <w:r>
+        <w:rPr>
+          <w:color w:val="000000" w:themeColor="text1"/>
+          <w:sz w:val="28"/>
+          <w:szCs w:val="28"/>
+          <w:lang w:val="en-US"/>
         </w:rPr>
         <w:t xml:space="preserve">    {</w:t>
       </w:r>
@@ -1452,6 +1571,7 @@
           <w:color w:val="000000" w:themeColor="text1"/>
           <w:sz w:val="28"/>
           <w:szCs w:val="28"/>
+          <w:lang w:val="en-US"/>
         </w:rPr>
         <w:t xml:space="preserve">        </w:t>
       </w:r>
@@ -2501,7 +2621,7 @@
 </file>
 
 <file path=word/endnotes.xml><?xml version="1.0" encoding="utf-8"?>
-<w:endnotes xmlns:wpc="http://schemas.microsoft.com/office/word/2010/wordprocessingCanvas" xmlns:cx="http://schemas.microsoft.com/office/drawing/2014/chartex" xmlns:cx1="http://schemas.microsoft.com/office/drawing/2015/9/8/chartex" xmlns:cx2="http://schemas.microsoft.com/office/drawing/2015/10/21/chartex" xmlns:cx3="http://schemas.microsoft.com/office/drawing/2016/5/9/chartex" xmlns:cx4="http://schemas.microsoft.com/office/drawing/2016/5/10/chartex" xmlns:cx5="http://schemas.microsoft.com/office/drawing/2016/5/11/chartex" xmlns:cx6="http://schemas.microsoft.com/office/drawing/2016/5/12/chartex" xmlns:cx7="http://schemas.microsoft.com/office/drawing/2016/5/13/chartex" xmlns:cx8="http://schemas.microsoft.com/office/drawing/2016/5/14/chartex" xmlns:mc="http://schemas.openxmlformats.org/markup-compatibility/2006" xmlns:aink="http://schemas.microsoft.com/office/drawing/2016/ink" xmlns:am3d="http://schemas.microsoft.com/office/drawing/2017/model3d" xmlns:o="urn:schemas-microsoft-com:office:office" xmlns:oel="http://schemas.microsoft.com/office/2019/extlst" xmlns:r="http://schemas.openxmlformats.org/officeDocument/2006/relationships" xmlns:m="http://schemas.openxmlformats.org/officeDocument/2006/math" xmlns:v="urn:schemas-microsoft-com:vml" xmlns:wp14="http://schemas.microsoft.com/office/word/2010/wordprocessingDrawing" xmlns:wp="http://schemas.openxmlformats.org/drawingml/2006/wordprocessingDrawing" xmlns:w10="urn:schemas-microsoft-com:office:word" xmlns:w="http://schemas.openxmlformats.org/wordprocessingml/2006/main" xmlns:w14="http://schemas.microsoft.com/office/word/2010/wordml" xmlns:w15="http://schemas.microsoft.com/office/word/2012/wordml" xmlns:w16cex="http://schemas.microsoft.com/office/word/2018/wordml/cex" xmlns:w16cid="http://schemas.microsoft.com/office/word/2016/wordml/cid" xmlns:w16="http://schemas.microsoft.com/office/word/2018/wordml" xmlns:w16sdtdh="http://schemas.microsoft.com/office/word/2020/wordml/sdtdatahash" xmlns:w16se="http://schemas.microsoft.com/office/word/2015/wordml/symex" xmlns:wpg="http://schemas.microsoft.com/office/word/2010/wordprocessingGroup" xmlns:wpi="http://schemas.microsoft.com/office/word/2010/wordprocessingInk" xmlns:wne="http://schemas.microsoft.com/office/word/2006/wordml" xmlns:wps="http://schemas.microsoft.com/office/word/2010/wordprocessingShape" mc:Ignorable="w14 w15 w16se w16cid w16 w16cex w16sdtdh wp14">
+<w:endnotes xmlns:wpc="http://schemas.microsoft.com/office/word/2010/wordprocessingCanvas" xmlns:cx="http://schemas.microsoft.com/office/drawing/2014/chartex" xmlns:cx1="http://schemas.microsoft.com/office/drawing/2015/9/8/chartex" xmlns:cx2="http://schemas.microsoft.com/office/drawing/2015/10/21/chartex" xmlns:cx3="http://schemas.microsoft.com/office/drawing/2016/5/9/chartex" xmlns:cx4="http://schemas.microsoft.com/office/drawing/2016/5/10/chartex" xmlns:cx5="http://schemas.microsoft.com/office/drawing/2016/5/11/chartex" xmlns:cx6="http://schemas.microsoft.com/office/drawing/2016/5/12/chartex" xmlns:cx7="http://schemas.microsoft.com/office/drawing/2016/5/13/chartex" xmlns:cx8="http://schemas.microsoft.com/office/drawing/2016/5/14/chartex" xmlns:mc="http://schemas.openxmlformats.org/markup-compatibility/2006" xmlns:aink="http://schemas.microsoft.com/office/drawing/2016/ink" xmlns:am3d="http://schemas.microsoft.com/office/drawing/2017/model3d" xmlns:o="urn:schemas-microsoft-com:office:office" xmlns:oel="http://schemas.microsoft.com/office/2019/extlst" xmlns:r="http://schemas.openxmlformats.org/officeDocument/2006/relationships" xmlns:m="http://schemas.openxmlformats.org/officeDocument/2006/math" xmlns:v="urn:schemas-microsoft-com:vml" xmlns:wp14="http://schemas.microsoft.com/office/word/2010/wordprocessingDrawing" xmlns:wp="http://schemas.openxmlformats.org/drawingml/2006/wordprocessingDrawing" xmlns:w10="urn:schemas-microsoft-com:office:word" xmlns:w="http://schemas.openxmlformats.org/wordprocessingml/2006/main" xmlns:w14="http://schemas.microsoft.com/office/word/2010/wordml" xmlns:w15="http://schemas.microsoft.com/office/word/2012/wordml" xmlns:w16cex="http://schemas.microsoft.com/office/word/2018/wordml/cex" xmlns:w16cid="http://schemas.microsoft.com/office/word/2016/wordml/cid" xmlns:w16="http://schemas.microsoft.com/office/word/2018/wordml" xmlns:w16du="http://schemas.microsoft.com/office/word/2023/wordml/word16du" xmlns:w16sdtdh="http://schemas.microsoft.com/office/word/2020/wordml/sdtdatahash" xmlns:w16sdtfl="http://schemas.microsoft.com/office/word/2024/wordml/sdtformatlock" xmlns:w16se="http://schemas.microsoft.com/office/word/2015/wordml/symex" xmlns:wpg="http://schemas.microsoft.com/office/word/2010/wordprocessingGroup" xmlns:wpi="http://schemas.microsoft.com/office/word/2010/wordprocessingInk" xmlns:wne="http://schemas.microsoft.com/office/word/2006/wordml" xmlns:wps="http://schemas.microsoft.com/office/word/2010/wordprocessingShape" mc:Ignorable="w14 w15 w16se w16cid w16 w16cex w16sdtdh w16sdtfl w16du wp14">
   <w:endnote w:type="separator" w:id="-1">
     <w:p>
       <w:r>
@@ -2520,7 +2640,7 @@
 </file>
 
 <file path=word/footer1.xml><?xml version="1.0" encoding="utf-8"?>
-<w:ftr xmlns:wpc="http://schemas.microsoft.com/office/word/2010/wordprocessingCanvas" xmlns:cx="http://schemas.microsoft.com/office/drawing/2014/chartex" xmlns:cx1="http://schemas.microsoft.com/office/drawing/2015/9/8/chartex" xmlns:cx2="http://schemas.microsoft.com/office/drawing/2015/10/21/chartex" xmlns:cx3="http://schemas.microsoft.com/office/drawing/2016/5/9/chartex" xmlns:cx4="http://schemas.microsoft.com/office/drawing/2016/5/10/chartex" xmlns:cx5="http://schemas.microsoft.com/office/drawing/2016/5/11/chartex" xmlns:cx6="http://schemas.microsoft.com/office/drawing/2016/5/12/chartex" xmlns:cx7="http://schemas.microsoft.com/office/drawing/2016/5/13/chartex" xmlns:cx8="http://schemas.microsoft.com/office/drawing/2016/5/14/chartex" xmlns:mc="http://schemas.openxmlformats.org/markup-compatibility/2006" xmlns:aink="http://schemas.microsoft.com/office/drawing/2016/ink" xmlns:am3d="http://schemas.microsoft.com/office/drawing/2017/model3d" xmlns:o="urn:schemas-microsoft-com:office:office" xmlns:oel="http://schemas.microsoft.com/office/2019/extlst" xmlns:r="http://schemas.openxmlformats.org/officeDocument/2006/relationships" xmlns:m="http://schemas.openxmlformats.org/officeDocument/2006/math" xmlns:v="urn:schemas-microsoft-com:vml" xmlns:wp14="http://schemas.microsoft.com/office/word/2010/wordprocessingDrawing" xmlns:wp="http://schemas.openxmlformats.org/drawingml/2006/wordprocessingDrawing" xmlns:w10="urn:schemas-microsoft-com:office:word" xmlns:w="http://schemas.openxmlformats.org/wordprocessingml/2006/main" xmlns:w14="http://schemas.microsoft.com/office/word/2010/wordml" xmlns:w15="http://schemas.microsoft.com/office/word/2012/wordml" xmlns:w16cex="http://schemas.microsoft.com/office/word/2018/wordml/cex" xmlns:w16cid="http://schemas.microsoft.com/office/word/2016/wordml/cid" xmlns:w16="http://schemas.microsoft.com/office/word/2018/wordml" xmlns:w16sdtdh="http://schemas.microsoft.com/office/word/2020/wordml/sdtdatahash" xmlns:w16se="http://schemas.microsoft.com/office/word/2015/wordml/symex" xmlns:wpg="http://schemas.microsoft.com/office/word/2010/wordprocessingGroup" xmlns:wpi="http://schemas.microsoft.com/office/word/2010/wordprocessingInk" xmlns:wne="http://schemas.microsoft.com/office/word/2006/wordml" xmlns:wps="http://schemas.microsoft.com/office/word/2010/wordprocessingShape" mc:Ignorable="w14 w15 w16se w16cid w16 w16cex w16sdtdh wp14">
+<w:ftr xmlns:wpc="http://schemas.microsoft.com/office/word/2010/wordprocessingCanvas" xmlns:cx="http://schemas.microsoft.com/office/drawing/2014/chartex" xmlns:cx1="http://schemas.microsoft.com/office/drawing/2015/9/8/chartex" xmlns:cx2="http://schemas.microsoft.com/office/drawing/2015/10/21/chartex" xmlns:cx3="http://schemas.microsoft.com/office/drawing/2016/5/9/chartex" xmlns:cx4="http://schemas.microsoft.com/office/drawing/2016/5/10/chartex" xmlns:cx5="http://schemas.microsoft.com/office/drawing/2016/5/11/chartex" xmlns:cx6="http://schemas.microsoft.com/office/drawing/2016/5/12/chartex" xmlns:cx7="http://schemas.microsoft.com/office/drawing/2016/5/13/chartex" xmlns:cx8="http://schemas.microsoft.com/office/drawing/2016/5/14/chartex" xmlns:mc="http://schemas.openxmlformats.org/markup-compatibility/2006" xmlns:aink="http://schemas.microsoft.com/office/drawing/2016/ink" xmlns:am3d="http://schemas.microsoft.com/office/drawing/2017/model3d" xmlns:o="urn:schemas-microsoft-com:office:office" xmlns:oel="http://schemas.microsoft.com/office/2019/extlst" xmlns:r="http://schemas.openxmlformats.org/officeDocument/2006/relationships" xmlns:m="http://schemas.openxmlformats.org/officeDocument/2006/math" xmlns:v="urn:schemas-microsoft-com:vml" xmlns:wp14="http://schemas.microsoft.com/office/word/2010/wordprocessingDrawing" xmlns:wp="http://schemas.openxmlformats.org/drawingml/2006/wordprocessingDrawing" xmlns:w10="urn:schemas-microsoft-com:office:word" xmlns:w="http://schemas.openxmlformats.org/wordprocessingml/2006/main" xmlns:w14="http://schemas.microsoft.com/office/word/2010/wordml" xmlns:w15="http://schemas.microsoft.com/office/word/2012/wordml" xmlns:w16cex="http://schemas.microsoft.com/office/word/2018/wordml/cex" xmlns:w16cid="http://schemas.microsoft.com/office/word/2016/wordml/cid" xmlns:w16="http://schemas.microsoft.com/office/word/2018/wordml" xmlns:w16du="http://schemas.microsoft.com/office/word/2023/wordml/word16du" xmlns:w16sdtdh="http://schemas.microsoft.com/office/word/2020/wordml/sdtdatahash" xmlns:w16sdtfl="http://schemas.microsoft.com/office/word/2024/wordml/sdtformatlock" xmlns:w16se="http://schemas.microsoft.com/office/word/2015/wordml/symex" xmlns:wpg="http://schemas.microsoft.com/office/word/2010/wordprocessingGroup" xmlns:wpi="http://schemas.microsoft.com/office/word/2010/wordprocessingInk" xmlns:wne="http://schemas.microsoft.com/office/word/2006/wordml" xmlns:wps="http://schemas.microsoft.com/office/word/2010/wordprocessingShape" mc:Ignorable="w14 w15 w16se w16cid w16 w16cex w16sdtdh w16sdtfl w16du wp14">
   <w:p>
     <w:pPr>
       <w:pStyle w:val="a4"/>
@@ -2558,7 +2678,7 @@
 </file>
 
 <file path=word/footer2.xml><?xml version="1.0" encoding="utf-8"?>
-<w:ftr xmlns:wpc="http://schemas.microsoft.com/office/word/2010/wordprocessingCanvas" xmlns:cx="http://schemas.microsoft.com/office/drawing/2014/chartex" xmlns:cx1="http://schemas.microsoft.com/office/drawing/2015/9/8/chartex" xmlns:cx2="http://schemas.microsoft.com/office/drawing/2015/10/21/chartex" xmlns:cx3="http://schemas.microsoft.com/office/drawing/2016/5/9/chartex" xmlns:cx4="http://schemas.microsoft.com/office/drawing/2016/5/10/chartex" xmlns:cx5="http://schemas.microsoft.com/office/drawing/2016/5/11/chartex" xmlns:cx6="http://schemas.microsoft.com/office/drawing/2016/5/12/chartex" xmlns:cx7="http://schemas.microsoft.com/office/drawing/2016/5/13/chartex" xmlns:cx8="http://schemas.microsoft.com/office/drawing/2016/5/14/chartex" xmlns:mc="http://schemas.openxmlformats.org/markup-compatibility/2006" xmlns:aink="http://schemas.microsoft.com/office/drawing/2016/ink" xmlns:am3d="http://schemas.microsoft.com/office/drawing/2017/model3d" xmlns:o="urn:schemas-microsoft-com:office:office" xmlns:oel="http://schemas.microsoft.com/office/2019/extlst" xmlns:r="http://schemas.openxmlformats.org/officeDocument/2006/relationships" xmlns:m="http://schemas.openxmlformats.org/officeDocument/2006/math" xmlns:v="urn:schemas-microsoft-com:vml" xmlns:wp14="http://schemas.microsoft.com/office/word/2010/wordprocessingDrawing" xmlns:wp="http://schemas.openxmlformats.org/drawingml/2006/wordprocessingDrawing" xmlns:w10="urn:schemas-microsoft-com:office:word" xmlns:w="http://schemas.openxmlformats.org/wordprocessingml/2006/main" xmlns:w14="http://schemas.microsoft.com/office/word/2010/wordml" xmlns:w15="http://schemas.microsoft.com/office/word/2012/wordml" xmlns:w16cex="http://schemas.microsoft.com/office/word/2018/wordml/cex" xmlns:w16cid="http://schemas.microsoft.com/office/word/2016/wordml/cid" xmlns:w16="http://schemas.microsoft.com/office/word/2018/wordml" xmlns:w16sdtdh="http://schemas.microsoft.com/office/word/2020/wordml/sdtdatahash" xmlns:w16se="http://schemas.microsoft.com/office/word/2015/wordml/symex" xmlns:wpg="http://schemas.microsoft.com/office/word/2010/wordprocessingGroup" xmlns:wpi="http://schemas.microsoft.com/office/word/2010/wordprocessingInk" xmlns:wne="http://schemas.microsoft.com/office/word/2006/wordml" xmlns:wps="http://schemas.microsoft.com/office/word/2010/wordprocessingShape" mc:Ignorable="w14 w15 w16se w16cid w16 w16cex w16sdtdh wp14">
+<w:ftr xmlns:wpc="http://schemas.microsoft.com/office/word/2010/wordprocessingCanvas" xmlns:cx="http://schemas.microsoft.com/office/drawing/2014/chartex" xmlns:cx1="http://schemas.microsoft.com/office/drawing/2015/9/8/chartex" xmlns:cx2="http://schemas.microsoft.com/office/drawing/2015/10/21/chartex" xmlns:cx3="http://schemas.microsoft.com/office/drawing/2016/5/9/chartex" xmlns:cx4="http://schemas.microsoft.com/office/drawing/2016/5/10/chartex" xmlns:cx5="http://schemas.microsoft.com/office/drawing/2016/5/11/chartex" xmlns:cx6="http://schemas.microsoft.com/office/drawing/2016/5/12/chartex" xmlns:cx7="http://schemas.microsoft.com/office/drawing/2016/5/13/chartex" xmlns:cx8="http://schemas.microsoft.com/office/drawing/2016/5/14/chartex" xmlns:mc="http://schemas.openxmlformats.org/markup-compatibility/2006" xmlns:aink="http://schemas.microsoft.com/office/drawing/2016/ink" xmlns:am3d="http://schemas.microsoft.com/office/drawing/2017/model3d" xmlns:o="urn:schemas-microsoft-com:office:office" xmlns:oel="http://schemas.microsoft.com/office/2019/extlst" xmlns:r="http://schemas.openxmlformats.org/officeDocument/2006/relationships" xmlns:m="http://schemas.openxmlformats.org/officeDocument/2006/math" xmlns:v="urn:schemas-microsoft-com:vml" xmlns:wp14="http://schemas.microsoft.com/office/word/2010/wordprocessingDrawing" xmlns:wp="http://schemas.openxmlformats.org/drawingml/2006/wordprocessingDrawing" xmlns:w10="urn:schemas-microsoft-com:office:word" xmlns:w="http://schemas.openxmlformats.org/wordprocessingml/2006/main" xmlns:w14="http://schemas.microsoft.com/office/word/2010/wordml" xmlns:w15="http://schemas.microsoft.com/office/word/2012/wordml" xmlns:w16cex="http://schemas.microsoft.com/office/word/2018/wordml/cex" xmlns:w16cid="http://schemas.microsoft.com/office/word/2016/wordml/cid" xmlns:w16="http://schemas.microsoft.com/office/word/2018/wordml" xmlns:w16du="http://schemas.microsoft.com/office/word/2023/wordml/word16du" xmlns:w16sdtdh="http://schemas.microsoft.com/office/word/2020/wordml/sdtdatahash" xmlns:w16sdtfl="http://schemas.microsoft.com/office/word/2024/wordml/sdtformatlock" xmlns:w16se="http://schemas.microsoft.com/office/word/2015/wordml/symex" xmlns:wpg="http://schemas.microsoft.com/office/word/2010/wordprocessingGroup" xmlns:wpi="http://schemas.microsoft.com/office/word/2010/wordprocessingInk" xmlns:wne="http://schemas.microsoft.com/office/word/2006/wordml" xmlns:wps="http://schemas.microsoft.com/office/word/2010/wordprocessingShape" mc:Ignorable="w14 w15 w16se w16cid w16 w16cex w16sdtdh w16sdtfl w16du wp14">
   <w:p>
     <w:pPr>
       <w:pStyle w:val="a4"/>
@@ -2574,7 +2694,7 @@
       <mc:AlternateContent>
         <mc:Choice Requires="wps">
           <w:drawing>
-            <wp:anchor distT="4294967295" distB="4294967295" distL="114300" distR="114300" simplePos="0" relativeHeight="251631616" behindDoc="0" locked="0" layoutInCell="1" allowOverlap="1" wp14:anchorId="4A4BA2A3">
+            <wp:anchor distT="4294967295" distB="4294967295" distL="114300" distR="114300" simplePos="0" relativeHeight="251631616" behindDoc="0" locked="0" layoutInCell="1" allowOverlap="1" wp14:anchorId="4A4BA2A3" wp14:editId="0DB846F2">
               <wp:simplePos x="0" y="0"/>
               <wp:positionH relativeFrom="page">
                 <wp:posOffset>7021195</wp:posOffset>
@@ -2628,7 +2748,7 @@
         </mc:Choice>
         <mc:Fallback>
           <w:pict>
-            <v:line w14:anchorId="726189D0" id="Прямая соединительная линия 39" o:spid="_x0000_s1026" style="position:absolute;z-index:251631616;visibility:visible;mso-wrap-style:square;mso-width-percent:0;mso-height-percent:0;mso-wrap-distance-left:9pt;mso-wrap-distance-top:.mm;mso-wrap-distance-right:9pt;mso-wrap-distance-bottom:.mm;mso-position-horizontal:absolute;mso-position-horizontal-relative:page;mso-position-vertical:absolute;mso-position-vertical-relative:page;mso-width-percent:0;mso-height-percent:0;mso-width-relative:page;mso-height-relative:page" from="552.85pt,801.75pt" to="581.2pt,801.75pt" o:gfxdata="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" strokeweight="1.5pt">
+            <v:line w14:anchorId="726189D0" id="Прямая соединительная линия 39" o:spid="_x0000_s1026" style="position:absolute;z-index:251631616;visibility:visible;mso-wrap-style:square;mso-width-percent:0;mso-height-percent:0;mso-wrap-distance-left:9pt;mso-wrap-distance-top:.mm;mso-wrap-distance-right:9pt;mso-wrap-distance-bottom:.mm;mso-position-horizontal:absolute;mso-position-horizontal-relative:page;mso-position-vertical:absolute;mso-position-vertical-relative:page;mso-width-percent:0;mso-height-percent:0;mso-width-relative:page;mso-height-relative:page" from="552.85pt,801.75pt" to="581.2pt,801.75pt" o:gfxdata="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" strokeweight="1.5pt">
               <o:lock v:ext="edit" shapetype="f"/>
               <w10:wrap anchorx="page" anchory="page"/>
             </v:line>
@@ -2680,7 +2800,7 @@
       <mc:AlternateContent>
         <mc:Choice Requires="wps">
           <w:drawing>
-            <wp:anchor distT="0" distB="0" distL="114300" distR="114300" simplePos="0" relativeHeight="251641856" behindDoc="0" locked="0" layoutInCell="1" allowOverlap="1" wp14:anchorId="6A638B70">
+            <wp:anchor distT="0" distB="0" distL="114300" distR="114300" simplePos="0" relativeHeight="251641856" behindDoc="0" locked="0" layoutInCell="1" allowOverlap="1" wp14:anchorId="6A638B70" wp14:editId="7186604B">
               <wp:simplePos x="0" y="0"/>
               <wp:positionH relativeFrom="column">
                 <wp:posOffset>6011545</wp:posOffset>
@@ -2757,7 +2877,7 @@
               <v:stroke joinstyle="miter"/>
               <v:path gradientshapeok="t" o:connecttype="rect"/>
             </v:shapetype>
-            <v:shape id="Надпись 38" o:spid="_x0000_s1026" type="#_x0000_t202" style="position:absolute;margin-left:473.35pt;margin-top:-7.65pt;width:45.75pt;height:21.8pt;z-index:251641856;visibility:visible;mso-wrap-style:square;mso-width-percent:0;mso-height-percent:0;mso-wrap-distance-left:9pt;mso-wrap-distance-top:0;mso-wrap-distance-right:9pt;mso-wrap-distance-bottom:0;mso-position-horizontal:absolute;mso-position-horizontal-relative:text;mso-position-vertical:absolute;mso-position-vertical-relative:text;mso-width-percent:0;mso-height-percent:0;mso-width-relative:page;mso-height-relative:page;v-text-anchor:top" o:gfxdata="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" filled="f" stroked="f">
+            <v:shape id="Надпись 38" o:spid="_x0000_s1026" type="#_x0000_t202" style="position:absolute;margin-left:473.35pt;margin-top:-7.65pt;width:45.75pt;height:21.8pt;z-index:251641856;visibility:visible;mso-wrap-style:square;mso-width-percent:0;mso-height-percent:0;mso-wrap-distance-left:9pt;mso-wrap-distance-top:0;mso-wrap-distance-right:9pt;mso-wrap-distance-bottom:0;mso-position-horizontal:absolute;mso-position-horizontal-relative:text;mso-position-vertical:absolute;mso-position-vertical-relative:text;mso-width-percent:0;mso-height-percent:0;mso-width-relative:page;mso-height-relative:page;v-text-anchor:top" o:gfxdata="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" filled="f" stroked="f">
               <v:textbox inset="0,0,0,0">
                 <w:txbxContent>
                   <w:p>
@@ -2792,7 +2912,7 @@
       <mc:AlternateContent>
         <mc:Choice Requires="wps">
           <w:drawing>
-            <wp:anchor distT="0" distB="0" distL="114298" distR="114298" simplePos="0" relativeHeight="251633664" behindDoc="0" locked="0" layoutInCell="1" allowOverlap="1" wp14:anchorId="69E8EE42">
+            <wp:anchor distT="0" distB="0" distL="114298" distR="114298" simplePos="0" relativeHeight="251633664" behindDoc="0" locked="0" layoutInCell="1" allowOverlap="1" wp14:anchorId="69E8EE42" wp14:editId="4B2907CB">
               <wp:simplePos x="0" y="0"/>
               <wp:positionH relativeFrom="page">
                 <wp:posOffset>1381124</wp:posOffset>
@@ -2846,7 +2966,7 @@
         </mc:Choice>
         <mc:Fallback>
           <w:pict>
-            <v:line w14:anchorId="0724975F" id="Прямая соединительная линия 37" o:spid="_x0000_s1026" style="position:absolute;z-index:251633664;visibility:visible;mso-wrap-style:square;mso-width-percent:0;mso-height-percent:0;mso-wrap-distance-left:3.17494mm;mso-wrap-distance-top:0;mso-wrap-distance-right:3.17494mm;mso-wrap-distance-bottom:0;mso-position-horizontal:absolute;mso-position-horizontal-relative:page;mso-position-vertical:absolute;mso-position-vertical-relative:page;mso-width-percent:0;mso-height-percent:0;mso-width-relative:page;mso-height-relative:page" from="108.75pt,782.95pt" to="108.75pt,825.45pt" o:gfxdata="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" strokeweight="1.5pt">
+            <v:line w14:anchorId="0724975F" id="Прямая соединительная линия 37" o:spid="_x0000_s1026" style="position:absolute;z-index:251633664;visibility:visible;mso-wrap-style:square;mso-width-percent:0;mso-height-percent:0;mso-wrap-distance-left:3.17494mm;mso-wrap-distance-top:0;mso-wrap-distance-right:3.17494mm;mso-wrap-distance-bottom:0;mso-position-horizontal:absolute;mso-position-horizontal-relative:page;mso-position-vertical:absolute;mso-position-vertical-relative:page;mso-width-percent:0;mso-height-percent:0;mso-width-relative:page;mso-height-relative:page" from="108.75pt,782.95pt" to="108.75pt,825.45pt" o:gfxdata="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" strokeweight="1.5pt">
               <o:lock v:ext="edit" shapetype="f"/>
               <w10:wrap anchorx="page" anchory="page"/>
             </v:line>
@@ -2861,7 +2981,7 @@
       <mc:AlternateContent>
         <mc:Choice Requires="wps">
           <w:drawing>
-            <wp:anchor distT="0" distB="0" distL="114298" distR="114298" simplePos="0" relativeHeight="251632640" behindDoc="0" locked="0" layoutInCell="1" allowOverlap="1" wp14:anchorId="5BC3678F">
+            <wp:anchor distT="0" distB="0" distL="114298" distR="114298" simplePos="0" relativeHeight="251632640" behindDoc="0" locked="0" layoutInCell="1" allowOverlap="1" wp14:anchorId="5BC3678F" wp14:editId="001CDBFA">
               <wp:simplePos x="0" y="0"/>
               <wp:positionH relativeFrom="page">
                 <wp:posOffset>1025524</wp:posOffset>
@@ -2915,7 +3035,7 @@
         </mc:Choice>
         <mc:Fallback>
           <w:pict>
-            <v:line w14:anchorId="4FBFAE97" id="Прямая соединительная линия 36" o:spid="_x0000_s1026" style="position:absolute;z-index:251632640;visibility:visible;mso-wrap-style:square;mso-width-percent:0;mso-height-percent:0;mso-wrap-distance-left:3.17494mm;mso-wrap-distance-top:0;mso-wrap-distance-right:3.17494mm;mso-wrap-distance-bottom:0;mso-position-horizontal:absolute;mso-position-horizontal-relative:page;mso-position-vertical:absolute;mso-position-vertical-relative:page;mso-width-percent:0;mso-height-percent:0;mso-width-relative:page;mso-height-relative:page" from="80.75pt,781.9pt" to="80.75pt,824.4pt" o:gfxdata="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" strokeweight="1.5pt">
+            <v:line w14:anchorId="4FBFAE97" id="Прямая соединительная линия 36" o:spid="_x0000_s1026" style="position:absolute;z-index:251632640;visibility:visible;mso-wrap-style:square;mso-width-percent:0;mso-height-percent:0;mso-wrap-distance-left:3.17494mm;mso-wrap-distance-top:0;mso-wrap-distance-right:3.17494mm;mso-wrap-distance-bottom:0;mso-position-horizontal:absolute;mso-position-horizontal-relative:page;mso-position-vertical:absolute;mso-position-vertical-relative:page;mso-width-percent:0;mso-height-percent:0;mso-width-relative:page;mso-height-relative:page" from="80.75pt,781.9pt" to="80.75pt,824.4pt" o:gfxdata="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" strokeweight="1.5pt">
               <o:lock v:ext="edit" shapetype="f"/>
               <w10:wrap anchorx="page" anchory="page"/>
             </v:line>
@@ -2930,7 +3050,7 @@
       <mc:AlternateContent>
         <mc:Choice Requires="wps">
           <w:drawing>
-            <wp:anchor distT="0" distB="0" distL="114300" distR="114300" simplePos="0" relativeHeight="251638784" behindDoc="0" locked="0" layoutInCell="1" allowOverlap="1" wp14:anchorId="619866A4">
+            <wp:anchor distT="0" distB="0" distL="114300" distR="114300" simplePos="0" relativeHeight="251638784" behindDoc="0" locked="0" layoutInCell="1" allowOverlap="1" wp14:anchorId="619866A4" wp14:editId="6E2FC881">
               <wp:simplePos x="0" y="0"/>
               <wp:positionH relativeFrom="column">
                 <wp:posOffset>589915</wp:posOffset>
@@ -3007,7 +3127,7 @@
         </mc:Choice>
         <mc:Fallback>
           <w:pict>
-            <v:shape w14:anchorId="619866A4" id="Надпись 35" o:spid="_x0000_s1027" type="#_x0000_t202" style="position:absolute;margin-left:46.45pt;margin-top:16.7pt;width:45.55pt;height:12.35pt;z-index:251638784;visibility:visible;mso-wrap-style:square;mso-width-percent:0;mso-height-percent:0;mso-wrap-distance-left:9pt;mso-wrap-distance-top:0;mso-wrap-distance-right:9pt;mso-wrap-distance-bottom:0;mso-position-horizontal:absolute;mso-position-horizontal-relative:text;mso-position-vertical:absolute;mso-position-vertical-relative:text;mso-width-percent:0;mso-height-percent:0;mso-width-relative:page;mso-height-relative:page;v-text-anchor:top" o:gfxdata="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" filled="f" stroked="f">
+            <v:shape w14:anchorId="619866A4" id="Надпись 35" o:spid="_x0000_s1027" type="#_x0000_t202" style="position:absolute;margin-left:46.45pt;margin-top:16.7pt;width:45.55pt;height:12.35pt;z-index:251638784;visibility:visible;mso-wrap-style:square;mso-width-percent:0;mso-height-percent:0;mso-wrap-distance-left:9pt;mso-wrap-distance-top:0;mso-wrap-distance-right:9pt;mso-wrap-distance-bottom:0;mso-position-horizontal:absolute;mso-position-horizontal-relative:text;mso-position-vertical:absolute;mso-position-vertical-relative:text;mso-width-percent:0;mso-height-percent:0;mso-width-relative:page;mso-height-relative:page;v-text-anchor:top" o:gfxdata="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" filled="f" stroked="f">
               <v:textbox inset="0,0,0,0">
                 <w:txbxContent>
                   <w:p>
@@ -3046,7 +3166,7 @@
       <mc:AlternateContent>
         <mc:Choice Requires="wps">
           <w:drawing>
-            <wp:anchor distT="0" distB="0" distL="114300" distR="114300" simplePos="0" relativeHeight="251679744" behindDoc="0" locked="0" layoutInCell="1" allowOverlap="1" wp14:anchorId="7FDAB895">
+            <wp:anchor distT="0" distB="0" distL="114300" distR="114300" simplePos="0" relativeHeight="251679744" behindDoc="0" locked="0" layoutInCell="1" allowOverlap="1" wp14:anchorId="7FDAB895" wp14:editId="3A2BF008">
               <wp:simplePos x="0" y="0"/>
               <wp:positionH relativeFrom="column">
                 <wp:posOffset>173355</wp:posOffset>
@@ -3146,7 +3266,7 @@
         </mc:Choice>
         <mc:Fallback>
           <w:pict>
-            <v:shape w14:anchorId="7FDAB895" id="Надпись 34" o:spid="_x0000_s1028" type="#_x0000_t202" style="position:absolute;margin-left:13.65pt;margin-top:16.55pt;width:28.3pt;height:14.5pt;z-index:251679744;visibility:visible;mso-wrap-style:square;mso-width-percent:0;mso-height-percent:0;mso-wrap-distance-left:9pt;mso-wrap-distance-top:0;mso-wrap-distance-right:9pt;mso-wrap-distance-bottom:0;mso-position-horizontal:absolute;mso-position-horizontal-relative:text;mso-position-vertical:absolute;mso-position-vertical-relative:text;mso-width-percent:0;mso-height-percent:0;mso-width-relative:page;mso-height-relative:page;v-text-anchor:top" o:gfxdata="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" filled="f" stroked="f">
+            <v:shape w14:anchorId="7FDAB895" id="Надпись 34" o:spid="_x0000_s1028" type="#_x0000_t202" style="position:absolute;margin-left:13.65pt;margin-top:16.55pt;width:28.3pt;height:14.5pt;z-index:251679744;visibility:visible;mso-wrap-style:square;mso-width-percent:0;mso-height-percent:0;mso-wrap-distance-left:9pt;mso-wrap-distance-top:0;mso-wrap-distance-right:9pt;mso-wrap-distance-bottom:0;mso-position-horizontal:absolute;mso-position-horizontal-relative:text;mso-position-vertical:absolute;mso-position-vertical-relative:text;mso-width-percent:0;mso-height-percent:0;mso-width-relative:page;mso-height-relative:page;v-text-anchor:top" o:gfxdata="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" filled="f" stroked="f">
               <v:textbox inset="0,0,0,0">
                 <w:txbxContent>
                   <w:p>
@@ -3208,7 +3328,7 @@
       <mc:AlternateContent>
         <mc:Choice Requires="wps">
           <w:drawing>
-            <wp:anchor distT="0" distB="0" distL="114300" distR="114300" simplePos="0" relativeHeight="251642880" behindDoc="0" locked="0" layoutInCell="1" allowOverlap="1" wp14:anchorId="262DC663">
+            <wp:anchor distT="0" distB="0" distL="114300" distR="114300" simplePos="0" relativeHeight="251642880" behindDoc="0" locked="0" layoutInCell="1" allowOverlap="1" wp14:anchorId="262DC663" wp14:editId="42A42BD0">
               <wp:simplePos x="0" y="0"/>
               <wp:positionH relativeFrom="column">
                 <wp:posOffset>6130925</wp:posOffset>
@@ -3290,7 +3410,7 @@
         </mc:Choice>
         <mc:Fallback>
           <w:pict>
-            <v:shape w14:anchorId="262DC663" id="Text Box 75" o:spid="_x0000_s1029" type="#_x0000_t202" style="position:absolute;margin-left:482.75pt;margin-top:7.75pt;width:26.85pt;height:16.05pt;z-index:251642880;visibility:visible;mso-wrap-style:square;mso-width-percent:0;mso-height-percent:0;mso-wrap-distance-left:9pt;mso-wrap-distance-top:0;mso-wrap-distance-right:9pt;mso-wrap-distance-bottom:0;mso-position-horizontal:absolute;mso-position-horizontal-relative:text;mso-position-vertical:absolute;mso-position-vertical-relative:text;mso-width-percent:0;mso-height-percent:0;mso-width-relative:page;mso-height-relative:page;v-text-anchor:top" o:gfxdata="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" filled="f" stroked="f">
+            <v:shape w14:anchorId="262DC663" id="Text Box 75" o:spid="_x0000_s1029" type="#_x0000_t202" style="position:absolute;margin-left:482.75pt;margin-top:7.75pt;width:26.85pt;height:16.05pt;z-index:251642880;visibility:visible;mso-wrap-style:square;mso-width-percent:0;mso-height-percent:0;mso-wrap-distance-left:9pt;mso-wrap-distance-top:0;mso-wrap-distance-right:9pt;mso-wrap-distance-bottom:0;mso-position-horizontal:absolute;mso-position-horizontal-relative:text;mso-position-vertical:absolute;mso-position-vertical-relative:text;mso-width-percent:0;mso-height-percent:0;mso-width-relative:page;mso-height-relative:page;v-text-anchor:top" o:gfxdata="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" filled="f" stroked="f">
               <v:path arrowok="t"/>
               <v:textbox inset="0,0,0,0">
                 <w:txbxContent>
@@ -3316,7 +3436,7 @@
       <mc:AlternateContent>
         <mc:Choice Requires="wps">
           <w:drawing>
-            <wp:anchor distT="0" distB="0" distL="114300" distR="114300" simplePos="0" relativeHeight="251636736" behindDoc="0" locked="0" layoutInCell="1" allowOverlap="1" wp14:anchorId="343F13DE">
+            <wp:anchor distT="0" distB="0" distL="114300" distR="114300" simplePos="0" relativeHeight="251636736" behindDoc="0" locked="0" layoutInCell="1" allowOverlap="1" wp14:anchorId="343F13DE" wp14:editId="2F319A4A">
               <wp:simplePos x="0" y="0"/>
               <wp:positionH relativeFrom="column">
                 <wp:posOffset>2163445</wp:posOffset>
@@ -3435,7 +3555,14 @@
                               <w:sz w:val="28"/>
                               <w:szCs w:val="28"/>
                             </w:rPr>
-                            <w:t>25</w:t>
+                            <w:t>2</w:t>
+                          </w:r>
+                          <w:r>
+                            <w:rPr>
+                              <w:sz w:val="28"/>
+                              <w:szCs w:val="28"/>
+                            </w:rPr>
+                            <w:t>6</w:t>
                           </w:r>
                           <w:r>
                             <w:rPr>
@@ -3478,7 +3605,7 @@
         </mc:Choice>
         <mc:Fallback>
           <w:pict>
-            <v:shape w14:anchorId="343F13DE" id="Text Box 66" o:spid="_x0000_s1030" type="#_x0000_t202" style="position:absolute;margin-left:170.35pt;margin-top:.65pt;width:312.4pt;height:28.4pt;z-index:251636736;visibility:visible;mso-wrap-style:square;mso-width-percent:0;mso-height-percent:0;mso-wrap-distance-left:9pt;mso-wrap-distance-top:0;mso-wrap-distance-right:9pt;mso-wrap-distance-bottom:0;mso-position-horizontal:absolute;mso-position-horizontal-relative:text;mso-position-vertical:absolute;mso-position-vertical-relative:text;mso-width-percent:0;mso-height-percent:0;mso-width-relative:page;mso-height-relative:page;v-text-anchor:top" o:gfxdata="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" filled="f" stroked="f">
+            <v:shape w14:anchorId="343F13DE" id="Text Box 66" o:spid="_x0000_s1030" type="#_x0000_t202" style="position:absolute;margin-left:170.35pt;margin-top:.65pt;width:312.4pt;height:28.4pt;z-index:251636736;visibility:visible;mso-wrap-style:square;mso-width-percent:0;mso-height-percent:0;mso-wrap-distance-left:9pt;mso-wrap-distance-top:0;mso-wrap-distance-right:9pt;mso-wrap-distance-bottom:0;mso-position-horizontal:absolute;mso-position-horizontal-relative:text;mso-position-vertical:absolute;mso-position-vertical-relative:text;mso-width-percent:0;mso-height-percent:0;mso-width-relative:page;mso-height-relative:page;v-text-anchor:top" o:gfxdata="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" filled="f" stroked="f">
               <v:path arrowok="t"/>
               <v:textbox inset="0,0,0,0">
                 <w:txbxContent>
@@ -3546,7 +3673,14 @@
                         <w:sz w:val="28"/>
                         <w:szCs w:val="28"/>
                       </w:rPr>
-                      <w:t>25</w:t>
+                      <w:t>2</w:t>
+                    </w:r>
+                    <w:r>
+                      <w:rPr>
+                        <w:sz w:val="28"/>
+                        <w:szCs w:val="28"/>
+                      </w:rPr>
+                      <w:t>6</w:t>
                     </w:r>
                     <w:r>
                       <w:rPr>
@@ -3584,7 +3718,7 @@
       <mc:AlternateContent>
         <mc:Choice Requires="wps">
           <w:drawing>
-            <wp:anchor distT="0" distB="0" distL="114300" distR="114300" simplePos="0" relativeHeight="251637760" behindDoc="0" locked="0" layoutInCell="1" allowOverlap="1" wp14:anchorId="56D08240">
+            <wp:anchor distT="0" distB="0" distL="114300" distR="114300" simplePos="0" relativeHeight="251637760" behindDoc="0" locked="0" layoutInCell="1" allowOverlap="1" wp14:anchorId="56D08240" wp14:editId="1CF8C68D">
               <wp:simplePos x="0" y="0"/>
               <wp:positionH relativeFrom="column">
                 <wp:posOffset>-187325</wp:posOffset>
@@ -3670,7 +3804,7 @@
         </mc:Choice>
         <mc:Fallback>
           <w:pict>
-            <v:shape w14:anchorId="56D08240" id="Надпись 33" o:spid="_x0000_s1031" type="#_x0000_t202" style="position:absolute;margin-left:-14.75pt;margin-top:15.9pt;width:28.4pt;height:14.2pt;z-index:251637760;visibility:visible;mso-wrap-style:square;mso-width-percent:0;mso-height-percent:0;mso-wrap-distance-left:9pt;mso-wrap-distance-top:0;mso-wrap-distance-right:9pt;mso-wrap-distance-bottom:0;mso-position-horizontal:absolute;mso-position-horizontal-relative:text;mso-position-vertical:absolute;mso-position-vertical-relative:text;mso-width-percent:0;mso-height-percent:0;mso-width-relative:page;mso-height-relative:page;v-text-anchor:top" o:gfxdata="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" filled="f" stroked="f">
+            <v:shape w14:anchorId="56D08240" id="Надпись 33" o:spid="_x0000_s1031" type="#_x0000_t202" style="position:absolute;margin-left:-14.75pt;margin-top:15.9pt;width:28.4pt;height:14.2pt;z-index:251637760;visibility:visible;mso-wrap-style:square;mso-width-percent:0;mso-height-percent:0;mso-wrap-distance-left:9pt;mso-wrap-distance-top:0;mso-wrap-distance-right:9pt;mso-wrap-distance-bottom:0;mso-position-horizontal:absolute;mso-position-horizontal-relative:text;mso-position-vertical:absolute;mso-position-vertical-relative:text;mso-width-percent:0;mso-height-percent:0;mso-width-relative:page;mso-height-relative:page;v-text-anchor:top" o:gfxdata="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" filled="f" stroked="f">
               <v:textbox inset="0,0,0,0">
                 <w:txbxContent>
                   <w:p>
@@ -3718,7 +3852,7 @@
       <mc:AlternateContent>
         <mc:Choice Requires="wps">
           <w:drawing>
-            <wp:anchor distT="0" distB="0" distL="114300" distR="114300" simplePos="0" relativeHeight="251640832" behindDoc="0" locked="0" layoutInCell="1" allowOverlap="1" wp14:anchorId="03129BF9">
+            <wp:anchor distT="0" distB="0" distL="114300" distR="114300" simplePos="0" relativeHeight="251640832" behindDoc="0" locked="0" layoutInCell="1" allowOverlap="1" wp14:anchorId="03129BF9" wp14:editId="0EE5D582">
               <wp:simplePos x="0" y="0"/>
               <wp:positionH relativeFrom="column">
                 <wp:posOffset>1807845</wp:posOffset>
@@ -3794,7 +3928,7 @@
         </mc:Choice>
         <mc:Fallback>
           <w:pict>
-            <v:shape w14:anchorId="03129BF9" id="Надпись 32" o:spid="_x0000_s1032" type="#_x0000_t202" style="position:absolute;margin-left:142.35pt;margin-top:16.35pt;width:27.95pt;height:12.55pt;z-index:251640832;visibility:visible;mso-wrap-style:square;mso-width-percent:0;mso-height-percent:0;mso-wrap-distance-left:9pt;mso-wrap-distance-top:0;mso-wrap-distance-right:9pt;mso-wrap-distance-bottom:0;mso-position-horizontal:absolute;mso-position-horizontal-relative:text;mso-position-vertical:absolute;mso-position-vertical-relative:text;mso-width-percent:0;mso-height-percent:0;mso-width-relative:page;mso-height-relative:page;v-text-anchor:top" o:gfxdata="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" filled="f" stroked="f">
+            <v:shape w14:anchorId="03129BF9" id="Надпись 32" o:spid="_x0000_s1032" type="#_x0000_t202" style="position:absolute;margin-left:142.35pt;margin-top:16.35pt;width:27.95pt;height:12.55pt;z-index:251640832;visibility:visible;mso-wrap-style:square;mso-width-percent:0;mso-height-percent:0;mso-wrap-distance-left:9pt;mso-wrap-distance-top:0;mso-wrap-distance-right:9pt;mso-wrap-distance-bottom:0;mso-position-horizontal:absolute;mso-position-horizontal-relative:text;mso-position-vertical:absolute;mso-position-vertical-relative:text;mso-width-percent:0;mso-height-percent:0;mso-width-relative:page;mso-height-relative:page;v-text-anchor:top" o:gfxdata="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" filled="f" stroked="f">
               <v:textbox inset="0,0,0,0">
                 <w:txbxContent>
                   <w:p>
@@ -3832,7 +3966,7 @@
       <mc:AlternateContent>
         <mc:Choice Requires="wps">
           <w:drawing>
-            <wp:anchor distT="0" distB="0" distL="114300" distR="114300" simplePos="0" relativeHeight="251639808" behindDoc="0" locked="0" layoutInCell="1" allowOverlap="1" wp14:anchorId="51EDF13B">
+            <wp:anchor distT="0" distB="0" distL="114300" distR="114300" simplePos="0" relativeHeight="251639808" behindDoc="0" locked="0" layoutInCell="1" allowOverlap="1" wp14:anchorId="51EDF13B" wp14:editId="223C9E3E">
               <wp:simplePos x="0" y="0"/>
               <wp:positionH relativeFrom="column">
                 <wp:posOffset>1259205</wp:posOffset>
@@ -3916,7 +4050,7 @@
         </mc:Choice>
         <mc:Fallback>
           <w:pict>
-            <v:shape w14:anchorId="51EDF13B" id="Надпись 31" o:spid="_x0000_s1033" type="#_x0000_t202" style="position:absolute;margin-left:99.15pt;margin-top:16.55pt;width:42.6pt;height:13.05pt;z-index:251639808;visibility:visible;mso-wrap-style:square;mso-width-percent:0;mso-height-percent:0;mso-wrap-distance-left:9pt;mso-wrap-distance-top:0;mso-wrap-distance-right:9pt;mso-wrap-distance-bottom:0;mso-position-horizontal:absolute;mso-position-horizontal-relative:text;mso-position-vertical:absolute;mso-position-vertical-relative:text;mso-width-percent:0;mso-height-percent:0;mso-width-relative:page;mso-height-relative:page;v-text-anchor:top" o:gfxdata="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" filled="f" stroked="f">
+            <v:shape w14:anchorId="51EDF13B" id="Надпись 31" o:spid="_x0000_s1033" type="#_x0000_t202" style="position:absolute;margin-left:99.15pt;margin-top:16.55pt;width:42.6pt;height:13.05pt;z-index:251639808;visibility:visible;mso-wrap-style:square;mso-width-percent:0;mso-height-percent:0;mso-wrap-distance-left:9pt;mso-wrap-distance-top:0;mso-wrap-distance-right:9pt;mso-wrap-distance-bottom:0;mso-position-horizontal:absolute;mso-position-horizontal-relative:text;mso-position-vertical:absolute;mso-position-vertical-relative:text;mso-width-percent:0;mso-height-percent:0;mso-width-relative:page;mso-height-relative:page;v-text-anchor:top" o:gfxdata="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" filled="f" stroked="f">
               <v:textbox inset="0,0,0,0">
                 <w:txbxContent>
                   <w:p>
@@ -3962,7 +4096,7 @@
       <mc:AlternateContent>
         <mc:Choice Requires="wps">
           <w:drawing>
-            <wp:anchor distT="0" distB="0" distL="114299" distR="114299" simplePos="0" relativeHeight="251635712" behindDoc="0" locked="0" layoutInCell="1" allowOverlap="1" wp14:anchorId="0B262B1C">
+            <wp:anchor distT="0" distB="0" distL="114299" distR="114299" simplePos="0" relativeHeight="251635712" behindDoc="0" locked="0" layoutInCell="1" allowOverlap="1" wp14:anchorId="0B262B1C" wp14:editId="0A8F64FA">
               <wp:simplePos x="0" y="0"/>
               <wp:positionH relativeFrom="page">
                 <wp:posOffset>2700655</wp:posOffset>
@@ -4023,7 +4157,7 @@
         </mc:Choice>
         <mc:Fallback>
           <w:pict>
-            <v:line w14:anchorId="72FBCC97" id="Line 65" o:spid="_x0000_s1026" style="position:absolute;z-index:251635712;visibility:visible;mso-wrap-style:square;mso-width-percent:0;mso-height-percent:0;mso-wrap-distance-left:3.17497mm;mso-wrap-distance-top:0;mso-wrap-distance-right:3.17497mm;mso-wrap-distance-bottom:0;mso-position-horizontal:absolute;mso-position-horizontal-relative:page;mso-position-vertical:absolute;mso-position-vertical-relative:page;mso-width-percent:0;mso-height-percent:0;mso-width-relative:page;mso-height-relative:page" from="212.65pt,781.9pt" to="212.65pt,824.4pt" o:gfxdata="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" strokeweight="1.5pt">
+            <v:line w14:anchorId="72FBCC97" id="Line 65" o:spid="_x0000_s1026" style="position:absolute;z-index:251635712;visibility:visible;mso-wrap-style:square;mso-width-percent:0;mso-height-percent:0;mso-wrap-distance-left:3.17497mm;mso-wrap-distance-top:0;mso-wrap-distance-right:3.17497mm;mso-wrap-distance-bottom:0;mso-position-horizontal:absolute;mso-position-horizontal-relative:page;mso-position-vertical:absolute;mso-position-vertical-relative:page;mso-width-percent:0;mso-height-percent:0;mso-width-relative:page;mso-height-relative:page" from="212.65pt,781.9pt" to="212.65pt,824.4pt" o:gfxdata="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" strokeweight="1.5pt">
               <o:lock v:ext="edit" shapetype="f"/>
               <w10:wrap anchorx="page" anchory="page"/>
             </v:line>
@@ -4038,7 +4172,7 @@
       <mc:AlternateContent>
         <mc:Choice Requires="wps">
           <w:drawing>
-            <wp:anchor distT="0" distB="0" distL="114299" distR="114299" simplePos="0" relativeHeight="251634688" behindDoc="0" locked="0" layoutInCell="1" allowOverlap="1" wp14:anchorId="6269D94A">
+            <wp:anchor distT="0" distB="0" distL="114299" distR="114299" simplePos="0" relativeHeight="251634688" behindDoc="0" locked="0" layoutInCell="1" allowOverlap="1" wp14:anchorId="6269D94A" wp14:editId="3A2183FE">
               <wp:simplePos x="0" y="0"/>
               <wp:positionH relativeFrom="page">
                 <wp:posOffset>2160270</wp:posOffset>
@@ -4099,7 +4233,7 @@
         </mc:Choice>
         <mc:Fallback>
           <w:pict>
-            <v:line w14:anchorId="68190816" id="Line 64" o:spid="_x0000_s1026" style="position:absolute;z-index:251634688;visibility:visible;mso-wrap-style:square;mso-width-percent:0;mso-height-percent:0;mso-wrap-distance-left:3.17497mm;mso-wrap-distance-top:0;mso-wrap-distance-right:3.17497mm;mso-wrap-distance-bottom:0;mso-position-horizontal:absolute;mso-position-horizontal-relative:page;mso-position-vertical:absolute;mso-position-vertical-relative:page;mso-width-percent:0;mso-height-percent:0;mso-width-relative:page;mso-height-relative:page" from="170.1pt,781.9pt" to="170.1pt,824.4pt" o:gfxdata="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" strokeweight="1.5pt">
+            <v:line w14:anchorId="68190816" id="Line 64" o:spid="_x0000_s1026" style="position:absolute;z-index:251634688;visibility:visible;mso-wrap-style:square;mso-width-percent:0;mso-height-percent:0;mso-wrap-distance-left:3.17497mm;mso-wrap-distance-top:0;mso-wrap-distance-right:3.17497mm;mso-wrap-distance-bottom:0;mso-position-horizontal:absolute;mso-position-horizontal-relative:page;mso-position-vertical:absolute;mso-position-vertical-relative:page;mso-width-percent:0;mso-height-percent:0;mso-width-relative:page;mso-height-relative:page" from="170.1pt,781.9pt" to="170.1pt,824.4pt" o:gfxdata="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" strokeweight="1.5pt">
               <o:lock v:ext="edit" shapetype="f"/>
               <w10:wrap anchorx="page" anchory="page"/>
             </v:line>
@@ -4114,7 +4248,7 @@
       <mc:AlternateContent>
         <mc:Choice Requires="wps">
           <w:drawing>
-            <wp:anchor distT="0" distB="0" distL="114299" distR="114299" simplePos="0" relativeHeight="251630592" behindDoc="0" locked="0" layoutInCell="1" allowOverlap="1" wp14:anchorId="19690808">
+            <wp:anchor distT="0" distB="0" distL="114299" distR="114299" simplePos="0" relativeHeight="251630592" behindDoc="0" locked="0" layoutInCell="1" allowOverlap="1" wp14:anchorId="19690808" wp14:editId="32D17174">
               <wp:simplePos x="0" y="0"/>
               <wp:positionH relativeFrom="page">
                 <wp:posOffset>7021195</wp:posOffset>
@@ -4175,7 +4309,7 @@
         </mc:Choice>
         <mc:Fallback>
           <w:pict>
-            <v:line w14:anchorId="61176B7A" id="Line 60" o:spid="_x0000_s1026" style="position:absolute;z-index:251630592;visibility:visible;mso-wrap-style:square;mso-width-percent:0;mso-height-percent:0;mso-wrap-distance-left:3.17497mm;mso-wrap-distance-top:0;mso-wrap-distance-right:3.17497mm;mso-wrap-distance-bottom:0;mso-position-horizontal:absolute;mso-position-horizontal-relative:page;mso-position-vertical:absolute;mso-position-vertical-relative:page;mso-width-percent:0;mso-height-percent:0;mso-width-relative:page;mso-height-relative:page" from="552.85pt,781.9pt" to="552.85pt,824.4pt" o:gfxdata="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" strokeweight="1.5pt">
+            <v:line w14:anchorId="61176B7A" id="Line 60" o:spid="_x0000_s1026" style="position:absolute;z-index:251630592;visibility:visible;mso-wrap-style:square;mso-width-percent:0;mso-height-percent:0;mso-wrap-distance-left:3.17497mm;mso-wrap-distance-top:0;mso-wrap-distance-right:3.17497mm;mso-wrap-distance-bottom:0;mso-position-horizontal:absolute;mso-position-horizontal-relative:page;mso-position-vertical:absolute;mso-position-vertical-relative:page;mso-width-percent:0;mso-height-percent:0;mso-width-relative:page;mso-height-relative:page" from="552.85pt,781.9pt" to="552.85pt,824.4pt" o:gfxdata="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" strokeweight="1.5pt">
               <o:lock v:ext="edit" shapetype="f"/>
               <w10:wrap anchorx="page" anchory="page"/>
             </v:line>
@@ -4190,7 +4324,7 @@
       <mc:AlternateContent>
         <mc:Choice Requires="wps">
           <w:drawing>
-            <wp:anchor distT="4294967295" distB="4294967295" distL="114300" distR="114300" simplePos="0" relativeHeight="251629568" behindDoc="0" locked="0" layoutInCell="1" allowOverlap="1" wp14:anchorId="3BEBEC2D">
+            <wp:anchor distT="4294967295" distB="4294967295" distL="114300" distR="114300" simplePos="0" relativeHeight="251629568" behindDoc="0" locked="0" layoutInCell="1" allowOverlap="1" wp14:anchorId="3BEBEC2D" wp14:editId="27FA423D">
               <wp:simplePos x="0" y="0"/>
               <wp:positionH relativeFrom="page">
                 <wp:posOffset>720090</wp:posOffset>
@@ -4244,7 +4378,7 @@
         </mc:Choice>
         <mc:Fallback>
           <w:pict>
-            <v:line w14:anchorId="0C58205C" id="Прямая соединительная линия 30" o:spid="_x0000_s1026" style="position:absolute;z-index:251629568;visibility:visible;mso-wrap-style:square;mso-width-percent:0;mso-height-percent:0;mso-wrap-distance-left:9pt;mso-wrap-distance-top:.mm;mso-wrap-distance-right:9pt;mso-wrap-distance-bottom:.mm;mso-position-horizontal:absolute;mso-position-horizontal-relative:page;mso-position-vertical:absolute;mso-position-vertical-relative:page;mso-width-percent:0;mso-height-percent:0;mso-width-relative:page;mso-height-relative:page" from="56.7pt,810.25pt" to="240.95pt,810.25pt" o:gfxdata="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" strokeweight="1.5pt">
+            <v:line w14:anchorId="0C58205C" id="Прямая соединительная линия 30" o:spid="_x0000_s1026" style="position:absolute;z-index:251629568;visibility:visible;mso-wrap-style:square;mso-width-percent:0;mso-height-percent:0;mso-wrap-distance-left:9pt;mso-wrap-distance-top:.mm;mso-wrap-distance-right:9pt;mso-wrap-distance-bottom:.mm;mso-position-horizontal:absolute;mso-position-horizontal-relative:page;mso-position-vertical:absolute;mso-position-vertical-relative:page;mso-width-percent:0;mso-height-percent:0;mso-width-relative:page;mso-height-relative:page" from="56.7pt,810.25pt" to="240.95pt,810.25pt" o:gfxdata="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" strokeweight="1.5pt">
               <o:lock v:ext="edit" shapetype="f"/>
               <w10:wrap anchorx="page" anchory="page"/>
             </v:line>
@@ -4259,7 +4393,7 @@
       <mc:AlternateContent>
         <mc:Choice Requires="wps">
           <w:drawing>
-            <wp:anchor distT="0" distB="0" distL="114299" distR="114299" simplePos="0" relativeHeight="251628544" behindDoc="0" locked="0" layoutInCell="1" allowOverlap="1" wp14:anchorId="24CF8E4B">
+            <wp:anchor distT="0" distB="0" distL="114299" distR="114299" simplePos="0" relativeHeight="251628544" behindDoc="0" locked="0" layoutInCell="1" allowOverlap="1" wp14:anchorId="24CF8E4B" wp14:editId="46CBE27F">
               <wp:simplePos x="0" y="0"/>
               <wp:positionH relativeFrom="page">
                 <wp:posOffset>3060700</wp:posOffset>
@@ -4320,7 +4454,7 @@
         </mc:Choice>
         <mc:Fallback>
           <w:pict>
-            <v:line w14:anchorId="33CAF691" id="Line 58" o:spid="_x0000_s1026" style="position:absolute;z-index:251628544;visibility:visible;mso-wrap-style:square;mso-width-percent:0;mso-height-percent:0;mso-wrap-distance-left:3.17497mm;mso-wrap-distance-top:0;mso-wrap-distance-right:3.17497mm;mso-wrap-distance-bottom:0;mso-position-horizontal:absolute;mso-position-horizontal-relative:page;mso-position-vertical:absolute;mso-position-vertical-relative:page;mso-width-percent:0;mso-height-percent:0;mso-width-relative:page;mso-height-relative:page" from="241pt,781.9pt" to="241pt,824.4pt" o:gfxdata="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" strokeweight="1.5pt">
+            <v:line w14:anchorId="33CAF691" id="Line 58" o:spid="_x0000_s1026" style="position:absolute;z-index:251628544;visibility:visible;mso-wrap-style:square;mso-width-percent:0;mso-height-percent:0;mso-wrap-distance-left:3.17497mm;mso-wrap-distance-top:0;mso-wrap-distance-right:3.17497mm;mso-wrap-distance-bottom:0;mso-position-horizontal:absolute;mso-position-horizontal-relative:page;mso-position-vertical:absolute;mso-position-vertical-relative:page;mso-width-percent:0;mso-height-percent:0;mso-width-relative:page;mso-height-relative:page" from="241pt,781.9pt" to="241pt,824.4pt" o:gfxdata="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" strokeweight="1.5pt">
               <o:lock v:ext="edit" shapetype="f"/>
               <w10:wrap anchorx="page" anchory="page"/>
             </v:line>
@@ -4335,7 +4469,7 @@
       <mc:AlternateContent>
         <mc:Choice Requires="wps">
           <w:drawing>
-            <wp:anchor distT="0" distB="0" distL="114300" distR="114300" simplePos="0" relativeHeight="251627520" behindDoc="0" locked="0" layoutInCell="1" allowOverlap="1" wp14:anchorId="23E63FFE">
+            <wp:anchor distT="0" distB="0" distL="114300" distR="114300" simplePos="0" relativeHeight="251627520" behindDoc="0" locked="0" layoutInCell="1" allowOverlap="1" wp14:anchorId="23E63FFE" wp14:editId="16BCEECB">
               <wp:simplePos x="0" y="0"/>
               <wp:positionH relativeFrom="page">
                 <wp:posOffset>720090</wp:posOffset>
@@ -4396,7 +4530,7 @@
         </mc:Choice>
         <mc:Fallback>
           <w:pict>
-            <v:line w14:anchorId="2E086853" id="Line 57" o:spid="_x0000_s1026" style="position:absolute;z-index:251627520;visibility:visible;mso-wrap-style:square;mso-width-percent:0;mso-height-percent:0;mso-wrap-distance-left:9pt;mso-wrap-distance-top:0;mso-wrap-distance-right:9pt;mso-wrap-distance-bottom:0;mso-position-horizontal:absolute;mso-position-horizontal-relative:page;mso-position-vertical:absolute;mso-position-vertical-relative:page;mso-width-percent:0;mso-height-percent:0;mso-width-relative:page;mso-height-relative:page" from="56.7pt,796.05pt" to="240.95pt,796.05pt" o:gfxdata="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">
+            <v:line w14:anchorId="2E086853" id="Line 57" o:spid="_x0000_s1026" style="position:absolute;z-index:251627520;visibility:visible;mso-wrap-style:square;mso-width-percent:0;mso-height-percent:0;mso-wrap-distance-left:9pt;mso-wrap-distance-top:0;mso-wrap-distance-right:9pt;mso-wrap-distance-bottom:0;mso-position-horizontal:absolute;mso-position-horizontal-relative:page;mso-position-vertical:absolute;mso-position-vertical-relative:page;mso-width-percent:0;mso-height-percent:0;mso-width-relative:page;mso-height-relative:page" from="56.7pt,796.05pt" to="240.95pt,796.05pt" o:gfxdata="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">
               <o:lock v:ext="edit" shapetype="f"/>
               <w10:wrap anchorx="page" anchory="page"/>
             </v:line>
@@ -4411,7 +4545,7 @@
       <mc:AlternateContent>
         <mc:Choice Requires="wps">
           <w:drawing>
-            <wp:anchor distT="4294967295" distB="4294967295" distL="114300" distR="114300" simplePos="0" relativeHeight="251626496" behindDoc="0" locked="0" layoutInCell="1" allowOverlap="1" wp14:anchorId="22617E75">
+            <wp:anchor distT="4294967295" distB="4294967295" distL="114300" distR="114300" simplePos="0" relativeHeight="251626496" behindDoc="0" locked="0" layoutInCell="1" allowOverlap="1" wp14:anchorId="22617E75" wp14:editId="69218E40">
               <wp:simplePos x="0" y="0"/>
               <wp:positionH relativeFrom="page">
                 <wp:posOffset>720090</wp:posOffset>
@@ -4465,7 +4599,7 @@
         </mc:Choice>
         <mc:Fallback>
           <w:pict>
-            <v:line w14:anchorId="6A7A2825" id="Прямая соединительная линия 29" o:spid="_x0000_s1026" style="position:absolute;z-index:251626496;visibility:visible;mso-wrap-style:square;mso-width-percent:0;mso-height-percent:0;mso-wrap-distance-left:9pt;mso-wrap-distance-top:.mm;mso-wrap-distance-right:9pt;mso-wrap-distance-bottom:.mm;mso-position-horizontal:absolute;mso-position-horizontal-relative:page;mso-position-vertical:absolute;mso-position-vertical-relative:page;mso-width-percent:0;mso-height-percent:0;mso-width-relative:page;mso-height-relative:page" from="56.7pt,781.9pt" to="581.1pt,781.9pt" o:gfxdata="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" strokeweight="1.5pt">
+            <v:line w14:anchorId="6A7A2825" id="Прямая соединительная линия 29" o:spid="_x0000_s1026" style="position:absolute;z-index:251626496;visibility:visible;mso-wrap-style:square;mso-width-percent:0;mso-height-percent:0;mso-wrap-distance-left:9pt;mso-wrap-distance-top:.mm;mso-wrap-distance-right:9pt;mso-wrap-distance-bottom:.mm;mso-position-horizontal:absolute;mso-position-horizontal-relative:page;mso-position-vertical:absolute;mso-position-vertical-relative:page;mso-width-percent:0;mso-height-percent:0;mso-width-relative:page;mso-height-relative:page" from="56.7pt,781.9pt" to="581.1pt,781.9pt" o:gfxdata="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" strokeweight="1.5pt">
               <o:lock v:ext="edit" shapetype="f"/>
               <w10:wrap anchorx="page" anchory="page"/>
             </v:line>
@@ -4478,7 +4612,7 @@
 </file>
 
 <file path=word/footer3.xml><?xml version="1.0" encoding="utf-8"?>
-<w:ftr xmlns:wpc="http://schemas.microsoft.com/office/word/2010/wordprocessingCanvas" xmlns:cx="http://schemas.microsoft.com/office/drawing/2014/chartex" xmlns:cx1="http://schemas.microsoft.com/office/drawing/2015/9/8/chartex" xmlns:cx2="http://schemas.microsoft.com/office/drawing/2015/10/21/chartex" xmlns:cx3="http://schemas.microsoft.com/office/drawing/2016/5/9/chartex" xmlns:cx4="http://schemas.microsoft.com/office/drawing/2016/5/10/chartex" xmlns:cx5="http://schemas.microsoft.com/office/drawing/2016/5/11/chartex" xmlns:cx6="http://schemas.microsoft.com/office/drawing/2016/5/12/chartex" xmlns:cx7="http://schemas.microsoft.com/office/drawing/2016/5/13/chartex" xmlns:cx8="http://schemas.microsoft.com/office/drawing/2016/5/14/chartex" xmlns:mc="http://schemas.openxmlformats.org/markup-compatibility/2006" xmlns:aink="http://schemas.microsoft.com/office/drawing/2016/ink" xmlns:am3d="http://schemas.microsoft.com/office/drawing/2017/model3d" xmlns:o="urn:schemas-microsoft-com:office:office" xmlns:oel="http://schemas.microsoft.com/office/2019/extlst" xmlns:r="http://schemas.openxmlformats.org/officeDocument/2006/relationships" xmlns:m="http://schemas.openxmlformats.org/officeDocument/2006/math" xmlns:v="urn:schemas-microsoft-com:vml" xmlns:wp14="http://schemas.microsoft.com/office/word/2010/wordprocessingDrawing" xmlns:wp="http://schemas.openxmlformats.org/drawingml/2006/wordprocessingDrawing" xmlns:w10="urn:schemas-microsoft-com:office:word" xmlns:w="http://schemas.openxmlformats.org/wordprocessingml/2006/main" xmlns:w14="http://schemas.microsoft.com/office/word/2010/wordml" xmlns:w15="http://schemas.microsoft.com/office/word/2012/wordml" xmlns:w16cex="http://schemas.microsoft.com/office/word/2018/wordml/cex" xmlns:w16cid="http://schemas.microsoft.com/office/word/2016/wordml/cid" xmlns:w16="http://schemas.microsoft.com/office/word/2018/wordml" xmlns:w16sdtdh="http://schemas.microsoft.com/office/word/2020/wordml/sdtdatahash" xmlns:w16se="http://schemas.microsoft.com/office/word/2015/wordml/symex" xmlns:wpg="http://schemas.microsoft.com/office/word/2010/wordprocessingGroup" xmlns:wpi="http://schemas.microsoft.com/office/word/2010/wordprocessingInk" xmlns:wne="http://schemas.microsoft.com/office/word/2006/wordml" xmlns:wps="http://schemas.microsoft.com/office/word/2010/wordprocessingShape" mc:Ignorable="w14 w15 w16se w16cid w16 w16cex w16sdtdh wp14">
+<w:ftr xmlns:wpc="http://schemas.microsoft.com/office/word/2010/wordprocessingCanvas" xmlns:cx="http://schemas.microsoft.com/office/drawing/2014/chartex" xmlns:cx1="http://schemas.microsoft.com/office/drawing/2015/9/8/chartex" xmlns:cx2="http://schemas.microsoft.com/office/drawing/2015/10/21/chartex" xmlns:cx3="http://schemas.microsoft.com/office/drawing/2016/5/9/chartex" xmlns:cx4="http://schemas.microsoft.com/office/drawing/2016/5/10/chartex" xmlns:cx5="http://schemas.microsoft.com/office/drawing/2016/5/11/chartex" xmlns:cx6="http://schemas.microsoft.com/office/drawing/2016/5/12/chartex" xmlns:cx7="http://schemas.microsoft.com/office/drawing/2016/5/13/chartex" xmlns:cx8="http://schemas.microsoft.com/office/drawing/2016/5/14/chartex" xmlns:mc="http://schemas.openxmlformats.org/markup-compatibility/2006" xmlns:aink="http://schemas.microsoft.com/office/drawing/2016/ink" xmlns:am3d="http://schemas.microsoft.com/office/drawing/2017/model3d" xmlns:o="urn:schemas-microsoft-com:office:office" xmlns:oel="http://schemas.microsoft.com/office/2019/extlst" xmlns:r="http://schemas.openxmlformats.org/officeDocument/2006/relationships" xmlns:m="http://schemas.openxmlformats.org/officeDocument/2006/math" xmlns:v="urn:schemas-microsoft-com:vml" xmlns:wp14="http://schemas.microsoft.com/office/word/2010/wordprocessingDrawing" xmlns:wp="http://schemas.openxmlformats.org/drawingml/2006/wordprocessingDrawing" xmlns:w10="urn:schemas-microsoft-com:office:word" xmlns:w="http://schemas.openxmlformats.org/wordprocessingml/2006/main" xmlns:w14="http://schemas.microsoft.com/office/word/2010/wordml" xmlns:w15="http://schemas.microsoft.com/office/word/2012/wordml" xmlns:w16cex="http://schemas.microsoft.com/office/word/2018/wordml/cex" xmlns:w16cid="http://schemas.microsoft.com/office/word/2016/wordml/cid" xmlns:w16="http://schemas.microsoft.com/office/word/2018/wordml" xmlns:w16du="http://schemas.microsoft.com/office/word/2023/wordml/word16du" xmlns:w16sdtdh="http://schemas.microsoft.com/office/word/2020/wordml/sdtdatahash" xmlns:w16sdtfl="http://schemas.microsoft.com/office/word/2024/wordml/sdtformatlock" xmlns:w16se="http://schemas.microsoft.com/office/word/2015/wordml/symex" xmlns:wpg="http://schemas.microsoft.com/office/word/2010/wordprocessingGroup" xmlns:wpi="http://schemas.microsoft.com/office/word/2010/wordprocessingInk" xmlns:wne="http://schemas.microsoft.com/office/word/2006/wordml" xmlns:wps="http://schemas.microsoft.com/office/word/2010/wordprocessingShape" mc:Ignorable="w14 w15 w16se w16cid w16 w16cex w16sdtdh w16sdtfl w16du wp14">
   <w:p>
     <w:pPr>
       <w:pStyle w:val="a4"/>
@@ -4537,7 +4671,7 @@
       <mc:AlternateContent>
         <mc:Choice Requires="wps">
           <w:drawing>
-            <wp:anchor distT="0" distB="0" distL="114300" distR="114300" simplePos="0" relativeHeight="251683840" behindDoc="0" locked="0" layoutInCell="1" allowOverlap="1" wp14:anchorId="35613A99">
+            <wp:anchor distT="0" distB="0" distL="114300" distR="114300" simplePos="0" relativeHeight="251683840" behindDoc="0" locked="0" layoutInCell="1" allowOverlap="1" wp14:anchorId="35613A99" wp14:editId="0F5053CD">
               <wp:simplePos x="0" y="0"/>
               <wp:positionH relativeFrom="column">
                 <wp:posOffset>-19685</wp:posOffset>
@@ -4643,7 +4777,7 @@
               <v:stroke joinstyle="miter"/>
               <v:path gradientshapeok="t" o:connecttype="rect"/>
             </v:shapetype>
-            <v:shape id="Text Box 110" o:spid="_x0000_s1035" type="#_x0000_t202" style="position:absolute;margin-left:-1.55pt;margin-top:14pt;width:56.55pt;height:14.05pt;z-index:251683840;visibility:visible;mso-wrap-style:square;mso-width-percent:0;mso-height-percent:0;mso-wrap-distance-left:9pt;mso-wrap-distance-top:0;mso-wrap-distance-right:9pt;mso-wrap-distance-bottom:0;mso-position-horizontal:absolute;mso-position-horizontal-relative:text;mso-position-vertical:absolute;mso-position-vertical-relative:text;mso-width-percent:0;mso-height-percent:0;mso-width-relative:page;mso-height-relative:page;v-text-anchor:top" o:gfxdata="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" stroked="f">
+            <v:shape id="Text Box 110" o:spid="_x0000_s1035" type="#_x0000_t202" style="position:absolute;margin-left:-1.55pt;margin-top:14pt;width:56.55pt;height:14.05pt;z-index:251683840;visibility:visible;mso-wrap-style:square;mso-width-percent:0;mso-height-percent:0;mso-wrap-distance-left:9pt;mso-wrap-distance-top:0;mso-wrap-distance-right:9pt;mso-wrap-distance-bottom:0;mso-position-horizontal:absolute;mso-position-horizontal-relative:text;mso-position-vertical:absolute;mso-position-vertical-relative:text;mso-width-percent:0;mso-height-percent:0;mso-width-relative:page;mso-height-relative:page;v-text-anchor:top" o:gfxdata="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" stroked="f">
               <v:fill opacity="0"/>
               <v:path arrowok="t"/>
               <v:textbox inset="0,0,0,0">
@@ -4693,7 +4827,7 @@
       <mc:AlternateContent>
         <mc:Choice Requires="wps">
           <w:drawing>
-            <wp:anchor distT="0" distB="0" distL="114300" distR="114300" simplePos="0" relativeHeight="251682816" behindDoc="0" locked="0" layoutInCell="1" allowOverlap="1" wp14:anchorId="4673D2AE">
+            <wp:anchor distT="0" distB="0" distL="114300" distR="114300" simplePos="0" relativeHeight="251682816" behindDoc="0" locked="0" layoutInCell="1" allowOverlap="1" wp14:anchorId="4673D2AE" wp14:editId="17AB8ADC">
               <wp:simplePos x="0" y="0"/>
               <wp:positionH relativeFrom="column">
                 <wp:posOffset>-17145</wp:posOffset>
@@ -4761,7 +4895,7 @@
         </mc:Choice>
         <mc:Fallback>
           <w:pict>
-            <v:shape w14:anchorId="4673D2AE" id="Надпись 27" o:spid="_x0000_s1036" type="#_x0000_t202" style="position:absolute;margin-left:-1.35pt;margin-top:.05pt;width:55.7pt;height:13.5pt;z-index:251682816;visibility:visible;mso-wrap-style:square;mso-width-percent:0;mso-height-percent:0;mso-wrap-distance-left:9pt;mso-wrap-distance-top:0;mso-wrap-distance-right:9pt;mso-wrap-distance-bottom:0;mso-position-horizontal:absolute;mso-position-horizontal-relative:text;mso-position-vertical:absolute;mso-position-vertical-relative:text;mso-width-percent:0;mso-height-percent:0;mso-width-relative:page;mso-height-relative:page;v-text-anchor:top" o:gfxdata="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" stroked="f">
+            <v:shape w14:anchorId="4673D2AE" id="Надпись 27" o:spid="_x0000_s1036" type="#_x0000_t202" style="position:absolute;margin-left:-1.35pt;margin-top:.05pt;width:55.7pt;height:13.5pt;z-index:251682816;visibility:visible;mso-wrap-style:square;mso-width-percent:0;mso-height-percent:0;mso-wrap-distance-left:9pt;mso-wrap-distance-top:0;mso-wrap-distance-right:9pt;mso-wrap-distance-bottom:0;mso-position-horizontal:absolute;mso-position-horizontal-relative:text;mso-position-vertical:absolute;mso-position-vertical-relative:text;mso-width-percent:0;mso-height-percent:0;mso-width-relative:page;mso-height-relative:page;v-text-anchor:top" o:gfxdata="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" stroked="f">
               <v:fill opacity="0"/>
               <v:textbox inset="0,0,0,0">
                 <w:txbxContent>
@@ -4820,16 +4954,16 @@
       <mc:AlternateContent>
         <mc:Choice Requires="wps">
           <w:drawing>
-            <wp:anchor distT="0" distB="0" distL="114300" distR="114300" simplePos="0" relativeHeight="251680768" behindDoc="0" locked="0" layoutInCell="1" allowOverlap="1" wp14:anchorId="67FBF48E" wp14:editId="67AED871">
+            <wp:anchor distT="0" distB="0" distL="114300" distR="114300" simplePos="0" relativeHeight="251680768" behindDoc="0" locked="0" layoutInCell="1" allowOverlap="1" wp14:anchorId="67FBF48E" wp14:editId="44FFB761">
               <wp:simplePos x="0" y="0"/>
               <wp:positionH relativeFrom="column">
-                <wp:posOffset>2200402</wp:posOffset>
+                <wp:posOffset>2199958</wp:posOffset>
               </wp:positionH>
               <wp:positionV relativeFrom="paragraph">
-                <wp:posOffset>-489712</wp:posOffset>
+                <wp:posOffset>-421005</wp:posOffset>
               </wp:positionV>
-              <wp:extent cx="2434590" cy="901700"/>
-              <wp:effectExtent l="0" t="0" r="0" b="0"/>
+              <wp:extent cx="2434590" cy="832803"/>
+              <wp:effectExtent l="0" t="0" r="3810" b="5715"/>
               <wp:wrapNone/>
               <wp:docPr id="244405613" name="Надпись 25"/>
               <wp:cNvGraphicFramePr>
@@ -4844,7 +4978,7 @@
                     <wps:spPr bwMode="auto">
                       <a:xfrm>
                         <a:off x="0" y="0"/>
-                        <a:ext cx="2434590" cy="901700"/>
+                        <a:ext cx="2434590" cy="832803"/>
                       </a:xfrm>
                       <a:prstGeom prst="rect">
                         <a:avLst/>
@@ -4866,55 +5000,10 @@
                             <w:rPr>
                               <w:bCs/>
                               <w:color w:val="000000"/>
-                              <w:sz w:val="28"/>
-                              <w:szCs w:val="28"/>
+                              <w:sz w:val="32"/>
+                              <w:szCs w:val="32"/>
                             </w:rPr>
                           </w:pPr>
-                          <w:r>
-                            <w:rPr>
-                              <w:bCs/>
-                              <w:color w:val="000000"/>
-                              <w:sz w:val="24"/>
-                              <w:szCs w:val="24"/>
-                            </w:rPr>
-                            <w:t>Принципы объектно-ориентированного</w:t>
-                          </w:r>
-                          <w:r>
-                            <w:rPr>
-                              <w:bCs/>
-                              <w:color w:val="000000"/>
-                              <w:sz w:val="24"/>
-                              <w:szCs w:val="24"/>
-                            </w:rPr>
-                            <w:t xml:space="preserve"> </w:t>
-                          </w:r>
-                          <w:r>
-                            <w:rPr>
-                              <w:bCs/>
-                              <w:color w:val="000000"/>
-                              <w:sz w:val="24"/>
-                              <w:szCs w:val="24"/>
-                            </w:rPr>
-                            <w:t>программирования и</w:t>
-                          </w:r>
-                          <w:r>
-                            <w:rPr>
-                              <w:bCs/>
-                              <w:color w:val="000000"/>
-                              <w:sz w:val="24"/>
-                              <w:szCs w:val="24"/>
-                            </w:rPr>
-                            <w:t xml:space="preserve"> </w:t>
-                          </w:r>
-                          <w:r>
-                            <w:rPr>
-                              <w:bCs/>
-                              <w:color w:val="000000"/>
-                              <w:sz w:val="24"/>
-                              <w:szCs w:val="24"/>
-                            </w:rPr>
-                            <w:t>платформа Microsoft .Net</w:t>
-                          </w:r>
                           <w:r>
                             <w:rPr>
                               <w:bCs/>
@@ -4922,16 +5011,7 @@
                               <w:sz w:val="28"/>
                               <w:szCs w:val="28"/>
                             </w:rPr>
-                            <w:t xml:space="preserve"> </w:t>
-                          </w:r>
-                          <w:r>
-                            <w:rPr>
-                              <w:bCs/>
-                              <w:color w:val="000000"/>
-                              <w:sz w:val="24"/>
-                              <w:szCs w:val="24"/>
-                            </w:rPr>
-                            <w:t>Framework.</w:t>
+                            <w:t>ПРИНЦИПЫ ОБЪЕКТНО-ОРИЕНТИРОВАННОГО ПРОГРАММИРОВАНИЯ.</w:t>
                           </w:r>
                         </w:p>
                         <w:p>
@@ -4940,8 +5020,8 @@
                               <w:rFonts w:ascii="GOST type B" w:hAnsi="GOST type B"/>
                               <w:bCs/>
                               <w:i/>
-                              <w:sz w:val="26"/>
-                              <w:szCs w:val="28"/>
+                              <w:sz w:val="28"/>
+                              <w:szCs w:val="32"/>
                             </w:rPr>
                           </w:pPr>
                         </w:p>
@@ -4964,7 +5044,7 @@
         </mc:Choice>
         <mc:Fallback>
           <w:pict>
-            <v:shape w14:anchorId="67FBF48E" id="Надпись 25" o:spid="_x0000_s1037" type="#_x0000_t202" style="position:absolute;margin-left:173.25pt;margin-top:-38.55pt;width:191.7pt;height:71pt;z-index:251680768;visibility:visible;mso-wrap-style:square;mso-width-percent:0;mso-height-percent:0;mso-wrap-distance-left:9pt;mso-wrap-distance-top:0;mso-wrap-distance-right:9pt;mso-wrap-distance-bottom:0;mso-position-horizontal:absolute;mso-position-horizontal-relative:text;mso-position-vertical:absolute;mso-position-vertical-relative:text;mso-width-percent:0;mso-height-percent:0;mso-width-relative:page;mso-height-relative:page;v-text-anchor:top" o:gfxdata="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" filled="f" stroked="f">
+            <v:shape w14:anchorId="67FBF48E" id="Надпись 25" o:spid="_x0000_s1037" type="#_x0000_t202" style="position:absolute;margin-left:173.25pt;margin-top:-33.15pt;width:191.7pt;height:65.6pt;z-index:251680768;visibility:visible;mso-wrap-style:square;mso-width-percent:0;mso-height-percent:0;mso-wrap-distance-left:9pt;mso-wrap-distance-top:0;mso-wrap-distance-right:9pt;mso-wrap-distance-bottom:0;mso-position-horizontal:absolute;mso-position-horizontal-relative:text;mso-position-vertical:absolute;mso-position-vertical-relative:text;mso-width-percent:0;mso-height-percent:0;mso-width-relative:page;mso-height-relative:page;v-text-anchor:top" o:gfxdata="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" filled="f" stroked="f">
               <v:textbox inset="0,0,0,0">
                 <w:txbxContent>
                   <w:p>
@@ -4977,55 +5057,10 @@
                       <w:rPr>
                         <w:bCs/>
                         <w:color w:val="000000"/>
-                        <w:sz w:val="28"/>
-                        <w:szCs w:val="28"/>
+                        <w:sz w:val="32"/>
+                        <w:szCs w:val="32"/>
                       </w:rPr>
                     </w:pPr>
-                    <w:r>
-                      <w:rPr>
-                        <w:bCs/>
-                        <w:color w:val="000000"/>
-                        <w:sz w:val="24"/>
-                        <w:szCs w:val="24"/>
-                      </w:rPr>
-                      <w:t>Принципы объектно-ориентированного</w:t>
-                    </w:r>
-                    <w:r>
-                      <w:rPr>
-                        <w:bCs/>
-                        <w:color w:val="000000"/>
-                        <w:sz w:val="24"/>
-                        <w:szCs w:val="24"/>
-                      </w:rPr>
-                      <w:t xml:space="preserve"> </w:t>
-                    </w:r>
-                    <w:r>
-                      <w:rPr>
-                        <w:bCs/>
-                        <w:color w:val="000000"/>
-                        <w:sz w:val="24"/>
-                        <w:szCs w:val="24"/>
-                      </w:rPr>
-                      <w:t>программирования и</w:t>
-                    </w:r>
-                    <w:r>
-                      <w:rPr>
-                        <w:bCs/>
-                        <w:color w:val="000000"/>
-                        <w:sz w:val="24"/>
-                        <w:szCs w:val="24"/>
-                      </w:rPr>
-                      <w:t xml:space="preserve"> </w:t>
-                    </w:r>
-                    <w:r>
-                      <w:rPr>
-                        <w:bCs/>
-                        <w:color w:val="000000"/>
-                        <w:sz w:val="24"/>
-                        <w:szCs w:val="24"/>
-                      </w:rPr>
-                      <w:t>платформа Microsoft .Net</w:t>
-                    </w:r>
                     <w:r>
                       <w:rPr>
                         <w:bCs/>
@@ -5033,16 +5068,7 @@
                         <w:sz w:val="28"/>
                         <w:szCs w:val="28"/>
                       </w:rPr>
-                      <w:t xml:space="preserve"> </w:t>
-                    </w:r>
-                    <w:r>
-                      <w:rPr>
-                        <w:bCs/>
-                        <w:color w:val="000000"/>
-                        <w:sz w:val="24"/>
-                        <w:szCs w:val="24"/>
-                      </w:rPr>
-                      <w:t>Framework.</w:t>
+                      <w:t>ПРИНЦИПЫ ОБЪЕКТНО-ОРИЕНТИРОВАННОГО ПРОГРАММИРОВАНИЯ.</w:t>
                     </w:r>
                   </w:p>
                   <w:p>
@@ -5051,8 +5077,8 @@
                         <w:rFonts w:ascii="GOST type B" w:hAnsi="GOST type B"/>
                         <w:bCs/>
                         <w:i/>
-                        <w:sz w:val="26"/>
-                        <w:szCs w:val="28"/>
+                        <w:sz w:val="28"/>
+                        <w:szCs w:val="32"/>
                       </w:rPr>
                     </w:pPr>
                   </w:p>
@@ -5140,7 +5166,7 @@
         </mc:Choice>
         <mc:Fallback>
           <w:pict>
-            <v:shape w14:anchorId="41D32F9F" id="Надпись 26" o:spid="_x0000_s1038" type="#_x0000_t202" style="position:absolute;margin-left:38.7pt;margin-top:-39pt;width:60.4pt;height:11.05pt;z-index:251673600;visibility:visible;mso-wrap-style:square;mso-width-percent:0;mso-height-percent:0;mso-wrap-distance-left:9pt;mso-wrap-distance-top:0;mso-wrap-distance-right:9pt;mso-wrap-distance-bottom:0;mso-position-horizontal:absolute;mso-position-horizontal-relative:text;mso-position-vertical:absolute;mso-position-vertical-relative:text;mso-width-percent:0;mso-height-percent:0;mso-width-relative:page;mso-height-relative:page;v-text-anchor:top" o:gfxdata="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" filled="f" stroked="f">
+            <v:shape w14:anchorId="41D32F9F" id="Надпись 26" o:spid="_x0000_s1038" type="#_x0000_t202" style="position:absolute;margin-left:38.7pt;margin-top:-39pt;width:60.4pt;height:11.05pt;z-index:251673600;visibility:visible;mso-wrap-style:square;mso-width-percent:0;mso-height-percent:0;mso-wrap-distance-left:9pt;mso-wrap-distance-top:0;mso-wrap-distance-right:9pt;mso-wrap-distance-bottom:0;mso-position-horizontal:absolute;mso-position-horizontal-relative:text;mso-position-vertical:absolute;mso-position-vertical-relative:text;mso-width-percent:0;mso-height-percent:0;mso-width-relative:page;mso-height-relative:page;v-text-anchor:top" o:gfxdata="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" filled="f" stroked="f">
               <v:textbox inset="0,0,0,0">
                 <w:txbxContent>
                   <w:p>
@@ -5172,7 +5198,7 @@
       <mc:AlternateContent>
         <mc:Choice Requires="wps">
           <w:drawing>
-            <wp:anchor distT="0" distB="0" distL="114300" distR="114300" simplePos="0" relativeHeight="251666432" behindDoc="0" locked="0" layoutInCell="1" allowOverlap="1" wp14:anchorId="22D48FF2">
+            <wp:anchor distT="0" distB="0" distL="114300" distR="114300" simplePos="0" relativeHeight="251666432" behindDoc="0" locked="0" layoutInCell="1" allowOverlap="1" wp14:anchorId="22D48FF2" wp14:editId="2AFAD3EB">
               <wp:simplePos x="0" y="0"/>
               <wp:positionH relativeFrom="column">
                 <wp:posOffset>118110</wp:posOffset>
@@ -5258,7 +5284,7 @@
         </mc:Choice>
         <mc:Fallback>
           <w:pict>
-            <v:shape w14:anchorId="22D48FF2" id="Надпись 24" o:spid="_x0000_s1039" type="#_x0000_t202" style="position:absolute;margin-left:9.3pt;margin-top:-55.05pt;width:28.4pt;height:11.85pt;z-index:251666432;visibility:visible;mso-wrap-style:square;mso-width-percent:0;mso-height-percent:0;mso-wrap-distance-left:9pt;mso-wrap-distance-top:0;mso-wrap-distance-right:9pt;mso-wrap-distance-bottom:0;mso-position-horizontal:absolute;mso-position-horizontal-relative:text;mso-position-vertical:absolute;mso-position-vertical-relative:text;mso-width-percent:0;mso-height-percent:0;mso-width-relative:page;mso-height-relative:page;v-text-anchor:top" o:gfxdata="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" filled="f" stroked="f">
+            <v:shape w14:anchorId="22D48FF2" id="Надпись 24" o:spid="_x0000_s1039" type="#_x0000_t202" style="position:absolute;margin-left:9.3pt;margin-top:-55.05pt;width:28.4pt;height:11.85pt;z-index:251666432;visibility:visible;mso-wrap-style:square;mso-width-percent:0;mso-height-percent:0;mso-wrap-distance-left:9pt;mso-wrap-distance-top:0;mso-wrap-distance-right:9pt;mso-wrap-distance-bottom:0;mso-position-horizontal:absolute;mso-position-horizontal-relative:text;mso-position-vertical:absolute;mso-position-vertical-relative:text;mso-width-percent:0;mso-height-percent:0;mso-width-relative:page;mso-height-relative:page;v-text-anchor:top" o:gfxdata="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" filled="f" stroked="f">
               <v:textbox inset="0,0,0,0">
                 <w:txbxContent>
                   <w:p>
@@ -5306,7 +5332,7 @@
       <mc:AlternateContent>
         <mc:Choice Requires="wps">
           <w:drawing>
-            <wp:anchor distT="0" distB="0" distL="114299" distR="114299" simplePos="0" relativeHeight="251653120" behindDoc="0" locked="0" layoutInCell="1" allowOverlap="1" wp14:anchorId="2EDF42C4">
+            <wp:anchor distT="0" distB="0" distL="114299" distR="114299" simplePos="0" relativeHeight="251653120" behindDoc="0" locked="0" layoutInCell="1" allowOverlap="1" wp14:anchorId="2EDF42C4" wp14:editId="73A0A879">
               <wp:simplePos x="0" y="0"/>
               <wp:positionH relativeFrom="page">
                 <wp:posOffset>1379220</wp:posOffset>
@@ -5367,7 +5393,7 @@
         </mc:Choice>
         <mc:Fallback>
           <w:pict>
-            <v:line w14:anchorId="07F78F0A" id="Line 19" o:spid="_x0000_s1026" style="position:absolute;z-index:251653120;visibility:visible;mso-wrap-style:square;mso-width-percent:0;mso-height-percent:0;mso-wrap-distance-left:3.17497mm;mso-wrap-distance-top:0;mso-wrap-distance-right:3.17497mm;mso-wrap-distance-bottom:0;mso-position-horizontal:absolute;mso-position-horizontal-relative:page;mso-position-vertical:absolute;mso-position-vertical-relative:page;mso-width-percent:0;mso-height-percent:0;mso-width-relative:page;mso-height-relative:page" from="108.6pt,711.85pt" to="108.6pt,825.25pt" o:gfxdata="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" strokeweight="1.5pt">
+            <v:line w14:anchorId="07F78F0A" id="Line 19" o:spid="_x0000_s1026" style="position:absolute;z-index:251653120;visibility:visible;mso-wrap-style:square;mso-width-percent:0;mso-height-percent:0;mso-wrap-distance-left:3.17497mm;mso-wrap-distance-top:0;mso-wrap-distance-right:3.17497mm;mso-wrap-distance-bottom:0;mso-position-horizontal:absolute;mso-position-horizontal-relative:page;mso-position-vertical:absolute;mso-position-vertical-relative:page;mso-width-percent:0;mso-height-percent:0;mso-width-relative:page;mso-height-relative:page" from="108.6pt,711.85pt" to="108.6pt,825.25pt" o:gfxdata="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" strokeweight="1.5pt">
               <o:lock v:ext="edit" shapetype="f"/>
               <w10:wrap anchorx="page" anchory="page"/>
             </v:line>
@@ -5382,7 +5408,7 @@
       <mc:AlternateContent>
         <mc:Choice Requires="wps">
           <w:drawing>
-            <wp:anchor distT="0" distB="0" distL="114299" distR="114299" simplePos="0" relativeHeight="251652096" behindDoc="0" locked="0" layoutInCell="1" allowOverlap="1" wp14:anchorId="074BD3CE">
+            <wp:anchor distT="0" distB="0" distL="114299" distR="114299" simplePos="0" relativeHeight="251652096" behindDoc="0" locked="0" layoutInCell="1" allowOverlap="1" wp14:anchorId="074BD3CE" wp14:editId="756C1C72">
               <wp:simplePos x="0" y="0"/>
               <wp:positionH relativeFrom="page">
                 <wp:posOffset>1012825</wp:posOffset>
@@ -5443,7 +5469,7 @@
         </mc:Choice>
         <mc:Fallback>
           <w:pict>
-            <v:line w14:anchorId="46A622F6" id="Line 18" o:spid="_x0000_s1026" style="position:absolute;z-index:251652096;visibility:visible;mso-wrap-style:square;mso-width-percent:0;mso-height-percent:0;mso-wrap-distance-left:3.17497mm;mso-wrap-distance-top:0;mso-wrap-distance-right:3.17497mm;mso-wrap-distance-bottom:0;mso-position-horizontal:absolute;mso-position-horizontal-relative:page;mso-position-vertical:absolute;mso-position-vertical-relative:page;mso-width-percent:0;mso-height-percent:0;mso-width-relative:page;mso-height-relative:page" from="79.75pt,711.85pt" to="79.75pt,754.35pt" o:gfxdata="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" strokeweight="1.5pt">
+            <v:line w14:anchorId="46A622F6" id="Line 18" o:spid="_x0000_s1026" style="position:absolute;z-index:251652096;visibility:visible;mso-wrap-style:square;mso-width-percent:0;mso-height-percent:0;mso-wrap-distance-left:3.17497mm;mso-wrap-distance-top:0;mso-wrap-distance-right:3.17497mm;mso-wrap-distance-bottom:0;mso-position-horizontal:absolute;mso-position-horizontal-relative:page;mso-position-vertical:absolute;mso-position-vertical-relative:page;mso-width-percent:0;mso-height-percent:0;mso-width-relative:page;mso-height-relative:page" from="79.75pt,711.85pt" to="79.75pt,754.35pt" o:gfxdata="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" strokeweight="1.5pt">
               <o:lock v:ext="edit" shapetype="f"/>
               <w10:wrap anchorx="page" anchory="page"/>
             </v:line>
@@ -5458,7 +5484,7 @@
       <mc:AlternateContent>
         <mc:Choice Requires="wps">
           <w:drawing>
-            <wp:anchor distT="0" distB="0" distL="114300" distR="114300" simplePos="0" relativeHeight="251668480" behindDoc="0" locked="0" layoutInCell="1" allowOverlap="1" wp14:anchorId="6B22EBB2">
+            <wp:anchor distT="0" distB="0" distL="114300" distR="114300" simplePos="0" relativeHeight="251668480" behindDoc="0" locked="0" layoutInCell="1" allowOverlap="1" wp14:anchorId="6B22EBB2" wp14:editId="4F8C303B">
               <wp:simplePos x="0" y="0"/>
               <wp:positionH relativeFrom="column">
                 <wp:posOffset>552450</wp:posOffset>
@@ -5563,7 +5589,7 @@
         </mc:Choice>
         <mc:Fallback>
           <w:pict>
-            <v:shape w14:anchorId="6B22EBB2" id="Text Box 47" o:spid="_x0000_s1040" type="#_x0000_t202" style="position:absolute;margin-left:43.5pt;margin-top:-54.85pt;width:54.65pt;height:12.6pt;z-index:251668480;visibility:visible;mso-wrap-style:square;mso-width-percent:0;mso-height-percent:0;mso-wrap-distance-left:9pt;mso-wrap-distance-top:0;mso-wrap-distance-right:9pt;mso-wrap-distance-bottom:0;mso-position-horizontal:absolute;mso-position-horizontal-relative:text;mso-position-vertical:absolute;mso-position-vertical-relative:text;mso-width-percent:0;mso-height-percent:0;mso-width-relative:page;mso-height-relative:page;v-text-anchor:top" o:gfxdata="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" filled="f" stroked="f">
+            <v:shape w14:anchorId="6B22EBB2" id="Text Box 47" o:spid="_x0000_s1040" type="#_x0000_t202" style="position:absolute;margin-left:43.5pt;margin-top:-54.85pt;width:54.65pt;height:12.6pt;z-index:251668480;visibility:visible;mso-wrap-style:square;mso-width-percent:0;mso-height-percent:0;mso-wrap-distance-left:9pt;mso-wrap-distance-top:0;mso-wrap-distance-right:9pt;mso-wrap-distance-bottom:0;mso-position-horizontal:absolute;mso-position-horizontal-relative:text;mso-position-vertical:absolute;mso-position-vertical-relative:text;mso-width-percent:0;mso-height-percent:0;mso-width-relative:page;mso-height-relative:page;v-text-anchor:top" o:gfxdata="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" filled="f" stroked="f">
               <v:path arrowok="t"/>
               <v:textbox inset="0,0,0,0">
                 <w:txbxContent>
@@ -5612,7 +5638,7 @@
       <mc:AlternateContent>
         <mc:Choice Requires="wps">
           <w:drawing>
-            <wp:anchor distT="0" distB="0" distL="114300" distR="114300" simplePos="0" relativeHeight="251678720" behindDoc="0" locked="0" layoutInCell="1" allowOverlap="1" wp14:anchorId="3F33EF6F">
+            <wp:anchor distT="0" distB="0" distL="114300" distR="114300" simplePos="0" relativeHeight="251678720" behindDoc="0" locked="0" layoutInCell="1" allowOverlap="1" wp14:anchorId="3F33EF6F" wp14:editId="50233A26">
               <wp:simplePos x="0" y="0"/>
               <wp:positionH relativeFrom="column">
                 <wp:posOffset>5212080</wp:posOffset>
@@ -5680,7 +5706,7 @@
         </mc:Choice>
         <mc:Fallback>
           <w:pict>
-            <v:shape w14:anchorId="3F33EF6F" id="Надпись 23" o:spid="_x0000_s1041" type="#_x0000_t202" style="position:absolute;margin-left:410.4pt;margin-top:-26.95pt;width:100.75pt;height:19.15pt;z-index:251678720;visibility:visible;mso-wrap-style:square;mso-width-percent:0;mso-height-percent:0;mso-wrap-distance-left:9pt;mso-wrap-distance-top:0;mso-wrap-distance-right:9pt;mso-wrap-distance-bottom:0;mso-position-horizontal:absolute;mso-position-horizontal-relative:text;mso-position-vertical:absolute;mso-position-vertical-relative:text;mso-width-percent:0;mso-height-percent:0;mso-width-relative:page;mso-height-relative:page;v-text-anchor:top" o:gfxdata="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" filled="f" stroked="f">
+            <v:shape w14:anchorId="3F33EF6F" id="Надпись 23" o:spid="_x0000_s1041" type="#_x0000_t202" style="position:absolute;margin-left:410.4pt;margin-top:-26.95pt;width:100.75pt;height:19.15pt;z-index:251678720;visibility:visible;mso-wrap-style:square;mso-width-percent:0;mso-height-percent:0;mso-wrap-distance-left:9pt;mso-wrap-distance-top:0;mso-wrap-distance-right:9pt;mso-wrap-distance-bottom:0;mso-position-horizontal:absolute;mso-position-horizontal-relative:text;mso-position-vertical:absolute;mso-position-vertical-relative:text;mso-width-percent:0;mso-height-percent:0;mso-width-relative:page;mso-height-relative:page;v-text-anchor:top" o:gfxdata="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" filled="f" stroked="f">
               <v:textbox inset="0,0,0,0">
                 <w:txbxContent>
                   <w:p>
@@ -5710,7 +5736,7 @@
       <mc:AlternateContent>
         <mc:Choice Requires="wps">
           <w:drawing>
-            <wp:anchor distT="0" distB="0" distL="114298" distR="114298" simplePos="0" relativeHeight="251689984" behindDoc="0" locked="0" layoutInCell="1" allowOverlap="1" wp14:anchorId="4166DD5C">
+            <wp:anchor distT="0" distB="0" distL="114298" distR="114298" simplePos="0" relativeHeight="251689984" behindDoc="0" locked="0" layoutInCell="1" allowOverlap="1" wp14:anchorId="4166DD5C" wp14:editId="727AA12A">
               <wp:simplePos x="0" y="0"/>
               <wp:positionH relativeFrom="page">
                 <wp:posOffset>5939154</wp:posOffset>
@@ -5764,7 +5790,7 @@
         </mc:Choice>
         <mc:Fallback>
           <w:pict>
-            <v:line w14:anchorId="39CA96B3" id="Прямая соединительная линия 22" o:spid="_x0000_s1026" style="position:absolute;z-index:251689984;visibility:visible;mso-wrap-style:square;mso-width-percent:0;mso-height-percent:0;mso-wrap-distance-left:3.17494mm;mso-wrap-distance-top:0;mso-wrap-distance-right:3.17494mm;mso-wrap-distance-bottom:0;mso-position-horizontal:absolute;mso-position-horizontal-relative:page;mso-position-vertical:absolute;mso-position-vertical-relative:page;mso-width-percent:0;mso-height-percent:0;mso-width-relative:page;mso-height-relative:page" from="467.65pt,768.45pt" to="467.65pt,781.65pt" o:gfxdata="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" strokeweight="1.5pt">
+            <v:line w14:anchorId="39CA96B3" id="Прямая соединительная линия 22" o:spid="_x0000_s1026" style="position:absolute;z-index:251689984;visibility:visible;mso-wrap-style:square;mso-width-percent:0;mso-height-percent:0;mso-wrap-distance-left:3.17494mm;mso-wrap-distance-top:0;mso-wrap-distance-right:3.17494mm;mso-wrap-distance-bottom:0;mso-position-horizontal:absolute;mso-position-horizontal-relative:page;mso-position-vertical:absolute;mso-position-vertical-relative:page;mso-width-percent:0;mso-height-percent:0;mso-width-relative:page;mso-height-relative:page" from="467.65pt,768.45pt" to="467.65pt,781.65pt" o:gfxdata="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" strokeweight="1.5pt">
               <o:lock v:ext="edit" shapetype="f"/>
               <w10:wrap anchorx="page" anchory="page"/>
             </v:line>
@@ -5779,7 +5805,7 @@
       <mc:AlternateContent>
         <mc:Choice Requires="wps">
           <w:drawing>
-            <wp:anchor distT="0" distB="0" distL="114299" distR="114299" simplePos="0" relativeHeight="251688960" behindDoc="0" locked="0" layoutInCell="1" allowOverlap="1" wp14:anchorId="11965FE8">
+            <wp:anchor distT="0" distB="0" distL="114299" distR="114299" simplePos="0" relativeHeight="251688960" behindDoc="0" locked="0" layoutInCell="1" allowOverlap="1" wp14:anchorId="11965FE8" wp14:editId="6585AE88">
               <wp:simplePos x="0" y="0"/>
               <wp:positionH relativeFrom="page">
                 <wp:posOffset>5753100</wp:posOffset>
@@ -5840,7 +5866,7 @@
         </mc:Choice>
         <mc:Fallback>
           <w:pict>
-            <v:line w14:anchorId="290FF902" id="Line 115" o:spid="_x0000_s1026" style="position:absolute;z-index:251688960;visibility:visible;mso-wrap-style:square;mso-width-percent:0;mso-height-percent:0;mso-wrap-distance-left:3.17497mm;mso-wrap-distance-top:0;mso-wrap-distance-right:3.17497mm;mso-wrap-distance-bottom:0;mso-position-horizontal:absolute;mso-position-horizontal-relative:page;mso-position-vertical:absolute;mso-position-vertical-relative:page;mso-width-percent:0;mso-height-percent:0;mso-width-relative:page;mso-height-relative:page" from="453pt,767.45pt" to="453pt,782.2pt" o:gfxdata="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" strokeweight="1.5pt">
+            <v:line w14:anchorId="290FF902" id="Line 115" o:spid="_x0000_s1026" style="position:absolute;z-index:251688960;visibility:visible;mso-wrap-style:square;mso-width-percent:0;mso-height-percent:0;mso-wrap-distance-left:3.17497mm;mso-wrap-distance-top:0;mso-wrap-distance-right:3.17497mm;mso-wrap-distance-bottom:0;mso-position-horizontal:absolute;mso-position-horizontal-relative:page;mso-position-vertical:absolute;mso-position-vertical-relative:page;mso-width-percent:0;mso-height-percent:0;mso-width-relative:page;mso-height-relative:page" from="453pt,767.45pt" to="453pt,782.2pt" o:gfxdata="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" strokeweight="1.5pt">
               <o:lock v:ext="edit" shapetype="f"/>
               <w10:wrap anchorx="page" anchory="page"/>
             </v:line>
@@ -5855,7 +5881,7 @@
       <mc:AlternateContent>
         <mc:Choice Requires="wps">
           <w:drawing>
-            <wp:anchor distT="0" distB="0" distL="114299" distR="114299" simplePos="0" relativeHeight="251658240" behindDoc="0" locked="0" layoutInCell="1" allowOverlap="1" wp14:anchorId="0C45D489">
+            <wp:anchor distT="0" distB="0" distL="114299" distR="114299" simplePos="0" relativeHeight="251658240" behindDoc="0" locked="0" layoutInCell="1" allowOverlap="1" wp14:anchorId="0C45D489" wp14:editId="5485955C">
               <wp:simplePos x="0" y="0"/>
               <wp:positionH relativeFrom="page">
                 <wp:posOffset>6120130</wp:posOffset>
@@ -5916,7 +5942,7 @@
         </mc:Choice>
         <mc:Fallback>
           <w:pict>
-            <v:line w14:anchorId="3361AF35" id="Line 25" o:spid="_x0000_s1026" style="position:absolute;z-index:251658240;visibility:visible;mso-wrap-style:square;mso-width-percent:0;mso-height-percent:0;mso-wrap-distance-left:3.17497mm;mso-wrap-distance-top:0;mso-wrap-distance-right:3.17497mm;mso-wrap-distance-bottom:0;mso-position-horizontal:absolute;mso-position-horizontal-relative:page;mso-position-vertical:absolute;mso-position-vertical-relative:page;mso-width-percent:0;mso-height-percent:0;mso-width-relative:page;mso-height-relative:page" from="481.9pt,753.5pt" to="481.9pt,781.85pt" o:gfxdata="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" strokeweight="1.5pt">
+            <v:line w14:anchorId="3361AF35" id="Line 25" o:spid="_x0000_s1026" style="position:absolute;z-index:251658240;visibility:visible;mso-wrap-style:square;mso-width-percent:0;mso-height-percent:0;mso-wrap-distance-left:3.17497mm;mso-wrap-distance-top:0;mso-wrap-distance-right:3.17497mm;mso-wrap-distance-bottom:0;mso-position-horizontal:absolute;mso-position-horizontal-relative:page;mso-position-vertical:absolute;mso-position-vertical-relative:page;mso-width-percent:0;mso-height-percent:0;mso-width-relative:page;mso-height-relative:page" from="481.9pt,753.5pt" to="481.9pt,781.85pt" o:gfxdata="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" strokeweight="1.5pt">
               <o:lock v:ext="edit" shapetype="f"/>
               <w10:wrap anchorx="page" anchory="page"/>
             </v:line>
@@ -5931,7 +5957,7 @@
       <mc:AlternateContent>
         <mc:Choice Requires="wps">
           <w:drawing>
-            <wp:anchor distT="0" distB="0" distL="114300" distR="114300" simplePos="0" relativeHeight="251687936" behindDoc="0" locked="0" layoutInCell="1" allowOverlap="1" wp14:anchorId="59237653">
+            <wp:anchor distT="0" distB="0" distL="114300" distR="114300" simplePos="0" relativeHeight="251687936" behindDoc="0" locked="0" layoutInCell="1" allowOverlap="1" wp14:anchorId="59237653" wp14:editId="23BFD13A">
               <wp:simplePos x="0" y="0"/>
               <wp:positionH relativeFrom="column">
                 <wp:posOffset>539115</wp:posOffset>
@@ -6009,7 +6035,7 @@
         </mc:Choice>
         <mc:Fallback>
           <w:pict>
-            <v:shape w14:anchorId="59237653" id="Text Box 114" o:spid="_x0000_s1042" type="#_x0000_t202" style="position:absolute;margin-left:42.45pt;margin-top:15.9pt;width:56.75pt;height:14.2pt;z-index:251687936;visibility:visible;mso-wrap-style:square;mso-width-percent:0;mso-height-percent:0;mso-wrap-distance-left:9pt;mso-wrap-distance-top:0;mso-wrap-distance-right:9pt;mso-wrap-distance-bottom:0;mso-position-horizontal:absolute;mso-position-horizontal-relative:text;mso-position-vertical:absolute;mso-position-vertical-relative:text;mso-width-percent:0;mso-height-percent:0;mso-width-relative:page;mso-height-relative:page;v-text-anchor:top" o:gfxdata="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" stroked="f">
+            <v:shape w14:anchorId="59237653" id="Text Box 114" o:spid="_x0000_s1042" type="#_x0000_t202" style="position:absolute;margin-left:42.45pt;margin-top:15.9pt;width:56.75pt;height:14.2pt;z-index:251687936;visibility:visible;mso-wrap-style:square;mso-width-percent:0;mso-height-percent:0;mso-wrap-distance-left:9pt;mso-wrap-distance-top:0;mso-wrap-distance-right:9pt;mso-wrap-distance-bottom:0;mso-position-horizontal:absolute;mso-position-horizontal-relative:text;mso-position-vertical:absolute;mso-position-vertical-relative:text;mso-width-percent:0;mso-height-percent:0;mso-width-relative:page;mso-height-relative:page;v-text-anchor:top" o:gfxdata="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" stroked="f">
               <v:fill opacity="0"/>
               <v:path arrowok="t"/>
               <v:textbox inset="0,0,0,0">
@@ -6035,7 +6061,7 @@
       <mc:AlternateContent>
         <mc:Choice Requires="wps">
           <w:drawing>
-            <wp:anchor distT="0" distB="0" distL="114300" distR="114300" simplePos="0" relativeHeight="251686912" behindDoc="0" locked="0" layoutInCell="1" allowOverlap="1" wp14:anchorId="68CF6761">
+            <wp:anchor distT="0" distB="0" distL="114300" distR="114300" simplePos="0" relativeHeight="251686912" behindDoc="0" locked="0" layoutInCell="1" allowOverlap="1" wp14:anchorId="68CF6761" wp14:editId="10CA59A4">
               <wp:simplePos x="0" y="0"/>
               <wp:positionH relativeFrom="column">
                 <wp:posOffset>541655</wp:posOffset>
@@ -6095,7 +6121,7 @@
         </mc:Choice>
         <mc:Fallback>
           <w:pict>
-            <v:shape w14:anchorId="68CF6761" id="Надпись 21" o:spid="_x0000_s1043" type="#_x0000_t202" style="position:absolute;margin-left:42.65pt;margin-top:1.8pt;width:56.45pt;height:13.9pt;z-index:251686912;visibility:visible;mso-wrap-style:square;mso-width-percent:0;mso-height-percent:0;mso-wrap-distance-left:9pt;mso-wrap-distance-top:0;mso-wrap-distance-right:9pt;mso-wrap-distance-bottom:0;mso-position-horizontal:absolute;mso-position-horizontal-relative:text;mso-position-vertical:absolute;mso-position-vertical-relative:text;mso-width-percent:0;mso-height-percent:0;mso-width-relative:page;mso-height-relative:page;v-text-anchor:top" o:gfxdata="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" stroked="f">
+            <v:shape w14:anchorId="68CF6761" id="Надпись 21" o:spid="_x0000_s1043" type="#_x0000_t202" style="position:absolute;margin-left:42.65pt;margin-top:1.8pt;width:56.45pt;height:13.9pt;z-index:251686912;visibility:visible;mso-wrap-style:square;mso-width-percent:0;mso-height-percent:0;mso-wrap-distance-left:9pt;mso-wrap-distance-top:0;mso-wrap-distance-right:9pt;mso-wrap-distance-bottom:0;mso-position-horizontal:absolute;mso-position-horizontal-relative:text;mso-position-vertical:absolute;mso-position-vertical-relative:text;mso-width-percent:0;mso-height-percent:0;mso-width-relative:page;mso-height-relative:page;v-text-anchor:top" o:gfxdata="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" stroked="f">
               <v:fill opacity="0"/>
               <v:textbox inset="0,0,0,0">
                 <w:txbxContent>
@@ -6114,7 +6140,7 @@
       <mc:AlternateContent>
         <mc:Choice Requires="wps">
           <w:drawing>
-            <wp:anchor distT="0" distB="0" distL="114300" distR="114300" simplePos="0" relativeHeight="251685888" behindDoc="0" locked="0" layoutInCell="1" allowOverlap="1" wp14:anchorId="7DC1216D">
+            <wp:anchor distT="0" distB="0" distL="114300" distR="114300" simplePos="0" relativeHeight="251685888" behindDoc="0" locked="0" layoutInCell="1" allowOverlap="1" wp14:anchorId="7DC1216D" wp14:editId="3DDDAB91">
               <wp:simplePos x="0" y="0"/>
               <wp:positionH relativeFrom="column">
                 <wp:posOffset>539115</wp:posOffset>
@@ -6178,7 +6204,7 @@
         </mc:Choice>
         <mc:Fallback>
           <w:pict>
-            <v:shape w14:anchorId="7DC1216D" id="Надпись 20" o:spid="_x0000_s1044" type="#_x0000_t202" style="position:absolute;margin-left:42.45pt;margin-top:-12.45pt;width:56.75pt;height:14.2pt;z-index:251685888;visibility:visible;mso-wrap-style:square;mso-width-percent:0;mso-height-percent:0;mso-wrap-distance-left:9pt;mso-wrap-distance-top:0;mso-wrap-distance-right:9pt;mso-wrap-distance-bottom:0;mso-position-horizontal:absolute;mso-position-horizontal-relative:text;mso-position-vertical:absolute;mso-position-vertical-relative:text;mso-width-percent:0;mso-height-percent:0;mso-width-relative:page;mso-height-relative:page;v-text-anchor:top" o:gfxdata="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" stroked="f">
+            <v:shape w14:anchorId="7DC1216D" id="Надпись 20" o:spid="_x0000_s1044" type="#_x0000_t202" style="position:absolute;margin-left:42.45pt;margin-top:-12.45pt;width:56.75pt;height:14.2pt;z-index:251685888;visibility:visible;mso-wrap-style:square;mso-width-percent:0;mso-height-percent:0;mso-wrap-distance-left:9pt;mso-wrap-distance-top:0;mso-wrap-distance-right:9pt;mso-wrap-distance-bottom:0;mso-position-horizontal:absolute;mso-position-horizontal-relative:text;mso-position-vertical:absolute;mso-position-vertical-relative:text;mso-width-percent:0;mso-height-percent:0;mso-width-relative:page;mso-height-relative:page;v-text-anchor:top" o:gfxdata="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" stroked="f">
               <v:fill opacity="0"/>
               <v:textbox inset="0,0,0,0">
                 <w:txbxContent>
@@ -6201,7 +6227,7 @@
       <mc:AlternateContent>
         <mc:Choice Requires="wps">
           <w:drawing>
-            <wp:anchor distT="0" distB="0" distL="114300" distR="114300" simplePos="0" relativeHeight="251684864" behindDoc="0" locked="0" layoutInCell="1" allowOverlap="1" wp14:anchorId="4FA1083E">
+            <wp:anchor distT="0" distB="0" distL="114300" distR="114300" simplePos="0" relativeHeight="251684864" behindDoc="0" locked="0" layoutInCell="1" allowOverlap="1" wp14:anchorId="4FA1083E" wp14:editId="7C0B9BFC">
               <wp:simplePos x="0" y="0"/>
               <wp:positionH relativeFrom="column">
                 <wp:posOffset>-177800</wp:posOffset>
@@ -6295,7 +6321,7 @@
         </mc:Choice>
         <mc:Fallback>
           <w:pict>
-            <v:shape w14:anchorId="4FA1083E" id="Text Box 111" o:spid="_x0000_s1045" type="#_x0000_t202" style="position:absolute;margin-left:-14pt;margin-top:16.05pt;width:56.8pt;height:13.5pt;z-index:251684864;visibility:visible;mso-wrap-style:square;mso-width-percent:0;mso-height-percent:0;mso-wrap-distance-left:9pt;mso-wrap-distance-top:0;mso-wrap-distance-right:9pt;mso-wrap-distance-bottom:0;mso-position-horizontal:absolute;mso-position-horizontal-relative:text;mso-position-vertical:absolute;mso-position-vertical-relative:text;mso-width-percent:0;mso-height-percent:0;mso-width-relative:page;mso-height-relative:page;v-text-anchor:top" o:gfxdata="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" stroked="f">
+            <v:shape w14:anchorId="4FA1083E" id="Text Box 111" o:spid="_x0000_s1045" type="#_x0000_t202" style="position:absolute;margin-left:-14pt;margin-top:16.05pt;width:56.8pt;height:13.5pt;z-index:251684864;visibility:visible;mso-wrap-style:square;mso-width-percent:0;mso-height-percent:0;mso-wrap-distance-left:9pt;mso-wrap-distance-top:0;mso-wrap-distance-right:9pt;mso-wrap-distance-bottom:0;mso-position-horizontal:absolute;mso-position-horizontal-relative:text;mso-position-vertical:absolute;mso-position-vertical-relative:text;mso-width-percent:0;mso-height-percent:0;mso-width-relative:page;mso-height-relative:page;v-text-anchor:top" o:gfxdata="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" stroked="f">
               <v:fill opacity="0"/>
               <v:path arrowok="t"/>
               <v:textbox inset="0,0,0,0">
@@ -6337,7 +6363,7 @@
       <mc:AlternateContent>
         <mc:Choice Requires="wps">
           <w:drawing>
-            <wp:anchor distT="0" distB="0" distL="114300" distR="114300" simplePos="0" relativeHeight="251671552" behindDoc="0" locked="0" layoutInCell="1" allowOverlap="1" wp14:anchorId="73B4EDD9">
+            <wp:anchor distT="0" distB="0" distL="114300" distR="114300" simplePos="0" relativeHeight="251671552" behindDoc="0" locked="0" layoutInCell="1" allowOverlap="1" wp14:anchorId="73B4EDD9" wp14:editId="646C093B">
               <wp:simplePos x="0" y="0"/>
               <wp:positionH relativeFrom="column">
                 <wp:posOffset>-168910</wp:posOffset>
@@ -6446,7 +6472,7 @@
         </mc:Choice>
         <mc:Fallback>
           <w:pict>
-            <v:shape w14:anchorId="73B4EDD9" id="Text Box 50" o:spid="_x0000_s1046" type="#_x0000_t202" style="position:absolute;margin-left:-13.3pt;margin-top:-41.4pt;width:56.8pt;height:14.2pt;z-index:251671552;visibility:visible;mso-wrap-style:square;mso-width-percent:0;mso-height-percent:0;mso-wrap-distance-left:9pt;mso-wrap-distance-top:0;mso-wrap-distance-right:9pt;mso-wrap-distance-bottom:0;mso-position-horizontal:absolute;mso-position-horizontal-relative:text;mso-position-vertical:absolute;mso-position-vertical-relative:text;mso-width-percent:0;mso-height-percent:0;mso-width-relative:page;mso-height-relative:page;v-text-anchor:top" o:gfxdata="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" filled="f" stroked="f">
+            <v:shape w14:anchorId="73B4EDD9" id="Text Box 50" o:spid="_x0000_s1046" type="#_x0000_t202" style="position:absolute;margin-left:-13.3pt;margin-top:-41.4pt;width:56.8pt;height:14.2pt;z-index:251671552;visibility:visible;mso-wrap-style:square;mso-width-percent:0;mso-height-percent:0;mso-wrap-distance-left:9pt;mso-wrap-distance-top:0;mso-wrap-distance-right:9pt;mso-wrap-distance-bottom:0;mso-position-horizontal:absolute;mso-position-horizontal-relative:text;mso-position-vertical:absolute;mso-position-vertical-relative:text;mso-width-percent:0;mso-height-percent:0;mso-width-relative:page;mso-height-relative:page;v-text-anchor:top" o:gfxdata="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" filled="f" stroked="f">
               <v:path arrowok="t"/>
               <v:textbox inset="0,0,0,0">
                 <w:txbxContent>
@@ -6499,7 +6525,7 @@
       <mc:AlternateContent>
         <mc:Choice Requires="wps">
           <w:drawing>
-            <wp:anchor distT="0" distB="0" distL="114300" distR="114300" simplePos="0" relativeHeight="251672576" behindDoc="0" locked="0" layoutInCell="1" allowOverlap="1" wp14:anchorId="3E2231AE">
+            <wp:anchor distT="0" distB="0" distL="114300" distR="114300" simplePos="0" relativeHeight="251672576" behindDoc="0" locked="0" layoutInCell="1" allowOverlap="1" wp14:anchorId="3E2231AE" wp14:editId="1FAB11D9">
               <wp:simplePos x="0" y="0"/>
               <wp:positionH relativeFrom="column">
                 <wp:posOffset>-182880</wp:posOffset>
@@ -6654,7 +6680,7 @@
         </mc:Choice>
         <mc:Fallback>
           <w:pict>
-            <v:shape w14:anchorId="3E2231AE" id="Text Box 51" o:spid="_x0000_s1047" type="#_x0000_t202" style="position:absolute;margin-left:-14.4pt;margin-top:-26.95pt;width:56.8pt;height:14.2pt;z-index:251672576;visibility:visible;mso-wrap-style:square;mso-width-percent:0;mso-height-percent:0;mso-wrap-distance-left:9pt;mso-wrap-distance-top:0;mso-wrap-distance-right:9pt;mso-wrap-distance-bottom:0;mso-position-horizontal:absolute;mso-position-horizontal-relative:text;mso-position-vertical:absolute;mso-position-vertical-relative:text;mso-width-percent:0;mso-height-percent:0;mso-width-relative:page;mso-height-relative:page;v-text-anchor:top" o:gfxdata="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" filled="f" stroked="f">
+            <v:shape w14:anchorId="3E2231AE" id="Text Box 51" o:spid="_x0000_s1047" type="#_x0000_t202" style="position:absolute;margin-left:-14.4pt;margin-top:-26.95pt;width:56.8pt;height:14.2pt;z-index:251672576;visibility:visible;mso-wrap-style:square;mso-width-percent:0;mso-height-percent:0;mso-wrap-distance-left:9pt;mso-wrap-distance-top:0;mso-wrap-distance-right:9pt;mso-wrap-distance-bottom:0;mso-position-horizontal:absolute;mso-position-horizontal-relative:text;mso-position-vertical:absolute;mso-position-vertical-relative:text;mso-width-percent:0;mso-height-percent:0;mso-width-relative:page;mso-height-relative:page;v-text-anchor:top" o:gfxdata="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" filled="f" stroked="f">
               <v:path arrowok="t"/>
               <v:textbox inset="0,0,0,0">
                 <w:txbxContent>
@@ -6753,7 +6779,7 @@
       <mc:AlternateContent>
         <mc:Choice Requires="wps">
           <w:drawing>
-            <wp:anchor distT="0" distB="0" distL="114300" distR="114300" simplePos="0" relativeHeight="251674624" behindDoc="0" locked="0" layoutInCell="1" allowOverlap="1" wp14:anchorId="07C2A482">
+            <wp:anchor distT="0" distB="0" distL="114300" distR="114300" simplePos="0" relativeHeight="251674624" behindDoc="0" locked="0" layoutInCell="1" allowOverlap="1" wp14:anchorId="07C2A482" wp14:editId="00D87D84">
               <wp:simplePos x="0" y="0"/>
               <wp:positionH relativeFrom="column">
                 <wp:posOffset>537845</wp:posOffset>
@@ -6823,7 +6849,7 @@
         </mc:Choice>
         <mc:Fallback>
           <w:pict>
-            <v:shape w14:anchorId="07C2A482" id="Надпись 19" o:spid="_x0000_s1048" type="#_x0000_t202" style="position:absolute;margin-left:42.35pt;margin-top:-26.35pt;width:56.8pt;height:12.4pt;z-index:251674624;visibility:visible;mso-wrap-style:square;mso-width-percent:0;mso-height-percent:0;mso-wrap-distance-left:9pt;mso-wrap-distance-top:0;mso-wrap-distance-right:9pt;mso-wrap-distance-bottom:0;mso-position-horizontal:absolute;mso-position-horizontal-relative:text;mso-position-vertical:absolute;mso-position-vertical-relative:text;mso-width-percent:0;mso-height-percent:0;mso-width-relative:page;mso-height-relative:page;v-text-anchor:top" o:gfxdata="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" filled="f" stroked="f">
+            <v:shape w14:anchorId="07C2A482" id="Надпись 19" o:spid="_x0000_s1048" type="#_x0000_t202" style="position:absolute;margin-left:42.35pt;margin-top:-26.35pt;width:56.8pt;height:12.4pt;z-index:251674624;visibility:visible;mso-wrap-style:square;mso-width-percent:0;mso-height-percent:0;mso-wrap-distance-left:9pt;mso-wrap-distance-top:0;mso-wrap-distance-right:9pt;mso-wrap-distance-bottom:0;mso-position-horizontal:absolute;mso-position-horizontal-relative:text;mso-position-vertical:absolute;mso-position-vertical-relative:text;mso-width-percent:0;mso-height-percent:0;mso-width-relative:page;mso-height-relative:page;v-text-anchor:top" o:gfxdata="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" filled="f" stroked="f">
               <v:textbox inset="0,0,0,0">
                 <w:txbxContent>
                   <w:p>
@@ -6855,7 +6881,7 @@
       <mc:AlternateContent>
         <mc:Choice Requires="wps">
           <w:drawing>
-            <wp:anchor distT="0" distB="0" distL="114300" distR="114300" simplePos="0" relativeHeight="251681792" behindDoc="0" locked="0" layoutInCell="1" allowOverlap="1" wp14:anchorId="02417628">
+            <wp:anchor distT="0" distB="0" distL="114300" distR="114300" simplePos="0" relativeHeight="251681792" behindDoc="0" locked="0" layoutInCell="1" allowOverlap="1" wp14:anchorId="02417628" wp14:editId="0C53CF9A">
               <wp:simplePos x="0" y="0"/>
               <wp:positionH relativeFrom="column">
                 <wp:posOffset>2157730</wp:posOffset>
@@ -6974,7 +7000,21 @@
                               <w:sz w:val="28"/>
                               <w:szCs w:val="28"/>
                             </w:rPr>
-                            <w:t>25.</w:t>
+                            <w:t>2</w:t>
+                          </w:r>
+                          <w:r>
+                            <w:rPr>
+                              <w:sz w:val="28"/>
+                              <w:szCs w:val="28"/>
+                            </w:rPr>
+                            <w:t>6</w:t>
+                          </w:r>
+                          <w:r>
+                            <w:rPr>
+                              <w:sz w:val="28"/>
+                              <w:szCs w:val="28"/>
+                            </w:rPr>
+                            <w:t>.</w:t>
                           </w:r>
                           <w:r>
                             <w:rPr>
@@ -7020,7 +7060,7 @@
         </mc:Choice>
         <mc:Fallback>
           <w:pict>
-            <v:shape w14:anchorId="02417628" id="Text Box 103" o:spid="_x0000_s1049" type="#_x0000_t202" style="position:absolute;margin-left:169.9pt;margin-top:-69.25pt;width:340.8pt;height:28.4pt;z-index:251681792;visibility:visible;mso-wrap-style:square;mso-width-percent:0;mso-height-percent:0;mso-wrap-distance-left:9pt;mso-wrap-distance-top:0;mso-wrap-distance-right:9pt;mso-wrap-distance-bottom:0;mso-position-horizontal:absolute;mso-position-horizontal-relative:text;mso-position-vertical:absolute;mso-position-vertical-relative:text;mso-width-percent:0;mso-height-percent:0;mso-width-relative:page;mso-height-relative:page;v-text-anchor:top" o:gfxdata="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" filled="f" stroked="f">
+            <v:shape w14:anchorId="02417628" id="Text Box 103" o:spid="_x0000_s1049" type="#_x0000_t202" style="position:absolute;margin-left:169.9pt;margin-top:-69.25pt;width:340.8pt;height:28.4pt;z-index:251681792;visibility:visible;mso-wrap-style:square;mso-width-percent:0;mso-height-percent:0;mso-wrap-distance-left:9pt;mso-wrap-distance-top:0;mso-wrap-distance-right:9pt;mso-wrap-distance-bottom:0;mso-position-horizontal:absolute;mso-position-horizontal-relative:text;mso-position-vertical:absolute;mso-position-vertical-relative:text;mso-width-percent:0;mso-height-percent:0;mso-width-relative:page;mso-height-relative:page;v-text-anchor:top" o:gfxdata="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" filled="f" stroked="f">
               <v:path arrowok="t"/>
               <v:textbox inset="0,0,0,0">
                 <w:txbxContent>
@@ -7088,7 +7128,21 @@
                         <w:sz w:val="28"/>
                         <w:szCs w:val="28"/>
                       </w:rPr>
-                      <w:t>25.</w:t>
+                      <w:t>2</w:t>
+                    </w:r>
+                    <w:r>
+                      <w:rPr>
+                        <w:sz w:val="28"/>
+                        <w:szCs w:val="28"/>
+                      </w:rPr>
+                      <w:t>6</w:t>
+                    </w:r>
+                    <w:r>
+                      <w:rPr>
+                        <w:sz w:val="28"/>
+                        <w:szCs w:val="28"/>
+                      </w:rPr>
+                      <w:t>.</w:t>
                     </w:r>
                     <w:r>
                       <w:rPr>
@@ -7129,7 +7183,7 @@
       <mc:AlternateContent>
         <mc:Choice Requires="wps">
           <w:drawing>
-            <wp:anchor distT="0" distB="0" distL="114300" distR="114300" simplePos="0" relativeHeight="251663360" behindDoc="0" locked="0" layoutInCell="1" allowOverlap="1" wp14:anchorId="58590639">
+            <wp:anchor distT="0" distB="0" distL="114300" distR="114300" simplePos="0" relativeHeight="251663360" behindDoc="0" locked="0" layoutInCell="1" allowOverlap="1" wp14:anchorId="58590639" wp14:editId="06500597">
               <wp:simplePos x="0" y="0"/>
               <wp:positionH relativeFrom="column">
                 <wp:posOffset>4668520</wp:posOffset>
@@ -7202,7 +7256,7 @@
         </mc:Choice>
         <mc:Fallback>
           <w:pict>
-            <v:shape w14:anchorId="58590639" id="Надпись 18" o:spid="_x0000_s1050" type="#_x0000_t202" style="position:absolute;margin-left:367.6pt;margin-top:-40.05pt;width:42.8pt;height:12.8pt;z-index:251663360;visibility:visible;mso-wrap-style:square;mso-width-percent:0;mso-height-percent:0;mso-wrap-distance-left:9pt;mso-wrap-distance-top:0;mso-wrap-distance-right:9pt;mso-wrap-distance-bottom:0;mso-position-horizontal:absolute;mso-position-horizontal-relative:text;mso-position-vertical:absolute;mso-position-vertical-relative:text;mso-width-percent:0;mso-height-percent:0;mso-width-relative:page;mso-height-relative:page;v-text-anchor:top" o:gfxdata="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" filled="f" stroked="f">
+            <v:shape w14:anchorId="58590639" id="Надпись 18" o:spid="_x0000_s1050" type="#_x0000_t202" style="position:absolute;margin-left:367.6pt;margin-top:-40.05pt;width:42.8pt;height:12.8pt;z-index:251663360;visibility:visible;mso-wrap-style:square;mso-width-percent:0;mso-height-percent:0;mso-wrap-distance-left:9pt;mso-wrap-distance-top:0;mso-wrap-distance-right:9pt;mso-wrap-distance-bottom:0;mso-position-horizontal:absolute;mso-position-horizontal-relative:text;mso-position-vertical:absolute;mso-position-vertical-relative:text;mso-width-percent:0;mso-height-percent:0;mso-width-relative:page;mso-height-relative:page;v-text-anchor:top" o:gfxdata="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" filled="f" stroked="f">
               <v:textbox inset="0,0,0,0">
                 <w:txbxContent>
                   <w:p>
@@ -7237,7 +7291,7 @@
       <mc:AlternateContent>
         <mc:Choice Requires="wps">
           <w:drawing>
-            <wp:anchor distT="0" distB="0" distL="114300" distR="114300" simplePos="0" relativeHeight="251664384" behindDoc="0" locked="0" layoutInCell="1" allowOverlap="1" wp14:anchorId="2F0474E2">
+            <wp:anchor distT="0" distB="0" distL="114300" distR="114300" simplePos="0" relativeHeight="251664384" behindDoc="0" locked="0" layoutInCell="1" allowOverlap="1" wp14:anchorId="2F0474E2" wp14:editId="46F32B23">
               <wp:simplePos x="0" y="0"/>
               <wp:positionH relativeFrom="column">
                 <wp:posOffset>5230495</wp:posOffset>
@@ -7310,7 +7364,7 @@
         </mc:Choice>
         <mc:Fallback>
           <w:pict>
-            <v:shape w14:anchorId="2F0474E2" id="Надпись 17" o:spid="_x0000_s1051" type="#_x0000_t202" style="position:absolute;margin-left:411.85pt;margin-top:-40.3pt;width:41.35pt;height:13pt;z-index:251664384;visibility:visible;mso-wrap-style:square;mso-width-percent:0;mso-height-percent:0;mso-wrap-distance-left:9pt;mso-wrap-distance-top:0;mso-wrap-distance-right:9pt;mso-wrap-distance-bottom:0;mso-position-horizontal:absolute;mso-position-horizontal-relative:text;mso-position-vertical:absolute;mso-position-vertical-relative:text;mso-width-percent:0;mso-height-percent:0;mso-width-relative:page;mso-height-relative:page;v-text-anchor:top" o:gfxdata="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" filled="f" stroked="f">
+            <v:shape w14:anchorId="2F0474E2" id="Надпись 17" o:spid="_x0000_s1051" type="#_x0000_t202" style="position:absolute;margin-left:411.85pt;margin-top:-40.3pt;width:41.35pt;height:13pt;z-index:251664384;visibility:visible;mso-wrap-style:square;mso-width-percent:0;mso-height-percent:0;mso-wrap-distance-left:9pt;mso-wrap-distance-top:0;mso-wrap-distance-right:9pt;mso-wrap-distance-bottom:0;mso-position-horizontal:absolute;mso-position-horizontal-relative:text;mso-position-vertical:absolute;mso-position-vertical-relative:text;mso-width-percent:0;mso-height-percent:0;mso-width-relative:page;mso-height-relative:page;v-text-anchor:top" o:gfxdata="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" filled="f" stroked="f">
               <v:textbox inset="0,0,0,0">
                 <w:txbxContent>
                   <w:p>
@@ -7345,7 +7399,7 @@
       <mc:AlternateContent>
         <mc:Choice Requires="wps">
           <w:drawing>
-            <wp:anchor distT="0" distB="0" distL="114300" distR="114300" simplePos="0" relativeHeight="251665408" behindDoc="0" locked="0" layoutInCell="1" allowOverlap="1" wp14:anchorId="296285C9">
+            <wp:anchor distT="0" distB="0" distL="114300" distR="114300" simplePos="0" relativeHeight="251665408" behindDoc="0" locked="0" layoutInCell="1" allowOverlap="1" wp14:anchorId="296285C9" wp14:editId="79CAC586">
               <wp:simplePos x="0" y="0"/>
               <wp:positionH relativeFrom="column">
                 <wp:posOffset>5775325</wp:posOffset>
@@ -7437,7 +7491,7 @@
         </mc:Choice>
         <mc:Fallback>
           <w:pict>
-            <v:shape w14:anchorId="296285C9" id="Text Box 41" o:spid="_x0000_s1052" type="#_x0000_t202" style="position:absolute;margin-left:454.75pt;margin-top:-39.95pt;width:54.8pt;height:12.4pt;z-index:251665408;visibility:visible;mso-wrap-style:square;mso-width-percent:0;mso-height-percent:0;mso-wrap-distance-left:9pt;mso-wrap-distance-top:0;mso-wrap-distance-right:9pt;mso-wrap-distance-bottom:0;mso-position-horizontal:absolute;mso-position-horizontal-relative:text;mso-position-vertical:absolute;mso-position-vertical-relative:text;mso-width-percent:0;mso-height-percent:0;mso-width-relative:page;mso-height-relative:page;v-text-anchor:top" o:gfxdata="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" filled="f" stroked="f">
+            <v:shape w14:anchorId="296285C9" id="Text Box 41" o:spid="_x0000_s1052" type="#_x0000_t202" style="position:absolute;margin-left:454.75pt;margin-top:-39.95pt;width:54.8pt;height:12.4pt;z-index:251665408;visibility:visible;mso-wrap-style:square;mso-width-percent:0;mso-height-percent:0;mso-wrap-distance-left:9pt;mso-wrap-distance-top:0;mso-wrap-distance-right:9pt;mso-wrap-distance-bottom:0;mso-position-horizontal:absolute;mso-position-horizontal-relative:text;mso-position-vertical:absolute;mso-position-vertical-relative:text;mso-width-percent:0;mso-height-percent:0;mso-width-relative:page;mso-height-relative:page;v-text-anchor:top" o:gfxdata="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" filled="f" stroked="f">
               <v:path arrowok="t"/>
               <v:textbox inset="0,0,0,0">
                 <w:txbxContent>
@@ -7473,7 +7527,7 @@
       <mc:AlternateContent>
         <mc:Choice Requires="wps">
           <w:drawing>
-            <wp:anchor distT="0" distB="0" distL="114300" distR="114300" simplePos="0" relativeHeight="251662336" behindDoc="0" locked="0" layoutInCell="1" allowOverlap="1" wp14:anchorId="31FDEF5C">
+            <wp:anchor distT="0" distB="0" distL="114300" distR="114300" simplePos="0" relativeHeight="251662336" behindDoc="0" locked="0" layoutInCell="1" allowOverlap="1" wp14:anchorId="31FDEF5C" wp14:editId="7308AC19">
               <wp:simplePos x="0" y="0"/>
               <wp:positionH relativeFrom="column">
                 <wp:posOffset>4700270</wp:posOffset>
@@ -7552,7 +7606,7 @@
         </mc:Choice>
         <mc:Fallback>
           <w:pict>
-            <v:shape w14:anchorId="31FDEF5C" id="Надпись 16" o:spid="_x0000_s1053" type="#_x0000_t202" style="position:absolute;margin-left:370.1pt;margin-top:1.4pt;width:142pt;height:28.4pt;z-index:251662336;visibility:visible;mso-wrap-style:square;mso-width-percent:0;mso-height-percent:0;mso-wrap-distance-left:9pt;mso-wrap-distance-top:0;mso-wrap-distance-right:9pt;mso-wrap-distance-bottom:0;mso-position-horizontal:absolute;mso-position-horizontal-relative:text;mso-position-vertical:absolute;mso-position-vertical-relative:text;mso-width-percent:0;mso-height-percent:0;mso-width-relative:page;mso-height-relative:page;v-text-anchor:top" o:gfxdata="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" filled="f" stroked="f">
+            <v:shape w14:anchorId="31FDEF5C" id="Надпись 16" o:spid="_x0000_s1053" type="#_x0000_t202" style="position:absolute;margin-left:370.1pt;margin-top:1.4pt;width:142pt;height:28.4pt;z-index:251662336;visibility:visible;mso-wrap-style:square;mso-width-percent:0;mso-height-percent:0;mso-wrap-distance-left:9pt;mso-wrap-distance-top:0;mso-wrap-distance-right:9pt;mso-wrap-distance-bottom:0;mso-position-horizontal:absolute;mso-position-horizontal-relative:text;mso-position-vertical:absolute;mso-position-vertical-relative:text;mso-width-percent:0;mso-height-percent:0;mso-width-relative:page;mso-height-relative:page;v-text-anchor:top" o:gfxdata="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" filled="f" stroked="f">
               <v:textbox inset="0,0,0,0">
                 <w:txbxContent>
                   <w:p>
@@ -7593,7 +7647,7 @@
       <mc:AlternateContent>
         <mc:Choice Requires="wps">
           <w:drawing>
-            <wp:anchor distT="0" distB="0" distL="114300" distR="114300" simplePos="0" relativeHeight="251667456" behindDoc="0" locked="0" layoutInCell="1" allowOverlap="1" wp14:anchorId="01DEEB84">
+            <wp:anchor distT="0" distB="0" distL="114300" distR="114300" simplePos="0" relativeHeight="251667456" behindDoc="0" locked="0" layoutInCell="1" allowOverlap="1" wp14:anchorId="01DEEB84" wp14:editId="2EBF3631">
               <wp:simplePos x="0" y="0"/>
               <wp:positionH relativeFrom="column">
                 <wp:posOffset>-183515</wp:posOffset>
@@ -7695,7 +7749,7 @@
         </mc:Choice>
         <mc:Fallback>
           <w:pict>
-            <v:shape w14:anchorId="01DEEB84" id="Text Box 46" o:spid="_x0000_s1054" type="#_x0000_t202" style="position:absolute;margin-left:-14.45pt;margin-top:-54.15pt;width:28.4pt;height:12.2pt;z-index:251667456;visibility:visible;mso-wrap-style:square;mso-width-percent:0;mso-height-percent:0;mso-wrap-distance-left:9pt;mso-wrap-distance-top:0;mso-wrap-distance-right:9pt;mso-wrap-distance-bottom:0;mso-position-horizontal:absolute;mso-position-horizontal-relative:text;mso-position-vertical:absolute;mso-position-vertical-relative:text;mso-width-percent:0;mso-height-percent:0;mso-width-relative:page;mso-height-relative:page;v-text-anchor:top" o:gfxdata="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" filled="f" stroked="f">
+            <v:shape w14:anchorId="01DEEB84" id="Text Box 46" o:spid="_x0000_s1054" type="#_x0000_t202" style="position:absolute;margin-left:-14.45pt;margin-top:-54.15pt;width:28.4pt;height:12.2pt;z-index:251667456;visibility:visible;mso-wrap-style:square;mso-width-percent:0;mso-height-percent:0;mso-wrap-distance-left:9pt;mso-wrap-distance-top:0;mso-wrap-distance-right:9pt;mso-wrap-distance-bottom:0;mso-position-horizontal:absolute;mso-position-horizontal-relative:text;mso-position-vertical:absolute;mso-position-vertical-relative:text;mso-width-percent:0;mso-height-percent:0;mso-width-relative:page;mso-height-relative:page;v-text-anchor:top" o:gfxdata="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" filled="f" stroked="f">
               <v:path arrowok="t"/>
               <v:textbox inset="0,0,0,0">
                 <w:txbxContent>
@@ -7741,7 +7795,7 @@
       <mc:AlternateContent>
         <mc:Choice Requires="wps">
           <w:drawing>
-            <wp:anchor distT="0" distB="0" distL="114300" distR="114300" simplePos="0" relativeHeight="251669504" behindDoc="0" locked="0" layoutInCell="1" allowOverlap="1" wp14:anchorId="08D57D2D">
+            <wp:anchor distT="0" distB="0" distL="114300" distR="114300" simplePos="0" relativeHeight="251669504" behindDoc="0" locked="0" layoutInCell="1" allowOverlap="1" wp14:anchorId="08D57D2D" wp14:editId="788EBA0F">
               <wp:simplePos x="0" y="0"/>
               <wp:positionH relativeFrom="column">
                 <wp:posOffset>1270000</wp:posOffset>
@@ -7824,7 +7878,7 @@
         </mc:Choice>
         <mc:Fallback>
           <w:pict>
-            <v:shape w14:anchorId="08D57D2D" id="Надпись 15" o:spid="_x0000_s1055" type="#_x0000_t202" style="position:absolute;margin-left:100pt;margin-top:-54.5pt;width:40.55pt;height:12.9pt;z-index:251669504;visibility:visible;mso-wrap-style:square;mso-width-percent:0;mso-height-percent:0;mso-wrap-distance-left:9pt;mso-wrap-distance-top:0;mso-wrap-distance-right:9pt;mso-wrap-distance-bottom:0;mso-position-horizontal:absolute;mso-position-horizontal-relative:text;mso-position-vertical:absolute;mso-position-vertical-relative:text;mso-width-percent:0;mso-height-percent:0;mso-width-relative:page;mso-height-relative:page;v-text-anchor:top" o:gfxdata="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" filled="f" stroked="f">
+            <v:shape w14:anchorId="08D57D2D" id="Надпись 15" o:spid="_x0000_s1055" type="#_x0000_t202" style="position:absolute;margin-left:100pt;margin-top:-54.5pt;width:40.55pt;height:12.9pt;z-index:251669504;visibility:visible;mso-wrap-style:square;mso-width-percent:0;mso-height-percent:0;mso-wrap-distance-left:9pt;mso-wrap-distance-top:0;mso-wrap-distance-right:9pt;mso-wrap-distance-bottom:0;mso-position-horizontal:absolute;mso-position-horizontal-relative:text;mso-position-vertical:absolute;mso-position-vertical-relative:text;mso-width-percent:0;mso-height-percent:0;mso-width-relative:page;mso-height-relative:page;v-text-anchor:top" o:gfxdata="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" filled="f" stroked="f">
               <v:textbox inset="0,0,0,0">
                 <w:txbxContent>
                   <w:p>
@@ -7869,7 +7923,7 @@
       <mc:AlternateContent>
         <mc:Choice Requires="wps">
           <w:drawing>
-            <wp:anchor distT="0" distB="0" distL="114300" distR="114300" simplePos="0" relativeHeight="251670528" behindDoc="0" locked="0" layoutInCell="1" allowOverlap="1" wp14:anchorId="42D1EA30">
+            <wp:anchor distT="0" distB="0" distL="114300" distR="114300" simplePos="0" relativeHeight="251670528" behindDoc="0" locked="0" layoutInCell="1" allowOverlap="1" wp14:anchorId="42D1EA30" wp14:editId="1684BD80">
               <wp:simplePos x="0" y="0"/>
               <wp:positionH relativeFrom="column">
                 <wp:posOffset>1804035</wp:posOffset>
@@ -7942,7 +7996,7 @@
         </mc:Choice>
         <mc:Fallback>
           <w:pict>
-            <v:shape w14:anchorId="42D1EA30" id="Надпись 14" o:spid="_x0000_s1056" type="#_x0000_t202" style="position:absolute;margin-left:142.05pt;margin-top:-54.15pt;width:28.4pt;height:12.6pt;z-index:251670528;visibility:visible;mso-wrap-style:square;mso-width-percent:0;mso-height-percent:0;mso-wrap-distance-left:9pt;mso-wrap-distance-top:0;mso-wrap-distance-right:9pt;mso-wrap-distance-bottom:0;mso-position-horizontal:absolute;mso-position-horizontal-relative:text;mso-position-vertical:absolute;mso-position-vertical-relative:text;mso-width-percent:0;mso-height-percent:0;mso-width-relative:page;mso-height-relative:page;v-text-anchor:top" o:gfxdata="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" filled="f" stroked="f">
+            <v:shape w14:anchorId="42D1EA30" id="Надпись 14" o:spid="_x0000_s1056" type="#_x0000_t202" style="position:absolute;margin-left:142.05pt;margin-top:-54.15pt;width:28.4pt;height:12.6pt;z-index:251670528;visibility:visible;mso-wrap-style:square;mso-width-percent:0;mso-height-percent:0;mso-wrap-distance-left:9pt;mso-wrap-distance-top:0;mso-wrap-distance-right:9pt;mso-wrap-distance-bottom:0;mso-position-horizontal:absolute;mso-position-horizontal-relative:text;mso-position-vertical:absolute;mso-position-vertical-relative:text;mso-width-percent:0;mso-height-percent:0;mso-width-relative:page;mso-height-relative:page;v-text-anchor:top" o:gfxdata="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" filled="f" stroked="f">
               <v:textbox inset="0,0,0,0">
                 <w:txbxContent>
                   <w:p>
@@ -7977,7 +8031,7 @@
       <mc:AlternateContent>
         <mc:Choice Requires="wps">
           <w:drawing>
-            <wp:anchor distT="0" distB="0" distL="114300" distR="114300" simplePos="0" relativeHeight="251676672" behindDoc="0" locked="0" layoutInCell="1" allowOverlap="1" wp14:anchorId="262C7A98">
+            <wp:anchor distT="0" distB="0" distL="114300" distR="114300" simplePos="0" relativeHeight="251676672" behindDoc="0" locked="0" layoutInCell="1" allowOverlap="1" wp14:anchorId="262C7A98" wp14:editId="7D668846">
               <wp:simplePos x="0" y="0"/>
               <wp:positionH relativeFrom="page">
                 <wp:posOffset>720090</wp:posOffset>
@@ -8038,7 +8092,7 @@
         </mc:Choice>
         <mc:Fallback>
           <w:pict>
-            <v:line w14:anchorId="6FF523CD" id="Line 82" o:spid="_x0000_s1026" style="position:absolute;z-index:251676672;visibility:visible;mso-wrap-style:square;mso-width-percent:0;mso-height-percent:0;mso-wrap-distance-left:9pt;mso-wrap-distance-top:0;mso-wrap-distance-right:9pt;mso-wrap-distance-bottom:0;mso-position-horizontal:absolute;mso-position-horizontal-relative:page;mso-position-vertical:absolute;mso-position-vertical-relative:page;mso-width-percent:0;mso-height-percent:0;mso-width-relative:page;mso-height-relative:page" from="56.7pt,781.85pt" to="240.95pt,781.85pt" o:gfxdata="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">
+            <v:line w14:anchorId="6FF523CD" id="Line 82" o:spid="_x0000_s1026" style="position:absolute;z-index:251676672;visibility:visible;mso-wrap-style:square;mso-width-percent:0;mso-height-percent:0;mso-wrap-distance-left:9pt;mso-wrap-distance-top:0;mso-wrap-distance-right:9pt;mso-wrap-distance-bottom:0;mso-position-horizontal:absolute;mso-position-horizontal-relative:page;mso-position-vertical:absolute;mso-position-vertical-relative:page;mso-width-percent:0;mso-height-percent:0;mso-width-relative:page;mso-height-relative:page" from="56.7pt,781.85pt" to="240.95pt,781.85pt" o:gfxdata="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">
               <o:lock v:ext="edit" shapetype="f"/>
               <w10:wrap anchorx="page" anchory="page"/>
             </v:line>
@@ -8053,7 +8107,7 @@
       <mc:AlternateContent>
         <mc:Choice Requires="wps">
           <w:drawing>
-            <wp:anchor distT="4294967295" distB="4294967295" distL="114300" distR="114300" simplePos="0" relativeHeight="251675648" behindDoc="0" locked="0" layoutInCell="1" allowOverlap="1" wp14:anchorId="3BF60787">
+            <wp:anchor distT="4294967295" distB="4294967295" distL="114300" distR="114300" simplePos="0" relativeHeight="251675648" behindDoc="0" locked="0" layoutInCell="1" allowOverlap="1" wp14:anchorId="3BF60787" wp14:editId="6186EF25">
               <wp:simplePos x="0" y="0"/>
               <wp:positionH relativeFrom="page">
                 <wp:posOffset>5579745</wp:posOffset>
@@ -8107,7 +8161,7 @@
         </mc:Choice>
         <mc:Fallback>
           <w:pict>
-            <v:line w14:anchorId="0462D929" id="Прямая соединительная линия 13" o:spid="_x0000_s1026" style="position:absolute;z-index:251675648;visibility:visible;mso-wrap-style:square;mso-width-percent:0;mso-height-percent:0;mso-wrap-distance-left:9pt;mso-wrap-distance-top:.mm;mso-wrap-distance-right:9pt;mso-wrap-distance-bottom:.mm;mso-position-horizontal:absolute;mso-position-horizontal-relative:page;mso-position-vertical:absolute;mso-position-vertical-relative:page;mso-width-percent:0;mso-height-percent:0;mso-width-relative:page;mso-height-relative:page" from="439.35pt,781.85pt" to="581.1pt,781.85pt" o:gfxdata="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" strokeweight="1.5pt">
+            <v:line w14:anchorId="0462D929" id="Прямая соединительная линия 13" o:spid="_x0000_s1026" style="position:absolute;z-index:251675648;visibility:visible;mso-wrap-style:square;mso-width-percent:0;mso-height-percent:0;mso-wrap-distance-left:9pt;mso-wrap-distance-top:.mm;mso-wrap-distance-right:9pt;mso-wrap-distance-bottom:.mm;mso-position-horizontal:absolute;mso-position-horizontal-relative:page;mso-position-vertical:absolute;mso-position-vertical-relative:page;mso-width-percent:0;mso-height-percent:0;mso-width-relative:page;mso-height-relative:page" from="439.35pt,781.85pt" to="581.1pt,781.85pt" o:gfxdata="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" strokeweight="1.5pt">
               <o:lock v:ext="edit" shapetype="f"/>
               <w10:wrap anchorx="page" anchory="page"/>
             </v:line>
@@ -8122,7 +8176,7 @@
       <mc:AlternateContent>
         <mc:Choice Requires="wps">
           <w:drawing>
-            <wp:anchor distT="0" distB="0" distL="114300" distR="114300" simplePos="0" relativeHeight="251661312" behindDoc="0" locked="0" layoutInCell="1" allowOverlap="1" wp14:anchorId="355408BC">
+            <wp:anchor distT="0" distB="0" distL="114300" distR="114300" simplePos="0" relativeHeight="251661312" behindDoc="0" locked="0" layoutInCell="1" allowOverlap="1" wp14:anchorId="355408BC" wp14:editId="10915941">
               <wp:simplePos x="0" y="0"/>
               <wp:positionH relativeFrom="column">
                 <wp:posOffset>2101215</wp:posOffset>
@@ -8184,7 +8238,7 @@
         </mc:Choice>
         <mc:Fallback>
           <w:pict>
-            <v:shape w14:anchorId="355408BC" id="Надпись 12" o:spid="_x0000_s1057" type="#_x0000_t202" style="position:absolute;margin-left:165.45pt;margin-top:-85.1pt;width:321.65pt;height:11.5pt;z-index:251661312;visibility:visible;mso-wrap-style:square;mso-width-percent:0;mso-height-percent:0;mso-wrap-distance-left:9pt;mso-wrap-distance-top:0;mso-wrap-distance-right:9pt;mso-wrap-distance-bottom:0;mso-position-horizontal:absolute;mso-position-horizontal-relative:text;mso-position-vertical:absolute;mso-position-vertical-relative:text;mso-width-percent:0;mso-height-percent:0;mso-width-relative:page;mso-height-relative:page;v-text-anchor:top" o:gfxdata="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" filled="f" stroked="f">
+            <v:shape w14:anchorId="355408BC" id="Надпись 12" o:spid="_x0000_s1057" type="#_x0000_t202" style="position:absolute;margin-left:165.45pt;margin-top:-85.1pt;width:321.65pt;height:11.5pt;z-index:251661312;visibility:visible;mso-wrap-style:square;mso-width-percent:0;mso-height-percent:0;mso-wrap-distance-left:9pt;mso-wrap-distance-top:0;mso-wrap-distance-right:9pt;mso-wrap-distance-bottom:0;mso-position-horizontal:absolute;mso-position-horizontal-relative:text;mso-position-vertical:absolute;mso-position-vertical-relative:text;mso-width-percent:0;mso-height-percent:0;mso-width-relative:page;mso-height-relative:page;v-text-anchor:top" o:gfxdata="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" filled="f" stroked="f">
               <v:textbox style="mso-fit-shape-to-text:t" inset="0,0,0,0">
                 <w:txbxContent>
                   <w:p>
@@ -8208,7 +8262,7 @@
       <mc:AlternateContent>
         <mc:Choice Requires="wps">
           <w:drawing>
-            <wp:anchor distT="4294967295" distB="4294967295" distL="114300" distR="114300" simplePos="0" relativeHeight="251660288" behindDoc="0" locked="0" layoutInCell="1" allowOverlap="1" wp14:anchorId="1E55D120">
+            <wp:anchor distT="4294967295" distB="4294967295" distL="114300" distR="114300" simplePos="0" relativeHeight="251660288" behindDoc="0" locked="0" layoutInCell="1" allowOverlap="1" wp14:anchorId="1E55D120" wp14:editId="3319BAED">
               <wp:simplePos x="0" y="0"/>
               <wp:positionH relativeFrom="page">
                 <wp:posOffset>5578475</wp:posOffset>
@@ -8262,7 +8316,7 @@
         </mc:Choice>
         <mc:Fallback>
           <w:pict>
-            <v:line w14:anchorId="18E302E0" id="Прямая соединительная линия 11" o:spid="_x0000_s1026" style="position:absolute;z-index:251660288;visibility:visible;mso-wrap-style:square;mso-width-percent:0;mso-height-percent:0;mso-wrap-distance-left:9pt;mso-wrap-distance-top:.mm;mso-wrap-distance-right:9pt;mso-wrap-distance-bottom:.mm;mso-position-horizontal:absolute;mso-position-horizontal-relative:page;mso-position-vertical:absolute;mso-position-vertical-relative:page;mso-width-percent:0;mso-height-percent:0;mso-width-relative:page;mso-height-relative:page" from="439.25pt,767.7pt" to="581pt,767.7pt" o:gfxdata="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" strokeweight="1.5pt">
+            <v:line w14:anchorId="18E302E0" id="Прямая соединительная линия 11" o:spid="_x0000_s1026" style="position:absolute;z-index:251660288;visibility:visible;mso-wrap-style:square;mso-width-percent:0;mso-height-percent:0;mso-wrap-distance-left:9pt;mso-wrap-distance-top:.mm;mso-wrap-distance-right:9pt;mso-wrap-distance-bottom:.mm;mso-position-horizontal:absolute;mso-position-horizontal-relative:page;mso-position-vertical:absolute;mso-position-vertical-relative:page;mso-width-percent:0;mso-height-percent:0;mso-width-relative:page;mso-height-relative:page" from="439.25pt,767.7pt" to="581pt,767.7pt" o:gfxdata="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" strokeweight="1.5pt">
               <o:lock v:ext="edit" shapetype="f"/>
               <w10:wrap anchorx="page" anchory="page"/>
             </v:line>
@@ -8277,7 +8331,7 @@
       <mc:AlternateContent>
         <mc:Choice Requires="wps">
           <w:drawing>
-            <wp:anchor distT="0" distB="0" distL="114299" distR="114299" simplePos="0" relativeHeight="251659264" behindDoc="0" locked="0" layoutInCell="1" allowOverlap="1" wp14:anchorId="7D2A505C">
+            <wp:anchor distT="0" distB="0" distL="114299" distR="114299" simplePos="0" relativeHeight="251659264" behindDoc="0" locked="0" layoutInCell="1" allowOverlap="1" wp14:anchorId="7D2A505C" wp14:editId="7D24E54B">
               <wp:simplePos x="0" y="0"/>
               <wp:positionH relativeFrom="page">
                 <wp:posOffset>6658610</wp:posOffset>
@@ -8338,7 +8392,7 @@
         </mc:Choice>
         <mc:Fallback>
           <w:pict>
-            <v:line w14:anchorId="29F3B6A0" id="Line 26" o:spid="_x0000_s1026" style="position:absolute;z-index:251659264;visibility:visible;mso-wrap-style:square;mso-width-percent:0;mso-height-percent:0;mso-wrap-distance-left:3.17497mm;mso-wrap-distance-top:0;mso-wrap-distance-right:3.17497mm;mso-wrap-distance-bottom:0;mso-position-horizontal:absolute;mso-position-horizontal-relative:page;mso-position-vertical:absolute;mso-position-vertical-relative:page;mso-width-percent:0;mso-height-percent:0;mso-width-relative:page;mso-height-relative:page" from="524.3pt,753.55pt" to="524.3pt,781.9pt" o:gfxdata="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" strokeweight="1.5pt">
+            <v:line w14:anchorId="29F3B6A0" id="Line 26" o:spid="_x0000_s1026" style="position:absolute;z-index:251659264;visibility:visible;mso-wrap-style:square;mso-width-percent:0;mso-height-percent:0;mso-wrap-distance-left:3.17497mm;mso-wrap-distance-top:0;mso-wrap-distance-right:3.17497mm;mso-wrap-distance-bottom:0;mso-position-horizontal:absolute;mso-position-horizontal-relative:page;mso-position-vertical:absolute;mso-position-vertical-relative:page;mso-width-percent:0;mso-height-percent:0;mso-width-relative:page;mso-height-relative:page" from="524.3pt,753.55pt" to="524.3pt,781.9pt" o:gfxdata="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" strokeweight="1.5pt">
               <o:lock v:ext="edit" shapetype="f"/>
               <w10:wrap anchorx="page" anchory="page"/>
             </v:line>
@@ -8353,7 +8407,7 @@
       <mc:AlternateContent>
         <mc:Choice Requires="wps">
           <w:drawing>
-            <wp:anchor distT="0" distB="0" distL="114298" distR="114298" simplePos="0" relativeHeight="251657216" behindDoc="0" locked="0" layoutInCell="1" allowOverlap="1" wp14:anchorId="515C2F56">
+            <wp:anchor distT="0" distB="0" distL="114298" distR="114298" simplePos="0" relativeHeight="251657216" behindDoc="0" locked="0" layoutInCell="1" allowOverlap="1" wp14:anchorId="515C2F56" wp14:editId="0B7D6E3A">
               <wp:simplePos x="0" y="0"/>
               <wp:positionH relativeFrom="page">
                 <wp:posOffset>5579744</wp:posOffset>
@@ -8407,7 +8461,7 @@
         </mc:Choice>
         <mc:Fallback>
           <w:pict>
-            <v:line w14:anchorId="333D8AB8" id="Прямая соединительная линия 10" o:spid="_x0000_s1026" style="position:absolute;z-index:251657216;visibility:visible;mso-wrap-style:square;mso-width-percent:0;mso-height-percent:0;mso-wrap-distance-left:3.17494mm;mso-wrap-distance-top:0;mso-wrap-distance-right:3.17494mm;mso-wrap-distance-bottom:0;mso-position-horizontal:absolute;mso-position-horizontal-relative:page;mso-position-vertical:absolute;mso-position-vertical-relative:page;mso-width-percent:0;mso-height-percent:0;mso-width-relative:page;mso-height-relative:page" from="439.35pt,753.5pt" to="439.35pt,824.35pt" o:gfxdata="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" strokeweight="1.5pt">
+            <v:line w14:anchorId="333D8AB8" id="Прямая соединительная линия 10" o:spid="_x0000_s1026" style="position:absolute;z-index:251657216;visibility:visible;mso-wrap-style:square;mso-width-percent:0;mso-height-percent:0;mso-wrap-distance-left:3.17494mm;mso-wrap-distance-top:0;mso-wrap-distance-right:3.17494mm;mso-wrap-distance-bottom:0;mso-position-horizontal:absolute;mso-position-horizontal-relative:page;mso-position-vertical:absolute;mso-position-vertical-relative:page;mso-width-percent:0;mso-height-percent:0;mso-width-relative:page;mso-height-relative:page" from="439.35pt,753.5pt" to="439.35pt,824.35pt" o:gfxdata="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" strokeweight="1.5pt">
               <o:lock v:ext="edit" shapetype="f"/>
               <w10:wrap anchorx="page" anchory="page"/>
             </v:line>
@@ -8422,7 +8476,7 @@
       <mc:AlternateContent>
         <mc:Choice Requires="wps">
           <w:drawing>
-            <wp:anchor distT="4294967295" distB="4294967295" distL="114300" distR="114300" simplePos="0" relativeHeight="251656192" behindDoc="0" locked="0" layoutInCell="1" allowOverlap="1" wp14:anchorId="5E8E771A">
+            <wp:anchor distT="4294967295" distB="4294967295" distL="114300" distR="114300" simplePos="0" relativeHeight="251656192" behindDoc="0" locked="0" layoutInCell="1" allowOverlap="1" wp14:anchorId="5E8E771A" wp14:editId="65FA63D6">
               <wp:simplePos x="0" y="0"/>
               <wp:positionH relativeFrom="page">
                 <wp:posOffset>720090</wp:posOffset>
@@ -8476,7 +8530,7 @@
         </mc:Choice>
         <mc:Fallback>
           <w:pict>
-            <v:line w14:anchorId="196263DF" id="Прямая соединительная линия 9" o:spid="_x0000_s1026" style="position:absolute;z-index:251656192;visibility:visible;mso-wrap-style:square;mso-width-percent:0;mso-height-percent:0;mso-wrap-distance-left:9pt;mso-wrap-distance-top:.mm;mso-wrap-distance-right:9pt;mso-wrap-distance-bottom:.mm;mso-position-horizontal:absolute;mso-position-horizontal-relative:page;mso-position-vertical:absolute;mso-position-vertical-relative:page;mso-width-percent:0;mso-height-percent:0;mso-width-relative:page;mso-height-relative:page" from="56.7pt,753.5pt" to="581pt,753.5pt" o:gfxdata="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" strokeweight="1.5pt">
+            <v:line w14:anchorId="196263DF" id="Прямая соединительная линия 9" o:spid="_x0000_s1026" style="position:absolute;z-index:251656192;visibility:visible;mso-wrap-style:square;mso-width-percent:0;mso-height-percent:0;mso-wrap-distance-left:9pt;mso-wrap-distance-top:.mm;mso-wrap-distance-right:9pt;mso-wrap-distance-bottom:.mm;mso-position-horizontal:absolute;mso-position-horizontal-relative:page;mso-position-vertical:absolute;mso-position-vertical-relative:page;mso-width-percent:0;mso-height-percent:0;mso-width-relative:page;mso-height-relative:page" from="56.7pt,753.5pt" to="581pt,753.5pt" o:gfxdata="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" strokeweight="1.5pt">
               <o:lock v:ext="edit" shapetype="f"/>
               <w10:wrap anchorx="page" anchory="page"/>
             </v:line>
@@ -8491,7 +8545,7 @@
       <mc:AlternateContent>
         <mc:Choice Requires="wps">
           <w:drawing>
-            <wp:anchor distT="0" distB="0" distL="114298" distR="114298" simplePos="0" relativeHeight="251655168" behindDoc="0" locked="0" layoutInCell="1" allowOverlap="1" wp14:anchorId="1D2D6452">
+            <wp:anchor distT="0" distB="0" distL="114298" distR="114298" simplePos="0" relativeHeight="251655168" behindDoc="0" locked="0" layoutInCell="1" allowOverlap="1" wp14:anchorId="1D2D6452" wp14:editId="51D4EE7E">
               <wp:simplePos x="0" y="0"/>
               <wp:positionH relativeFrom="page">
                 <wp:posOffset>2700654</wp:posOffset>
@@ -8545,7 +8599,7 @@
         </mc:Choice>
         <mc:Fallback>
           <w:pict>
-            <v:line w14:anchorId="598B1892" id="Прямая соединительная линия 8" o:spid="_x0000_s1026" style="position:absolute;z-index:251655168;visibility:visible;mso-wrap-style:square;mso-width-percent:0;mso-height-percent:0;mso-wrap-distance-left:3.17494mm;mso-wrap-distance-top:0;mso-wrap-distance-right:3.17494mm;mso-wrap-distance-bottom:0;mso-position-horizontal:absolute;mso-position-horizontal-relative:page;mso-position-vertical:absolute;mso-position-vertical-relative:page;mso-width-percent:0;mso-height-percent:0;mso-width-relative:page;mso-height-relative:page" from="212.65pt,711pt" to="212.65pt,824.4pt" o:gfxdata="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" strokeweight="1.5pt">
+            <v:line w14:anchorId="598B1892" id="Прямая соединительная линия 8" o:spid="_x0000_s1026" style="position:absolute;z-index:251655168;visibility:visible;mso-wrap-style:square;mso-width-percent:0;mso-height-percent:0;mso-wrap-distance-left:3.17494mm;mso-wrap-distance-top:0;mso-wrap-distance-right:3.17494mm;mso-wrap-distance-bottom:0;mso-position-horizontal:absolute;mso-position-horizontal-relative:page;mso-position-vertical:absolute;mso-position-vertical-relative:page;mso-width-percent:0;mso-height-percent:0;mso-width-relative:page;mso-height-relative:page" from="212.65pt,711pt" to="212.65pt,824.4pt" o:gfxdata="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" strokeweight="1.5pt">
               <o:lock v:ext="edit" shapetype="f"/>
               <w10:wrap anchorx="page" anchory="page"/>
             </v:line>
@@ -8560,7 +8614,7 @@
       <mc:AlternateContent>
         <mc:Choice Requires="wps">
           <w:drawing>
-            <wp:anchor distT="0" distB="0" distL="114298" distR="114298" simplePos="0" relativeHeight="251654144" behindDoc="0" locked="0" layoutInCell="1" allowOverlap="1" wp14:anchorId="1CB32F48">
+            <wp:anchor distT="0" distB="0" distL="114298" distR="114298" simplePos="0" relativeHeight="251654144" behindDoc="0" locked="0" layoutInCell="1" allowOverlap="1" wp14:anchorId="1CB32F48" wp14:editId="70CE4B3C">
               <wp:simplePos x="0" y="0"/>
               <wp:positionH relativeFrom="page">
                 <wp:posOffset>2159634</wp:posOffset>
@@ -8614,7 +8668,7 @@
         </mc:Choice>
         <mc:Fallback>
           <w:pict>
-            <v:line w14:anchorId="423B5DDA" id="Прямая соединительная линия 7" o:spid="_x0000_s1026" style="position:absolute;z-index:251654144;visibility:visible;mso-wrap-style:square;mso-width-percent:0;mso-height-percent:0;mso-wrap-distance-left:3.17494mm;mso-wrap-distance-top:0;mso-wrap-distance-right:3.17494mm;mso-wrap-distance-bottom:0;mso-position-horizontal:absolute;mso-position-horizontal-relative:page;mso-position-vertical:absolute;mso-position-vertical-relative:page;mso-width-percent:0;mso-height-percent:0;mso-width-relative:page;mso-height-relative:page" from="170.05pt,711pt" to="170.05pt,824.4pt" o:gfxdata="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" strokeweight="1.5pt">
+            <v:line w14:anchorId="423B5DDA" id="Прямая соединительная линия 7" o:spid="_x0000_s1026" style="position:absolute;z-index:251654144;visibility:visible;mso-wrap-style:square;mso-width-percent:0;mso-height-percent:0;mso-wrap-distance-left:3.17494mm;mso-wrap-distance-top:0;mso-wrap-distance-right:3.17494mm;mso-wrap-distance-bottom:0;mso-position-horizontal:absolute;mso-position-horizontal-relative:page;mso-position-vertical:absolute;mso-position-vertical-relative:page;mso-width-percent:0;mso-height-percent:0;mso-width-relative:page;mso-height-relative:page" from="170.05pt,711pt" to="170.05pt,824.4pt" o:gfxdata="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" strokeweight="1.5pt">
               <o:lock v:ext="edit" shapetype="f"/>
               <w10:wrap anchorx="page" anchory="page"/>
             </v:line>
@@ -8629,7 +8683,7 @@
       <mc:AlternateContent>
         <mc:Choice Requires="wps">
           <w:drawing>
-            <wp:anchor distT="0" distB="0" distL="114300" distR="114300" simplePos="0" relativeHeight="251651072" behindDoc="0" locked="0" layoutInCell="1" allowOverlap="1" wp14:anchorId="67A06BD8">
+            <wp:anchor distT="0" distB="0" distL="114300" distR="114300" simplePos="0" relativeHeight="251651072" behindDoc="0" locked="0" layoutInCell="1" allowOverlap="1" wp14:anchorId="67A06BD8" wp14:editId="3529397B">
               <wp:simplePos x="0" y="0"/>
               <wp:positionH relativeFrom="page">
                 <wp:posOffset>720725</wp:posOffset>
@@ -8690,7 +8744,7 @@
         </mc:Choice>
         <mc:Fallback>
           <w:pict>
-            <v:line w14:anchorId="266757ED" id="Line 17" o:spid="_x0000_s1026" style="position:absolute;z-index:251651072;visibility:visible;mso-wrap-style:square;mso-width-percent:0;mso-height-percent:0;mso-wrap-distance-left:9pt;mso-wrap-distance-top:0;mso-wrap-distance-right:9pt;mso-wrap-distance-bottom:0;mso-position-horizontal:absolute;mso-position-horizontal-relative:page;mso-position-vertical:absolute;mso-position-vertical-relative:page;mso-width-percent:0;mso-height-percent:0;mso-width-relative:page;mso-height-relative:page" from="56.75pt,725.15pt" to="241pt,725.15pt" o:gfxdata="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">
+            <v:line w14:anchorId="266757ED" id="Line 17" o:spid="_x0000_s1026" style="position:absolute;z-index:251651072;visibility:visible;mso-wrap-style:square;mso-width-percent:0;mso-height-percent:0;mso-wrap-distance-left:9pt;mso-wrap-distance-top:0;mso-wrap-distance-right:9pt;mso-wrap-distance-bottom:0;mso-position-horizontal:absolute;mso-position-horizontal-relative:page;mso-position-vertical:absolute;mso-position-vertical-relative:page;mso-width-percent:0;mso-height-percent:0;mso-width-relative:page;mso-height-relative:page" from="56.75pt,725.15pt" to="241pt,725.15pt" o:gfxdata="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">
               <o:lock v:ext="edit" shapetype="f"/>
               <w10:wrap anchorx="page" anchory="page"/>
             </v:line>
@@ -8705,7 +8759,7 @@
       <mc:AlternateContent>
         <mc:Choice Requires="wps">
           <w:drawing>
-            <wp:anchor distT="4294967295" distB="4294967295" distL="114300" distR="114300" simplePos="0" relativeHeight="251650048" behindDoc="0" locked="0" layoutInCell="1" allowOverlap="1" wp14:anchorId="0DB966E2">
+            <wp:anchor distT="4294967295" distB="4294967295" distL="114300" distR="114300" simplePos="0" relativeHeight="251650048" behindDoc="0" locked="0" layoutInCell="1" allowOverlap="1" wp14:anchorId="0DB966E2" wp14:editId="098EE0C1">
               <wp:simplePos x="0" y="0"/>
               <wp:positionH relativeFrom="page">
                 <wp:posOffset>720090</wp:posOffset>
@@ -8759,7 +8813,7 @@
         </mc:Choice>
         <mc:Fallback>
           <w:pict>
-            <v:line w14:anchorId="5C92E012" id="Прямая соединительная линия 6" o:spid="_x0000_s1026" style="position:absolute;z-index:251650048;visibility:visible;mso-wrap-style:square;mso-width-percent:0;mso-height-percent:0;mso-wrap-distance-left:9pt;mso-wrap-distance-top:.mm;mso-wrap-distance-right:9pt;mso-wrap-distance-bottom:.mm;mso-position-horizontal:absolute;mso-position-horizontal-relative:page;mso-position-vertical:absolute;mso-position-vertical-relative:page;mso-width-percent:0;mso-height-percent:0;mso-width-relative:page;mso-height-relative:page" from="56.7pt,739.35pt" to="240.95pt,739.35pt" o:gfxdata="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" strokeweight="1.5pt">
+            <v:line w14:anchorId="5C92E012" id="Прямая соединительная линия 6" o:spid="_x0000_s1026" style="position:absolute;z-index:251650048;visibility:visible;mso-wrap-style:square;mso-width-percent:0;mso-height-percent:0;mso-wrap-distance-left:9pt;mso-wrap-distance-top:.mm;mso-wrap-distance-right:9pt;mso-wrap-distance-bottom:.mm;mso-position-horizontal:absolute;mso-position-horizontal-relative:page;mso-position-vertical:absolute;mso-position-vertical-relative:page;mso-width-percent:0;mso-height-percent:0;mso-width-relative:page;mso-height-relative:page" from="56.7pt,739.35pt" to="240.95pt,739.35pt" o:gfxdata="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" strokeweight="1.5pt">
               <o:lock v:ext="edit" shapetype="f"/>
               <w10:wrap anchorx="page" anchory="page"/>
             </v:line>
@@ -8774,7 +8828,7 @@
       <mc:AlternateContent>
         <mc:Choice Requires="wps">
           <w:drawing>
-            <wp:anchor distT="4294967295" distB="4294967295" distL="114300" distR="114300" simplePos="0" relativeHeight="251649024" behindDoc="0" locked="0" layoutInCell="1" allowOverlap="1" wp14:anchorId="34FF7D93">
+            <wp:anchor distT="4294967295" distB="4294967295" distL="114300" distR="114300" simplePos="0" relativeHeight="251649024" behindDoc="0" locked="0" layoutInCell="1" allowOverlap="1" wp14:anchorId="34FF7D93" wp14:editId="49510103">
               <wp:simplePos x="0" y="0"/>
               <wp:positionH relativeFrom="page">
                 <wp:posOffset>720725</wp:posOffset>
@@ -8828,7 +8882,7 @@
         </mc:Choice>
         <mc:Fallback>
           <w:pict>
-            <v:line w14:anchorId="5C72FA5A" id="Прямая соединительная линия 5" o:spid="_x0000_s1026" style="position:absolute;z-index:251649024;visibility:visible;mso-wrap-style:square;mso-width-percent:0;mso-height-percent:0;mso-wrap-distance-left:9pt;mso-wrap-distance-top:.mm;mso-wrap-distance-right:9pt;mso-wrap-distance-bottom:.mm;mso-position-horizontal:absolute;mso-position-horizontal-relative:page;mso-position-vertical:absolute;mso-position-vertical-relative:page;mso-width-percent:0;mso-height-percent:0;mso-width-relative:page;mso-height-relative:page" from="56.75pt,767.7pt" to="241pt,767.7pt" o:gfxdata="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">
+            <v:line w14:anchorId="5C72FA5A" id="Прямая соединительная линия 5" o:spid="_x0000_s1026" style="position:absolute;z-index:251649024;visibility:visible;mso-wrap-style:square;mso-width-percent:0;mso-height-percent:0;mso-wrap-distance-left:9pt;mso-wrap-distance-top:.mm;mso-wrap-distance-right:9pt;mso-wrap-distance-bottom:.mm;mso-position-horizontal:absolute;mso-position-horizontal-relative:page;mso-position-vertical:absolute;mso-position-vertical-relative:page;mso-width-percent:0;mso-height-percent:0;mso-width-relative:page;mso-height-relative:page" from="56.75pt,767.7pt" to="241pt,767.7pt" o:gfxdata="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">
               <o:lock v:ext="edit" shapetype="f"/>
               <w10:wrap anchorx="page" anchory="page"/>
             </v:line>
@@ -8843,7 +8897,7 @@
       <mc:AlternateContent>
         <mc:Choice Requires="wps">
           <w:drawing>
-            <wp:anchor distT="0" distB="0" distL="114300" distR="114300" simplePos="0" relativeHeight="251648000" behindDoc="0" locked="0" layoutInCell="1" allowOverlap="1" wp14:anchorId="1E538660">
+            <wp:anchor distT="0" distB="0" distL="114300" distR="114300" simplePos="0" relativeHeight="251648000" behindDoc="0" locked="0" layoutInCell="1" allowOverlap="1" wp14:anchorId="1E538660" wp14:editId="43A0B312">
               <wp:simplePos x="0" y="0"/>
               <wp:positionH relativeFrom="page">
                 <wp:posOffset>720725</wp:posOffset>
@@ -8904,7 +8958,7 @@
         </mc:Choice>
         <mc:Fallback>
           <w:pict>
-            <v:line w14:anchorId="0E996B15" id="Line 12" o:spid="_x0000_s1026" style="position:absolute;z-index:251648000;visibility:visible;mso-wrap-style:square;mso-width-percent:0;mso-height-percent:0;mso-wrap-distance-left:9pt;mso-wrap-distance-top:0;mso-wrap-distance-right:9pt;mso-wrap-distance-bottom:0;mso-position-horizontal:absolute;mso-position-horizontal-relative:page;mso-position-vertical:absolute;mso-position-vertical-relative:page;mso-width-percent:0;mso-height-percent:0;mso-width-relative:page;mso-height-relative:page" from="56.75pt,796.05pt" to="241pt,796.05pt" o:gfxdata="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">
+            <v:line w14:anchorId="0E996B15" id="Line 12" o:spid="_x0000_s1026" style="position:absolute;z-index:251648000;visibility:visible;mso-wrap-style:square;mso-width-percent:0;mso-height-percent:0;mso-wrap-distance-left:9pt;mso-wrap-distance-top:0;mso-wrap-distance-right:9pt;mso-wrap-distance-bottom:0;mso-position-horizontal:absolute;mso-position-horizontal-relative:page;mso-position-vertical:absolute;mso-position-vertical-relative:page;mso-width-percent:0;mso-height-percent:0;mso-width-relative:page;mso-height-relative:page" from="56.75pt,796.05pt" to="241pt,796.05pt" o:gfxdata="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">
               <o:lock v:ext="edit" shapetype="f"/>
               <w10:wrap anchorx="page" anchory="page"/>
             </v:line>
@@ -8919,7 +8973,7 @@
       <mc:AlternateContent>
         <mc:Choice Requires="wps">
           <w:drawing>
-            <wp:anchor distT="4294967295" distB="4294967295" distL="114300" distR="114300" simplePos="0" relativeHeight="251646976" behindDoc="0" locked="0" layoutInCell="1" allowOverlap="1" wp14:anchorId="79050799">
+            <wp:anchor distT="4294967295" distB="4294967295" distL="114300" distR="114300" simplePos="0" relativeHeight="251646976" behindDoc="0" locked="0" layoutInCell="1" allowOverlap="1" wp14:anchorId="79050799" wp14:editId="0702915C">
               <wp:simplePos x="0" y="0"/>
               <wp:positionH relativeFrom="page">
                 <wp:posOffset>720725</wp:posOffset>
@@ -8973,7 +9027,7 @@
         </mc:Choice>
         <mc:Fallback>
           <w:pict>
-            <v:line w14:anchorId="1E47CD08" id="Прямая соединительная линия 4" o:spid="_x0000_s1026" style="position:absolute;z-index:251646976;visibility:visible;mso-wrap-style:square;mso-width-percent:0;mso-height-percent:0;mso-wrap-distance-left:9pt;mso-wrap-distance-top:.mm;mso-wrap-distance-right:9pt;mso-wrap-distance-bottom:.mm;mso-position-horizontal:absolute;mso-position-horizontal-relative:page;mso-position-vertical:absolute;mso-position-vertical-relative:page;mso-width-percent:0;mso-height-percent:0;mso-width-relative:page;mso-height-relative:page" from="56.75pt,810.2pt" to="241pt,810.2pt" o:gfxdata="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">
+            <v:line w14:anchorId="1E47CD08" id="Прямая соединительная линия 4" o:spid="_x0000_s1026" style="position:absolute;z-index:251646976;visibility:visible;mso-wrap-style:square;mso-width-percent:0;mso-height-percent:0;mso-wrap-distance-left:9pt;mso-wrap-distance-top:.mm;mso-wrap-distance-right:9pt;mso-wrap-distance-bottom:.mm;mso-position-horizontal:absolute;mso-position-horizontal-relative:page;mso-position-vertical:absolute;mso-position-vertical-relative:page;mso-width-percent:0;mso-height-percent:0;mso-width-relative:page;mso-height-relative:page" from="56.75pt,810.2pt" to="241pt,810.2pt" o:gfxdata="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">
               <o:lock v:ext="edit" shapetype="f"/>
               <w10:wrap anchorx="page" anchory="page"/>
             </v:line>
@@ -8988,7 +9042,7 @@
       <mc:AlternateContent>
         <mc:Choice Requires="wps">
           <w:drawing>
-            <wp:anchor distT="0" distB="0" distL="114298" distR="114298" simplePos="0" relativeHeight="251645952" behindDoc="0" locked="0" layoutInCell="1" allowOverlap="1" wp14:anchorId="3BA62BC0">
+            <wp:anchor distT="0" distB="0" distL="114298" distR="114298" simplePos="0" relativeHeight="251645952" behindDoc="0" locked="0" layoutInCell="1" allowOverlap="1" wp14:anchorId="3BA62BC0" wp14:editId="088F2568">
               <wp:simplePos x="0" y="0"/>
               <wp:positionH relativeFrom="page">
                 <wp:posOffset>3060699</wp:posOffset>
@@ -9042,7 +9096,7 @@
         </mc:Choice>
         <mc:Fallback>
           <w:pict>
-            <v:line w14:anchorId="76D1CC9D" id="Прямая соединительная линия 3" o:spid="_x0000_s1026" style="position:absolute;z-index:251645952;visibility:visible;mso-wrap-style:square;mso-width-percent:0;mso-height-percent:0;mso-wrap-distance-left:3.17494mm;mso-wrap-distance-top:0;mso-wrap-distance-right:3.17494mm;mso-wrap-distance-bottom:0;mso-position-horizontal:absolute;mso-position-horizontal-relative:page;mso-position-vertical:absolute;mso-position-vertical-relative:page;mso-width-percent:0;mso-height-percent:0;mso-width-relative:page;mso-height-relative:page" from="241pt,711pt" to="241pt,824.4pt" o:gfxdata="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" strokeweight="1.5pt">
+            <v:line w14:anchorId="76D1CC9D" id="Прямая соединительная линия 3" o:spid="_x0000_s1026" style="position:absolute;z-index:251645952;visibility:visible;mso-wrap-style:square;mso-width-percent:0;mso-height-percent:0;mso-wrap-distance-left:3.17494mm;mso-wrap-distance-top:0;mso-wrap-distance-right:3.17494mm;mso-wrap-distance-bottom:0;mso-position-horizontal:absolute;mso-position-horizontal-relative:page;mso-position-vertical:absolute;mso-position-vertical-relative:page;mso-width-percent:0;mso-height-percent:0;mso-width-relative:page;mso-height-relative:page" from="241pt,711pt" to="241pt,824.4pt" o:gfxdata="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" strokeweight="1.5pt">
               <o:lock v:ext="edit" shapetype="f"/>
               <w10:wrap anchorx="page" anchory="page"/>
             </v:line>
@@ -9057,7 +9111,7 @@
       <mc:AlternateContent>
         <mc:Choice Requires="wps">
           <w:drawing>
-            <wp:anchor distT="4294967295" distB="4294967295" distL="114300" distR="114300" simplePos="0" relativeHeight="251644928" behindDoc="0" locked="0" layoutInCell="1" allowOverlap="1" wp14:anchorId="22B82FB8">
+            <wp:anchor distT="4294967295" distB="4294967295" distL="114300" distR="114300" simplePos="0" relativeHeight="251644928" behindDoc="0" locked="0" layoutInCell="1" allowOverlap="1" wp14:anchorId="22B82FB8" wp14:editId="769AB5FC">
               <wp:simplePos x="0" y="0"/>
               <wp:positionH relativeFrom="page">
                 <wp:posOffset>720090</wp:posOffset>
@@ -9111,7 +9165,7 @@
         </mc:Choice>
         <mc:Fallback>
           <w:pict>
-            <v:line w14:anchorId="110DA1CA" id="Прямая соединительная линия 2" o:spid="_x0000_s1026" style="position:absolute;z-index:251644928;visibility:visible;mso-wrap-style:square;mso-width-percent:0;mso-height-percent:0;mso-wrap-distance-left:9pt;mso-wrap-distance-top:.mm;mso-wrap-distance-right:9pt;mso-wrap-distance-bottom:.mm;mso-position-horizontal:absolute;mso-position-horizontal-relative:page;mso-position-vertical:absolute;mso-position-vertical-relative:page;mso-width-percent:0;mso-height-percent:0;mso-width-relative:page;mso-height-relative:page" from="56.7pt,711pt" to="581pt,711pt" o:gfxdata="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" strokeweight="1.5pt">
+            <v:line w14:anchorId="110DA1CA" id="Прямая соединительная линия 2" o:spid="_x0000_s1026" style="position:absolute;z-index:251644928;visibility:visible;mso-wrap-style:square;mso-width-percent:0;mso-height-percent:0;mso-wrap-distance-left:9pt;mso-wrap-distance-top:.mm;mso-wrap-distance-right:9pt;mso-wrap-distance-bottom:.mm;mso-position-horizontal:absolute;mso-position-horizontal-relative:page;mso-position-vertical:absolute;mso-position-vertical-relative:page;mso-width-percent:0;mso-height-percent:0;mso-width-relative:page;mso-height-relative:page" from="56.7pt,711pt" to="581pt,711pt" o:gfxdata="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" strokeweight="1.5pt">
               <o:lock v:ext="edit" shapetype="f"/>
               <w10:wrap anchorx="page" anchory="page"/>
             </v:line>
@@ -9126,7 +9180,7 @@
       <mc:AlternateContent>
         <mc:Choice Requires="wps">
           <w:drawing>
-            <wp:anchor distT="0" distB="0" distL="114300" distR="114300" simplePos="0" relativeHeight="251677696" behindDoc="0" locked="0" layoutInCell="1" allowOverlap="1" wp14:anchorId="7E57C65B">
+            <wp:anchor distT="0" distB="0" distL="114300" distR="114300" simplePos="0" relativeHeight="251677696" behindDoc="0" locked="0" layoutInCell="1" allowOverlap="1" wp14:anchorId="7E57C65B" wp14:editId="28446F06">
               <wp:simplePos x="0" y="0"/>
               <wp:positionH relativeFrom="column">
                 <wp:posOffset>2026920</wp:posOffset>
@@ -9188,7 +9242,7 @@
         </mc:Choice>
         <mc:Fallback>
           <w:pict>
-            <v:shape w14:anchorId="7E57C65B" id="Надпись 1" o:spid="_x0000_s1058" type="#_x0000_t202" style="position:absolute;margin-left:159.6pt;margin-top:-19.25pt;width:190.4pt;height:31.25pt;z-index:251677696;visibility:visible;mso-wrap-style:square;mso-width-percent:0;mso-height-percent:0;mso-wrap-distance-left:9pt;mso-wrap-distance-top:0;mso-wrap-distance-right:9pt;mso-wrap-distance-bottom:0;mso-position-horizontal:absolute;mso-position-horizontal-relative:text;mso-position-vertical:absolute;mso-position-vertical-relative:text;mso-width-percent:0;mso-height-percent:0;mso-width-relative:page;mso-height-relative:page;v-text-anchor:top" o:gfxdata="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" filled="f" stroked="f">
+            <v:shape w14:anchorId="7E57C65B" id="Надпись 1" o:spid="_x0000_s1058" type="#_x0000_t202" style="position:absolute;margin-left:159.6pt;margin-top:-19.25pt;width:190.4pt;height:31.25pt;z-index:251677696;visibility:visible;mso-wrap-style:square;mso-width-percent:0;mso-height-percent:0;mso-wrap-distance-left:9pt;mso-wrap-distance-top:0;mso-wrap-distance-right:9pt;mso-wrap-distance-bottom:0;mso-position-horizontal:absolute;mso-position-horizontal-relative:text;mso-position-vertical:absolute;mso-position-vertical-relative:text;mso-width-percent:0;mso-height-percent:0;mso-width-relative:page;mso-height-relative:page;v-text-anchor:top" o:gfxdata="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" filled="f" stroked="f">
               <v:textbox inset="0,0,0,0">
                 <w:txbxContent>
                   <w:p>
@@ -9272,7 +9326,7 @@
 </file>
 
 <file path=word/footnotes.xml><?xml version="1.0" encoding="utf-8"?>
-<w:footnotes xmlns:wpc="http://schemas.microsoft.com/office/word/2010/wordprocessingCanvas" xmlns:cx="http://schemas.microsoft.com/office/drawing/2014/chartex" xmlns:cx1="http://schemas.microsoft.com/office/drawing/2015/9/8/chartex" xmlns:cx2="http://schemas.microsoft.com/office/drawing/2015/10/21/chartex" xmlns:cx3="http://schemas.microsoft.com/office/drawing/2016/5/9/chartex" xmlns:cx4="http://schemas.microsoft.com/office/drawing/2016/5/10/chartex" xmlns:cx5="http://schemas.microsoft.com/office/drawing/2016/5/11/chartex" xmlns:cx6="http://schemas.microsoft.com/office/drawing/2016/5/12/chartex" xmlns:cx7="http://schemas.microsoft.com/office/drawing/2016/5/13/chartex" xmlns:cx8="http://schemas.microsoft.com/office/drawing/2016/5/14/chartex" xmlns:mc="http://schemas.openxmlformats.org/markup-compatibility/2006" xmlns:aink="http://schemas.microsoft.com/office/drawing/2016/ink" xmlns:am3d="http://schemas.microsoft.com/office/drawing/2017/model3d" xmlns:o="urn:schemas-microsoft-com:office:office" xmlns:oel="http://schemas.microsoft.com/office/2019/extlst" xmlns:r="http://schemas.openxmlformats.org/officeDocument/2006/relationships" xmlns:m="http://schemas.openxmlformats.org/officeDocument/2006/math" xmlns:v="urn:schemas-microsoft-com:vml" xmlns:wp14="http://schemas.microsoft.com/office/word/2010/wordprocessingDrawing" xmlns:wp="http://schemas.openxmlformats.org/drawingml/2006/wordprocessingDrawing" xmlns:w10="urn:schemas-microsoft-com:office:word" xmlns:w="http://schemas.openxmlformats.org/wordprocessingml/2006/main" xmlns:w14="http://schemas.microsoft.com/office/word/2010/wordml" xmlns:w15="http://schemas.microsoft.com/office/word/2012/wordml" xmlns:w16cex="http://schemas.microsoft.com/office/word/2018/wordml/cex" xmlns:w16cid="http://schemas.microsoft.com/office/word/2016/wordml/cid" xmlns:w16="http://schemas.microsoft.com/office/word/2018/wordml" xmlns:w16sdtdh="http://schemas.microsoft.com/office/word/2020/wordml/sdtdatahash" xmlns:w16se="http://schemas.microsoft.com/office/word/2015/wordml/symex" xmlns:wpg="http://schemas.microsoft.com/office/word/2010/wordprocessingGroup" xmlns:wpi="http://schemas.microsoft.com/office/word/2010/wordprocessingInk" xmlns:wne="http://schemas.microsoft.com/office/word/2006/wordml" xmlns:wps="http://schemas.microsoft.com/office/word/2010/wordprocessingShape" mc:Ignorable="w14 w15 w16se w16cid w16 w16cex w16sdtdh wp14">
+<w:footnotes xmlns:wpc="http://schemas.microsoft.com/office/word/2010/wordprocessingCanvas" xmlns:cx="http://schemas.microsoft.com/office/drawing/2014/chartex" xmlns:cx1="http://schemas.microsoft.com/office/drawing/2015/9/8/chartex" xmlns:cx2="http://schemas.microsoft.com/office/drawing/2015/10/21/chartex" xmlns:cx3="http://schemas.microsoft.com/office/drawing/2016/5/9/chartex" xmlns:cx4="http://schemas.microsoft.com/office/drawing/2016/5/10/chartex" xmlns:cx5="http://schemas.microsoft.com/office/drawing/2016/5/11/chartex" xmlns:cx6="http://schemas.microsoft.com/office/drawing/2016/5/12/chartex" xmlns:cx7="http://schemas.microsoft.com/office/drawing/2016/5/13/chartex" xmlns:cx8="http://schemas.microsoft.com/office/drawing/2016/5/14/chartex" xmlns:mc="http://schemas.openxmlformats.org/markup-compatibility/2006" xmlns:aink="http://schemas.microsoft.com/office/drawing/2016/ink" xmlns:am3d="http://schemas.microsoft.com/office/drawing/2017/model3d" xmlns:o="urn:schemas-microsoft-com:office:office" xmlns:oel="http://schemas.microsoft.com/office/2019/extlst" xmlns:r="http://schemas.openxmlformats.org/officeDocument/2006/relationships" xmlns:m="http://schemas.openxmlformats.org/officeDocument/2006/math" xmlns:v="urn:schemas-microsoft-com:vml" xmlns:wp14="http://schemas.microsoft.com/office/word/2010/wordprocessingDrawing" xmlns:wp="http://schemas.openxmlformats.org/drawingml/2006/wordprocessingDrawing" xmlns:w10="urn:schemas-microsoft-com:office:word" xmlns:w="http://schemas.openxmlformats.org/wordprocessingml/2006/main" xmlns:w14="http://schemas.microsoft.com/office/word/2010/wordml" xmlns:w15="http://schemas.microsoft.com/office/word/2012/wordml" xmlns:w16cex="http://schemas.microsoft.com/office/word/2018/wordml/cex" xmlns:w16cid="http://schemas.microsoft.com/office/word/2016/wordml/cid" xmlns:w16="http://schemas.microsoft.com/office/word/2018/wordml" xmlns:w16du="http://schemas.microsoft.com/office/word/2023/wordml/word16du" xmlns:w16sdtdh="http://schemas.microsoft.com/office/word/2020/wordml/sdtdatahash" xmlns:w16sdtfl="http://schemas.microsoft.com/office/word/2024/wordml/sdtformatlock" xmlns:w16se="http://schemas.microsoft.com/office/word/2015/wordml/symex" xmlns:wpg="http://schemas.microsoft.com/office/word/2010/wordprocessingGroup" xmlns:wpi="http://schemas.microsoft.com/office/word/2010/wordprocessingInk" xmlns:wne="http://schemas.microsoft.com/office/word/2006/wordml" xmlns:wps="http://schemas.microsoft.com/office/word/2010/wordprocessingShape" mc:Ignorable="w14 w15 w16se w16cid w16 w16cex w16sdtdh w16sdtfl w16du wp14">
   <w:footnote w:type="separator" w:id="-1">
     <w:p>
       <w:r>
@@ -9291,7 +9345,7 @@
 </file>
 
 <file path=word/header1.xml><?xml version="1.0" encoding="utf-8"?>
-<w:hdr xmlns:wpc="http://schemas.microsoft.com/office/word/2010/wordprocessingCanvas" xmlns:cx="http://schemas.microsoft.com/office/drawing/2014/chartex" xmlns:cx1="http://schemas.microsoft.com/office/drawing/2015/9/8/chartex" xmlns:cx2="http://schemas.microsoft.com/office/drawing/2015/10/21/chartex" xmlns:cx3="http://schemas.microsoft.com/office/drawing/2016/5/9/chartex" xmlns:cx4="http://schemas.microsoft.com/office/drawing/2016/5/10/chartex" xmlns:cx5="http://schemas.microsoft.com/office/drawing/2016/5/11/chartex" xmlns:cx6="http://schemas.microsoft.com/office/drawing/2016/5/12/chartex" xmlns:cx7="http://schemas.microsoft.com/office/drawing/2016/5/13/chartex" xmlns:cx8="http://schemas.microsoft.com/office/drawing/2016/5/14/chartex" xmlns:mc="http://schemas.openxmlformats.org/markup-compatibility/2006" xmlns:aink="http://schemas.microsoft.com/office/drawing/2016/ink" xmlns:am3d="http://schemas.microsoft.com/office/drawing/2017/model3d" xmlns:o="urn:schemas-microsoft-com:office:office" xmlns:oel="http://schemas.microsoft.com/office/2019/extlst" xmlns:r="http://schemas.openxmlformats.org/officeDocument/2006/relationships" xmlns:m="http://schemas.openxmlformats.org/officeDocument/2006/math" xmlns:v="urn:schemas-microsoft-com:vml" xmlns:wp14="http://schemas.microsoft.com/office/word/2010/wordprocessingDrawing" xmlns:wp="http://schemas.openxmlformats.org/drawingml/2006/wordprocessingDrawing" xmlns:w10="urn:schemas-microsoft-com:office:word" xmlns:w="http://schemas.openxmlformats.org/wordprocessingml/2006/main" xmlns:w14="http://schemas.microsoft.com/office/word/2010/wordml" xmlns:w15="http://schemas.microsoft.com/office/word/2012/wordml" xmlns:w16cex="http://schemas.microsoft.com/office/word/2018/wordml/cex" xmlns:w16cid="http://schemas.microsoft.com/office/word/2016/wordml/cid" xmlns:w16="http://schemas.microsoft.com/office/word/2018/wordml" xmlns:w16sdtdh="http://schemas.microsoft.com/office/word/2020/wordml/sdtdatahash" xmlns:w16se="http://schemas.microsoft.com/office/word/2015/wordml/symex" xmlns:wpg="http://schemas.microsoft.com/office/word/2010/wordprocessingGroup" xmlns:wpi="http://schemas.microsoft.com/office/word/2010/wordprocessingInk" xmlns:wne="http://schemas.microsoft.com/office/word/2006/wordml" xmlns:wps="http://schemas.microsoft.com/office/word/2010/wordprocessingShape" mc:Ignorable="w14 w15 w16se w16cid w16 w16cex w16sdtdh wp14">
+<w:hdr xmlns:wpc="http://schemas.microsoft.com/office/word/2010/wordprocessingCanvas" xmlns:cx="http://schemas.microsoft.com/office/drawing/2014/chartex" xmlns:cx1="http://schemas.microsoft.com/office/drawing/2015/9/8/chartex" xmlns:cx2="http://schemas.microsoft.com/office/drawing/2015/10/21/chartex" xmlns:cx3="http://schemas.microsoft.com/office/drawing/2016/5/9/chartex" xmlns:cx4="http://schemas.microsoft.com/office/drawing/2016/5/10/chartex" xmlns:cx5="http://schemas.microsoft.com/office/drawing/2016/5/11/chartex" xmlns:cx6="http://schemas.microsoft.com/office/drawing/2016/5/12/chartex" xmlns:cx7="http://schemas.microsoft.com/office/drawing/2016/5/13/chartex" xmlns:cx8="http://schemas.microsoft.com/office/drawing/2016/5/14/chartex" xmlns:mc="http://schemas.openxmlformats.org/markup-compatibility/2006" xmlns:aink="http://schemas.microsoft.com/office/drawing/2016/ink" xmlns:am3d="http://schemas.microsoft.com/office/drawing/2017/model3d" xmlns:o="urn:schemas-microsoft-com:office:office" xmlns:oel="http://schemas.microsoft.com/office/2019/extlst" xmlns:r="http://schemas.openxmlformats.org/officeDocument/2006/relationships" xmlns:m="http://schemas.openxmlformats.org/officeDocument/2006/math" xmlns:v="urn:schemas-microsoft-com:vml" xmlns:wp14="http://schemas.microsoft.com/office/word/2010/wordprocessingDrawing" xmlns:wp="http://schemas.openxmlformats.org/drawingml/2006/wordprocessingDrawing" xmlns:w10="urn:schemas-microsoft-com:office:word" xmlns:w="http://schemas.openxmlformats.org/wordprocessingml/2006/main" xmlns:w14="http://schemas.microsoft.com/office/word/2010/wordml" xmlns:w15="http://schemas.microsoft.com/office/word/2012/wordml" xmlns:w16cex="http://schemas.microsoft.com/office/word/2018/wordml/cex" xmlns:w16cid="http://schemas.microsoft.com/office/word/2016/wordml/cid" xmlns:w16="http://schemas.microsoft.com/office/word/2018/wordml" xmlns:w16du="http://schemas.microsoft.com/office/word/2023/wordml/word16du" xmlns:w16sdtdh="http://schemas.microsoft.com/office/word/2020/wordml/sdtdatahash" xmlns:w16sdtfl="http://schemas.microsoft.com/office/word/2024/wordml/sdtformatlock" xmlns:w16se="http://schemas.microsoft.com/office/word/2015/wordml/symex" xmlns:wpg="http://schemas.microsoft.com/office/word/2010/wordprocessingGroup" xmlns:wpi="http://schemas.microsoft.com/office/word/2010/wordprocessingInk" xmlns:wne="http://schemas.microsoft.com/office/word/2006/wordml" xmlns:wps="http://schemas.microsoft.com/office/word/2010/wordprocessingShape" mc:Ignorable="w14 w15 w16se w16cid w16 w16cex w16sdtdh w16sdtfl w16du wp14">
   <w:p>
     <w:pPr>
       <w:pStyle w:val="a3"/>
@@ -9303,7 +9357,7 @@
       <mc:AlternateContent>
         <mc:Choice Requires="wps">
           <w:drawing>
-            <wp:anchor distT="0" distB="0" distL="114300" distR="114300" simplePos="0" relativeHeight="251625472" behindDoc="0" locked="0" layoutInCell="0" allowOverlap="1" wp14:anchorId="5BAE2EBE">
+            <wp:anchor distT="0" distB="0" distL="114300" distR="114300" simplePos="0" relativeHeight="251625472" behindDoc="0" locked="0" layoutInCell="0" allowOverlap="1" wp14:anchorId="5BAE2EBE" wp14:editId="2ED07228">
               <wp:simplePos x="0" y="0"/>
               <wp:positionH relativeFrom="page">
                 <wp:posOffset>712470</wp:posOffset>
@@ -9361,7 +9415,7 @@
         </mc:Choice>
         <mc:Fallback>
           <w:pict>
-            <v:rect w14:anchorId="18D37AF1" id="Rectangle 55" o:spid="_x0000_s1026" style="position:absolute;margin-left:56.1pt;margin-top:16.45pt;width:524.4pt;height:807.85pt;z-index:251625472;visibility:visible;mso-wrap-style:square;mso-width-percent:0;mso-height-percent:0;mso-wrap-distance-left:9pt;mso-wrap-distance-top:0;mso-wrap-distance-right:9pt;mso-wrap-distance-bottom:0;mso-position-horizontal:absolute;mso-position-horizontal-relative:page;mso-position-vertical:absolute;mso-position-vertical-relative:page;mso-width-percent:0;mso-height-percent:0;mso-width-relative:page;mso-height-relative:page;v-text-anchor:top" o:gfxdata="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" o:allowincell="f" strokeweight="1.5pt">
+            <v:rect w14:anchorId="18D37AF1" id="Rectangle 55" o:spid="_x0000_s1026" style="position:absolute;margin-left:56.1pt;margin-top:16.45pt;width:524.4pt;height:807.85pt;z-index:251625472;visibility:visible;mso-wrap-style:square;mso-width-percent:0;mso-height-percent:0;mso-wrap-distance-left:9pt;mso-wrap-distance-top:0;mso-wrap-distance-right:9pt;mso-wrap-distance-bottom:0;mso-position-horizontal:absolute;mso-position-horizontal-relative:page;mso-position-vertical:absolute;mso-position-vertical-relative:page;mso-width-percent:0;mso-height-percent:0;mso-width-relative:page;mso-height-relative:page;v-text-anchor:top" o:gfxdata="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" o:allowincell="f" strokeweight="1.5pt">
               <v:path arrowok="t"/>
               <w10:wrap anchorx="page" anchory="page"/>
             </v:rect>
@@ -9374,7 +9428,7 @@
 </file>
 
 <file path=word/header2.xml><?xml version="1.0" encoding="utf-8"?>
-<w:hdr xmlns:wpc="http://schemas.microsoft.com/office/word/2010/wordprocessingCanvas" xmlns:cx="http://schemas.microsoft.com/office/drawing/2014/chartex" xmlns:cx1="http://schemas.microsoft.com/office/drawing/2015/9/8/chartex" xmlns:cx2="http://schemas.microsoft.com/office/drawing/2015/10/21/chartex" xmlns:cx3="http://schemas.microsoft.com/office/drawing/2016/5/9/chartex" xmlns:cx4="http://schemas.microsoft.com/office/drawing/2016/5/10/chartex" xmlns:cx5="http://schemas.microsoft.com/office/drawing/2016/5/11/chartex" xmlns:cx6="http://schemas.microsoft.com/office/drawing/2016/5/12/chartex" xmlns:cx7="http://schemas.microsoft.com/office/drawing/2016/5/13/chartex" xmlns:cx8="http://schemas.microsoft.com/office/drawing/2016/5/14/chartex" xmlns:mc="http://schemas.openxmlformats.org/markup-compatibility/2006" xmlns:aink="http://schemas.microsoft.com/office/drawing/2016/ink" xmlns:am3d="http://schemas.microsoft.com/office/drawing/2017/model3d" xmlns:o="urn:schemas-microsoft-com:office:office" xmlns:oel="http://schemas.microsoft.com/office/2019/extlst" xmlns:r="http://schemas.openxmlformats.org/officeDocument/2006/relationships" xmlns:m="http://schemas.openxmlformats.org/officeDocument/2006/math" xmlns:v="urn:schemas-microsoft-com:vml" xmlns:wp14="http://schemas.microsoft.com/office/word/2010/wordprocessingDrawing" xmlns:wp="http://schemas.openxmlformats.org/drawingml/2006/wordprocessingDrawing" xmlns:w10="urn:schemas-microsoft-com:office:word" xmlns:w="http://schemas.openxmlformats.org/wordprocessingml/2006/main" xmlns:w14="http://schemas.microsoft.com/office/word/2010/wordml" xmlns:w15="http://schemas.microsoft.com/office/word/2012/wordml" xmlns:w16cex="http://schemas.microsoft.com/office/word/2018/wordml/cex" xmlns:w16cid="http://schemas.microsoft.com/office/word/2016/wordml/cid" xmlns:w16="http://schemas.microsoft.com/office/word/2018/wordml" xmlns:w16sdtdh="http://schemas.microsoft.com/office/word/2020/wordml/sdtdatahash" xmlns:w16se="http://schemas.microsoft.com/office/word/2015/wordml/symex" xmlns:wpg="http://schemas.microsoft.com/office/word/2010/wordprocessingGroup" xmlns:wpi="http://schemas.microsoft.com/office/word/2010/wordprocessingInk" xmlns:wne="http://schemas.microsoft.com/office/word/2006/wordml" xmlns:wps="http://schemas.microsoft.com/office/word/2010/wordprocessingShape" mc:Ignorable="w14 w15 w16se w16cid w16 w16cex w16sdtdh wp14">
+<w:hdr xmlns:wpc="http://schemas.microsoft.com/office/word/2010/wordprocessingCanvas" xmlns:cx="http://schemas.microsoft.com/office/drawing/2014/chartex" xmlns:cx1="http://schemas.microsoft.com/office/drawing/2015/9/8/chartex" xmlns:cx2="http://schemas.microsoft.com/office/drawing/2015/10/21/chartex" xmlns:cx3="http://schemas.microsoft.com/office/drawing/2016/5/9/chartex" xmlns:cx4="http://schemas.microsoft.com/office/drawing/2016/5/10/chartex" xmlns:cx5="http://schemas.microsoft.com/office/drawing/2016/5/11/chartex" xmlns:cx6="http://schemas.microsoft.com/office/drawing/2016/5/12/chartex" xmlns:cx7="http://schemas.microsoft.com/office/drawing/2016/5/13/chartex" xmlns:cx8="http://schemas.microsoft.com/office/drawing/2016/5/14/chartex" xmlns:mc="http://schemas.openxmlformats.org/markup-compatibility/2006" xmlns:aink="http://schemas.microsoft.com/office/drawing/2016/ink" xmlns:am3d="http://schemas.microsoft.com/office/drawing/2017/model3d" xmlns:o="urn:schemas-microsoft-com:office:office" xmlns:oel="http://schemas.microsoft.com/office/2019/extlst" xmlns:r="http://schemas.openxmlformats.org/officeDocument/2006/relationships" xmlns:m="http://schemas.openxmlformats.org/officeDocument/2006/math" xmlns:v="urn:schemas-microsoft-com:vml" xmlns:wp14="http://schemas.microsoft.com/office/word/2010/wordprocessingDrawing" xmlns:wp="http://schemas.openxmlformats.org/drawingml/2006/wordprocessingDrawing" xmlns:w10="urn:schemas-microsoft-com:office:word" xmlns:w="http://schemas.openxmlformats.org/wordprocessingml/2006/main" xmlns:w14="http://schemas.microsoft.com/office/word/2010/wordml" xmlns:w15="http://schemas.microsoft.com/office/word/2012/wordml" xmlns:w16cex="http://schemas.microsoft.com/office/word/2018/wordml/cex" xmlns:w16cid="http://schemas.microsoft.com/office/word/2016/wordml/cid" xmlns:w16="http://schemas.microsoft.com/office/word/2018/wordml" xmlns:w16du="http://schemas.microsoft.com/office/word/2023/wordml/word16du" xmlns:w16sdtdh="http://schemas.microsoft.com/office/word/2020/wordml/sdtdatahash" xmlns:w16sdtfl="http://schemas.microsoft.com/office/word/2024/wordml/sdtformatlock" xmlns:w16se="http://schemas.microsoft.com/office/word/2015/wordml/symex" xmlns:wpg="http://schemas.microsoft.com/office/word/2010/wordprocessingGroup" xmlns:wpi="http://schemas.microsoft.com/office/word/2010/wordprocessingInk" xmlns:wne="http://schemas.microsoft.com/office/word/2006/wordml" xmlns:wps="http://schemas.microsoft.com/office/word/2010/wordprocessingShape" mc:Ignorable="w14 w15 w16se w16cid w16 w16cex w16sdtdh w16sdtfl w16du wp14">
   <w:p>
     <w:pPr>
       <w:pStyle w:val="a3"/>
@@ -9386,7 +9440,7 @@
       <mc:AlternateContent>
         <mc:Choice Requires="wps">
           <w:drawing>
-            <wp:anchor distT="0" distB="0" distL="114300" distR="114300" simplePos="0" relativeHeight="251643904" behindDoc="0" locked="0" layoutInCell="1" allowOverlap="1" wp14:anchorId="6C58BEA0">
+            <wp:anchor distT="0" distB="0" distL="114300" distR="114300" simplePos="0" relativeHeight="251643904" behindDoc="0" locked="0" layoutInCell="1" allowOverlap="1" wp14:anchorId="6C58BEA0" wp14:editId="475B2968">
               <wp:simplePos x="0" y="0"/>
               <wp:positionH relativeFrom="page">
                 <wp:posOffset>720090</wp:posOffset>
@@ -9456,7 +9510,7 @@
         </mc:Choice>
         <mc:Fallback>
           <w:pict>
-            <v:rect w14:anchorId="6C58BEA0" id="Прямоугольник 28" o:spid="_x0000_s1034" style="position:absolute;margin-left:56.7pt;margin-top:16.45pt;width:524.4pt;height:807.85pt;z-index:251643904;visibility:visible;mso-wrap-style:square;mso-width-percent:0;mso-height-percent:0;mso-wrap-distance-left:9pt;mso-wrap-distance-top:0;mso-wrap-distance-right:9pt;mso-wrap-distance-bottom:0;mso-position-horizontal:absolute;mso-position-horizontal-relative:page;mso-position-vertical:absolute;mso-position-vertical-relative:page;mso-width-percent:0;mso-height-percent:0;mso-width-relative:page;mso-height-relative:page;v-text-anchor:top" o:gfxdata="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" strokeweight="1.5pt">
+            <v:rect w14:anchorId="6C58BEA0" id="Прямоугольник 28" o:spid="_x0000_s1034" style="position:absolute;margin-left:56.7pt;margin-top:16.45pt;width:524.4pt;height:807.85pt;z-index:251643904;visibility:visible;mso-wrap-style:square;mso-width-percent:0;mso-height-percent:0;mso-wrap-distance-left:9pt;mso-wrap-distance-top:0;mso-wrap-distance-right:9pt;mso-wrap-distance-bottom:0;mso-position-horizontal:absolute;mso-position-horizontal-relative:page;mso-position-vertical:absolute;mso-position-vertical-relative:page;mso-width-percent:0;mso-height-percent:0;mso-width-relative:page;mso-height-relative:page;v-text-anchor:top" o:gfxdata="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" strokeweight="1.5pt">
               <v:path arrowok="t"/>
               <v:textbox>
                 <w:txbxContent>
@@ -9481,7 +9535,7 @@
 </file>
 
 <file path=word/numbering.xml><?xml version="1.0" encoding="utf-8"?>
-<w:numbering xmlns:wpc="http://schemas.microsoft.com/office/word/2010/wordprocessingCanvas" xmlns:cx="http://schemas.microsoft.com/office/drawing/2014/chartex" xmlns:cx1="http://schemas.microsoft.com/office/drawing/2015/9/8/chartex" xmlns:cx2="http://schemas.microsoft.com/office/drawing/2015/10/21/chartex" xmlns:cx3="http://schemas.microsoft.com/office/drawing/2016/5/9/chartex" xmlns:cx4="http://schemas.microsoft.com/office/drawing/2016/5/10/chartex" xmlns:cx5="http://schemas.microsoft.com/office/drawing/2016/5/11/chartex" xmlns:cx6="http://schemas.microsoft.com/office/drawing/2016/5/12/chartex" xmlns:cx7="http://schemas.microsoft.com/office/drawing/2016/5/13/chartex" xmlns:cx8="http://schemas.microsoft.com/office/drawing/2016/5/14/chartex" xmlns:mc="http://schemas.openxmlformats.org/markup-compatibility/2006" xmlns:aink="http://schemas.microsoft.com/office/drawing/2016/ink" xmlns:am3d="http://schemas.microsoft.com/office/drawing/2017/model3d" xmlns:o="urn:schemas-microsoft-com:office:office" xmlns:oel="http://schemas.microsoft.com/office/2019/extlst" xmlns:r="http://schemas.openxmlformats.org/officeDocument/2006/relationships" xmlns:m="http://schemas.openxmlformats.org/officeDocument/2006/math" xmlns:v="urn:schemas-microsoft-com:vml" xmlns:wp14="http://schemas.microsoft.com/office/word/2010/wordprocessingDrawing" xmlns:wp="http://schemas.openxmlformats.org/drawingml/2006/wordprocessingDrawing" xmlns:w10="urn:schemas-microsoft-com:office:word" xmlns:w="http://schemas.openxmlformats.org/wordprocessingml/2006/main" xmlns:w14="http://schemas.microsoft.com/office/word/2010/wordml" xmlns:w15="http://schemas.microsoft.com/office/word/2012/wordml" xmlns:w16cex="http://schemas.microsoft.com/office/word/2018/wordml/cex" xmlns:w16cid="http://schemas.microsoft.com/office/word/2016/wordml/cid" xmlns:w16="http://schemas.microsoft.com/office/word/2018/wordml" xmlns:w16sdtdh="http://schemas.microsoft.com/office/word/2020/wordml/sdtdatahash" xmlns:w16se="http://schemas.microsoft.com/office/word/2015/wordml/symex" xmlns:wpg="http://schemas.microsoft.com/office/word/2010/wordprocessingGroup" xmlns:wpi="http://schemas.microsoft.com/office/word/2010/wordprocessingInk" xmlns:wne="http://schemas.microsoft.com/office/word/2006/wordml" xmlns:wps="http://schemas.microsoft.com/office/word/2010/wordprocessingShape" mc:Ignorable="w14 w15 w16se w16cid w16 w16cex w16sdtdh wp14">
+<w:numbering xmlns:wpc="http://schemas.microsoft.com/office/word/2010/wordprocessingCanvas" xmlns:cx="http://schemas.microsoft.com/office/drawing/2014/chartex" xmlns:cx1="http://schemas.microsoft.com/office/drawing/2015/9/8/chartex" xmlns:cx2="http://schemas.microsoft.com/office/drawing/2015/10/21/chartex" xmlns:cx3="http://schemas.microsoft.com/office/drawing/2016/5/9/chartex" xmlns:cx4="http://schemas.microsoft.com/office/drawing/2016/5/10/chartex" xmlns:cx5="http://schemas.microsoft.com/office/drawing/2016/5/11/chartex" xmlns:cx6="http://schemas.microsoft.com/office/drawing/2016/5/12/chartex" xmlns:cx7="http://schemas.microsoft.com/office/drawing/2016/5/13/chartex" xmlns:cx8="http://schemas.microsoft.com/office/drawing/2016/5/14/chartex" xmlns:mc="http://schemas.openxmlformats.org/markup-compatibility/2006" xmlns:aink="http://schemas.microsoft.com/office/drawing/2016/ink" xmlns:am3d="http://schemas.microsoft.com/office/drawing/2017/model3d" xmlns:o="urn:schemas-microsoft-com:office:office" xmlns:oel="http://schemas.microsoft.com/office/2019/extlst" xmlns:r="http://schemas.openxmlformats.org/officeDocument/2006/relationships" xmlns:m="http://schemas.openxmlformats.org/officeDocument/2006/math" xmlns:v="urn:schemas-microsoft-com:vml" xmlns:wp14="http://schemas.microsoft.com/office/word/2010/wordprocessingDrawing" xmlns:wp="http://schemas.openxmlformats.org/drawingml/2006/wordprocessingDrawing" xmlns:w10="urn:schemas-microsoft-com:office:word" xmlns:w="http://schemas.openxmlformats.org/wordprocessingml/2006/main" xmlns:w14="http://schemas.microsoft.com/office/word/2010/wordml" xmlns:w15="http://schemas.microsoft.com/office/word/2012/wordml" xmlns:w16cex="http://schemas.microsoft.com/office/word/2018/wordml/cex" xmlns:w16cid="http://schemas.microsoft.com/office/word/2016/wordml/cid" xmlns:w16="http://schemas.microsoft.com/office/word/2018/wordml" xmlns:w16du="http://schemas.microsoft.com/office/word/2023/wordml/word16du" xmlns:w16sdtdh="http://schemas.microsoft.com/office/word/2020/wordml/sdtdatahash" xmlns:w16sdtfl="http://schemas.microsoft.com/office/word/2024/wordml/sdtformatlock" xmlns:w16se="http://schemas.microsoft.com/office/word/2015/wordml/symex" xmlns:wpg="http://schemas.microsoft.com/office/word/2010/wordprocessingGroup" xmlns:wpi="http://schemas.microsoft.com/office/word/2010/wordprocessingInk" xmlns:wne="http://schemas.microsoft.com/office/word/2006/wordml" xmlns:wps="http://schemas.microsoft.com/office/word/2010/wordprocessingShape" mc:Ignorable="w14 w15 w16se w16cid w16 w16cex w16sdtdh w16sdtfl w16du wp14">
   <w:abstractNum w:abstractNumId="0" w15:restartNumberingAfterBreak="0">
     <w:nsid w:val="020655F9"/>
     <w:multiLevelType w:val="hybridMultilevel"/>
@@ -11672,7 +11726,7 @@
 </file>
 
 <file path=word/styles.xml><?xml version="1.0" encoding="utf-8"?>
-<w:styles xmlns:mc="http://schemas.openxmlformats.org/markup-compatibility/2006" xmlns:r="http://schemas.openxmlformats.org/officeDocument/2006/relationships" xmlns:w="http://schemas.openxmlformats.org/wordprocessingml/2006/main" xmlns:w14="http://schemas.microsoft.com/office/word/2010/wordml" xmlns:w15="http://schemas.microsoft.com/office/word/2012/wordml" xmlns:w16cex="http://schemas.microsoft.com/office/word/2018/wordml/cex" xmlns:w16cid="http://schemas.microsoft.com/office/word/2016/wordml/cid" xmlns:w16="http://schemas.microsoft.com/office/word/2018/wordml" xmlns:w16sdtdh="http://schemas.microsoft.com/office/word/2020/wordml/sdtdatahash" xmlns:w16se="http://schemas.microsoft.com/office/word/2015/wordml/symex" mc:Ignorable="w14 w15 w16se w16cid w16 w16cex w16sdtdh">
+<w:styles xmlns:mc="http://schemas.openxmlformats.org/markup-compatibility/2006" xmlns:r="http://schemas.openxmlformats.org/officeDocument/2006/relationships" xmlns:w="http://schemas.openxmlformats.org/wordprocessingml/2006/main" xmlns:w14="http://schemas.microsoft.com/office/word/2010/wordml" xmlns:w15="http://schemas.microsoft.com/office/word/2012/wordml" xmlns:w16cex="http://schemas.microsoft.com/office/word/2018/wordml/cex" xmlns:w16cid="http://schemas.microsoft.com/office/word/2016/wordml/cid" xmlns:w16="http://schemas.microsoft.com/office/word/2018/wordml" xmlns:w16du="http://schemas.microsoft.com/office/word/2023/wordml/word16du" xmlns:w16sdtdh="http://schemas.microsoft.com/office/word/2020/wordml/sdtdatahash" xmlns:w16sdtfl="http://schemas.microsoft.com/office/word/2024/wordml/sdtformatlock" xmlns:w16se="http://schemas.microsoft.com/office/word/2015/wordml/symex" mc:Ignorable="w14 w15 w16se w16cid w16 w16cex w16sdtdh w16sdtfl w16du">
   <w:docDefaults>
     <w:rPrDefault>
       <w:rPr>
